--- a/src/main/resources/modeles/dao-fixes/PRESTATIONS_INTELLECTUELLES-CCAG.docx
+++ b/src/main/resources/modeles/dao-fixes/PRESTATIONS_INTELLECTUELLES-CCAG.docx
@@ -2,5426 +2,6 @@
 <file path=word/document.xml><?xml version="1.0" encoding="utf-8"?>
 <w:document xmlns:wpc="http://schemas.microsoft.com/office/word/2010/wordprocessingCanvas" xmlns:cx="http://schemas.microsoft.com/office/drawing/2014/chartex" xmlns:cx1="http://schemas.microsoft.com/office/drawing/2015/9/8/chartex" xmlns:cx2="http://schemas.microsoft.com/office/drawing/2015/10/21/chartex" xmlns:cx3="http://schemas.microsoft.com/office/drawing/2016/5/9/chartex" xmlns:cx4="http://schemas.microsoft.com/office/drawing/2016/5/10/chartex" xmlns:cx5="http://schemas.microsoft.com/office/drawing/2016/5/11/chartex" xmlns:cx6="http://schemas.microsoft.com/office/drawing/2016/5/12/chartex" xmlns:cx7="http://schemas.microsoft.com/office/drawing/2016/5/13/chartex" xmlns:cx8="http://schemas.microsoft.com/office/drawing/2016/5/14/chartex" xmlns:mc="http://schemas.openxmlformats.org/markup-compatibility/2006" xmlns:aink="http://schemas.microsoft.com/office/drawing/2016/ink" xmlns:am3d="http://schemas.microsoft.com/office/drawing/2017/model3d" xmlns:o="urn:schemas-microsoft-com:office:office" xmlns:oel="http://schemas.microsoft.com/office/2019/extlst" xmlns:r="http://schemas.openxmlformats.org/officeDocument/2006/relationships" xmlns:m="http://schemas.openxmlformats.org/officeDocument/2006/math" xmlns:v="urn:schemas-microsoft-com:vml" xmlns:wp14="http://schemas.microsoft.com/office/word/2010/wordprocessingDrawing" xmlns:wp="http://schemas.openxmlformats.org/drawingml/2006/wordprocessingDrawing" xmlns:w10="urn:schemas-microsoft-com:office:word" xmlns:w="http://schemas.openxmlformats.org/wordprocessingml/2006/main" xmlns:w14="http://schemas.microsoft.com/office/word/2010/wordml" xmlns:w15="http://schemas.microsoft.com/office/word/2012/wordml" xmlns:w16cex="http://schemas.microsoft.com/office/word/2018/wordml/cex" xmlns:w16cid="http://schemas.microsoft.com/office/word/2016/wordml/cid" xmlns:w16="http://schemas.microsoft.com/office/word/2018/wordml" xmlns:w16du="http://schemas.microsoft.com/office/word/2023/wordml/word16du" xmlns:w16sdtdh="http://schemas.microsoft.com/office/word/2020/wordml/sdtdatahash" xmlns:w16sdtfl="http://schemas.microsoft.com/office/word/2024/wordml/sdtformatlock" xmlns:w16se="http://schemas.microsoft.com/office/word/2015/wordml/symex" xmlns:wpg="http://schemas.microsoft.com/office/word/2010/wordprocessingGroup" xmlns:wpi="http://schemas.microsoft.com/office/word/2010/wordprocessingInk" xmlns:wne="http://schemas.microsoft.com/office/word/2006/wordml" xmlns:wps="http://schemas.microsoft.com/office/word/2010/wordprocessingShape" mc:Ignorable="w14 w15 w16se w16cid w16 w16cex w16sdtdh w16sdtfl w16du wp14">
   <w:body>
-    <w:p>
-      <w:pPr>
-        <w:jc w:val="center"/>
-        <w:rPr>
-          <w:rFonts w:ascii="Arial" w:hAnsi="Arial"/>
-          <w:b/>
-        </w:rPr>
-      </w:pPr>
-    </w:p>
-    <w:p>
-      <w:pPr>
-        <w:jc w:val="center"/>
-        <w:rPr>
-          <w:rFonts w:ascii="Arial" w:hAnsi="Arial"/>
-          <w:b/>
-          <w:sz w:val="28"/>
-        </w:rPr>
-      </w:pPr>
-    </w:p>
-    <w:p>
-      <w:pPr>
-        <w:jc w:val="center"/>
-        <w:rPr>
-          <w:rFonts w:ascii="Arial" w:hAnsi="Arial"/>
-          <w:b/>
-          <w:sz w:val="28"/>
-        </w:rPr>
-      </w:pPr>
-    </w:p>
-    <w:p>
-      <w:pPr>
-        <w:jc w:val="center"/>
-        <w:rPr>
-          <w:rFonts w:ascii="Arial" w:hAnsi="Arial"/>
-          <w:b/>
-          <w:sz w:val="28"/>
-        </w:rPr>
-      </w:pPr>
-    </w:p>
-    <w:p>
-      <w:pPr>
-        <w:jc w:val="center"/>
-        <w:rPr>
-          <w:rFonts w:ascii="Arial" w:hAnsi="Arial"/>
-          <w:b/>
-          <w:sz w:val="28"/>
-        </w:rPr>
-      </w:pPr>
-    </w:p>
-    <w:p>
-      <w:pPr>
-        <w:jc w:val="center"/>
-        <w:rPr>
-          <w:rFonts w:ascii="Arial" w:hAnsi="Arial"/>
-          <w:b/>
-          <w:sz w:val="28"/>
-        </w:rPr>
-      </w:pPr>
-    </w:p>
-    <w:p>
-      <w:pPr>
-        <w:jc w:val="center"/>
-        <w:rPr>
-          <w:rFonts w:ascii="Arial" w:hAnsi="Arial"/>
-          <w:b/>
-          <w:sz w:val="28"/>
-        </w:rPr>
-      </w:pPr>
-    </w:p>
-    <w:p>
-      <w:pPr>
-        <w:jc w:val="center"/>
-        <w:rPr>
-          <w:rFonts w:ascii="Arial" w:hAnsi="Arial"/>
-          <w:b/>
-          <w:sz w:val="40"/>
-        </w:rPr>
-      </w:pPr>
-      <w:r>
-        <w:rPr>
-          <w:rFonts w:ascii="Arial" w:hAnsi="Arial"/>
-          <w:b/>
-          <w:sz w:val="40"/>
-        </w:rPr>
-        <w:t xml:space="preserve">DOSSIER TYPE DE CONSULTATION </w:t>
-      </w:r>
-    </w:p>
-    <w:p>
-      <w:pPr>
-        <w:jc w:val="center"/>
-        <w:rPr>
-          <w:rFonts w:ascii="Arial" w:hAnsi="Arial"/>
-          <w:b/>
-          <w:sz w:val="28"/>
-        </w:rPr>
-      </w:pPr>
-    </w:p>
-    <w:p>
-      <w:pPr>
-        <w:pStyle w:val="Titre"/>
-        <w:rPr>
-          <w:rFonts w:ascii="Arial" w:hAnsi="Arial"/>
-          <w:b w:val="0"/>
-          <w:sz w:val="28"/>
-        </w:rPr>
-      </w:pPr>
-    </w:p>
-    <w:p>
-      <w:pPr>
-        <w:pStyle w:val="Titre"/>
-        <w:rPr>
-          <w:rFonts w:ascii="Arial" w:hAnsi="Arial"/>
-          <w:b w:val="0"/>
-          <w:sz w:val="28"/>
-        </w:rPr>
-      </w:pPr>
-    </w:p>
-    <w:p>
-      <w:pPr>
-        <w:pStyle w:val="Titre"/>
-        <w:rPr>
-          <w:rFonts w:ascii="Arial" w:hAnsi="Arial"/>
-          <w:sz w:val="28"/>
-        </w:rPr>
-      </w:pPr>
-      <w:r>
-        <w:rPr>
-          <w:rFonts w:ascii="Arial" w:hAnsi="Arial"/>
-          <w:sz w:val="28"/>
-        </w:rPr>
-        <w:t>PARTIE II : MARCHE</w:t>
-      </w:r>
-    </w:p>
-    <w:p>
-      <w:pPr>
-        <w:pStyle w:val="Titre"/>
-        <w:rPr>
-          <w:rFonts w:ascii="Arial" w:hAnsi="Arial"/>
-          <w:b w:val="0"/>
-          <w:sz w:val="28"/>
-        </w:rPr>
-      </w:pPr>
-    </w:p>
-    <w:p>
-      <w:pPr>
-        <w:pStyle w:val="Titre"/>
-        <w:rPr>
-          <w:rFonts w:ascii="Arial" w:hAnsi="Arial"/>
-          <w:b w:val="0"/>
-          <w:sz w:val="28"/>
-        </w:rPr>
-      </w:pPr>
-    </w:p>
-    <w:p>
-      <w:pPr>
-        <w:pStyle w:val="Titre"/>
-        <w:rPr>
-          <w:rFonts w:ascii="Arial" w:hAnsi="Arial"/>
-          <w:b w:val="0"/>
-          <w:sz w:val="28"/>
-        </w:rPr>
-      </w:pPr>
-    </w:p>
-    <w:p>
-      <w:pPr>
-        <w:pStyle w:val="Titre"/>
-        <w:rPr>
-          <w:rFonts w:ascii="Arial" w:hAnsi="Arial"/>
-          <w:b w:val="0"/>
-          <w:sz w:val="28"/>
-        </w:rPr>
-      </w:pPr>
-    </w:p>
-    <w:p>
-      <w:pPr>
-        <w:pStyle w:val="Titre"/>
-        <w:rPr>
-          <w:rFonts w:ascii="Arial" w:hAnsi="Arial"/>
-          <w:b w:val="0"/>
-          <w:sz w:val="28"/>
-        </w:rPr>
-      </w:pPr>
-    </w:p>
-    <w:p>
-      <w:pPr>
-        <w:pStyle w:val="Titre"/>
-        <w:tabs>
-          <w:tab w:val="left" w:pos="0"/>
-        </w:tabs>
-        <w:ind w:right="4"/>
-        <w:rPr>
-          <w:rFonts w:ascii="Arial" w:hAnsi="Arial"/>
-          <w:sz w:val="28"/>
-        </w:rPr>
-      </w:pPr>
-      <w:r>
-        <w:rPr>
-          <w:rFonts w:ascii="Arial" w:hAnsi="Arial"/>
-          <w:sz w:val="28"/>
-        </w:rPr>
-        <w:t>2.3. - CAHIER DES CLAUSES ADMINISTRATIVES GENERALES</w:t>
-      </w:r>
-    </w:p>
-    <w:p>
-      <w:pPr>
-        <w:jc w:val="center"/>
-        <w:rPr>
-          <w:rFonts w:ascii="Arial" w:hAnsi="Arial"/>
-          <w:b/>
-        </w:rPr>
-      </w:pPr>
-    </w:p>
-    <w:p>
-      <w:pPr>
-        <w:jc w:val="center"/>
-        <w:rPr>
-          <w:rFonts w:ascii="Arial" w:hAnsi="Arial"/>
-          <w:b/>
-        </w:rPr>
-      </w:pPr>
-    </w:p>
-    <w:p>
-      <w:pPr>
-        <w:jc w:val="center"/>
-        <w:rPr>
-          <w:rFonts w:ascii="Arial" w:hAnsi="Arial"/>
-          <w:b/>
-        </w:rPr>
-      </w:pPr>
-    </w:p>
-    <w:p>
-      <w:pPr>
-        <w:jc w:val="center"/>
-        <w:rPr>
-          <w:rFonts w:ascii="Arial" w:hAnsi="Arial"/>
-          <w:b/>
-        </w:rPr>
-      </w:pPr>
-    </w:p>
-    <w:p>
-      <w:pPr>
-        <w:jc w:val="center"/>
-        <w:rPr>
-          <w:rFonts w:ascii="Arial" w:hAnsi="Arial"/>
-          <w:b/>
-          <w:sz w:val="28"/>
-        </w:rPr>
-      </w:pPr>
-      <w:r>
-        <w:rPr>
-          <w:rFonts w:ascii="Arial" w:hAnsi="Arial"/>
-          <w:b/>
-          <w:sz w:val="28"/>
-        </w:rPr>
-        <w:t xml:space="preserve">Applicables aux Marchés Publics </w:t>
-      </w:r>
-    </w:p>
-    <w:p>
-      <w:pPr>
-        <w:jc w:val="center"/>
-        <w:rPr>
-          <w:rFonts w:ascii="Arial" w:hAnsi="Arial"/>
-          <w:b/>
-          <w:sz w:val="28"/>
-        </w:rPr>
-      </w:pPr>
-    </w:p>
-    <w:p>
-      <w:pPr>
-        <w:jc w:val="center"/>
-        <w:rPr>
-          <w:rFonts w:ascii="Arial" w:hAnsi="Arial"/>
-          <w:b/>
-          <w:sz w:val="28"/>
-        </w:rPr>
-      </w:pPr>
-      <w:r>
-        <w:rPr>
-          <w:rFonts w:ascii="Arial" w:hAnsi="Arial"/>
-          <w:b/>
-          <w:sz w:val="28"/>
-        </w:rPr>
-        <w:t>de Prestations Intellectuelles</w:t>
-      </w:r>
-    </w:p>
-    <w:p>
-      <w:pPr>
-        <w:pStyle w:val="Textecourant"/>
-        <w:ind w:left="284" w:right="283" w:firstLine="0"/>
-        <w:jc w:val="center"/>
-        <w:rPr>
-          <w:rFonts w:ascii="Arial" w:hAnsi="Arial"/>
-          <w:b/>
-          <w:sz w:val="28"/>
-        </w:rPr>
-      </w:pPr>
-    </w:p>
-    <w:p>
-      <w:pPr>
-        <w:jc w:val="center"/>
-        <w:rPr>
-          <w:rFonts w:ascii="Arial" w:hAnsi="Arial"/>
-        </w:rPr>
-      </w:pPr>
-    </w:p>
-    <w:p>
-      <w:pPr>
-        <w:jc w:val="center"/>
-        <w:rPr>
-          <w:rFonts w:ascii="Arial" w:hAnsi="Arial"/>
-        </w:rPr>
-      </w:pPr>
-    </w:p>
-    <w:p>
-      <w:pPr>
-        <w:jc w:val="center"/>
-        <w:rPr>
-          <w:rFonts w:ascii="Arial" w:hAnsi="Arial"/>
-        </w:rPr>
-      </w:pPr>
-    </w:p>
-    <w:p>
-      <w:pPr>
-        <w:jc w:val="center"/>
-        <w:rPr>
-          <w:rFonts w:ascii="Arial" w:hAnsi="Arial"/>
-        </w:rPr>
-      </w:pPr>
-    </w:p>
-    <w:p>
-      <w:pPr>
-        <w:jc w:val="center"/>
-        <w:rPr>
-          <w:rFonts w:ascii="Arial" w:hAnsi="Arial"/>
-        </w:rPr>
-      </w:pPr>
-    </w:p>
-    <w:p>
-      <w:pPr>
-        <w:rPr>
-          <w:rFonts w:ascii="Arial" w:hAnsi="Arial"/>
-        </w:rPr>
-      </w:pPr>
-    </w:p>
-    <w:p>
-      <w:pPr>
-        <w:rPr>
-          <w:rFonts w:ascii="Arial" w:hAnsi="Arial"/>
-        </w:rPr>
-      </w:pPr>
-    </w:p>
-    <w:p>
-      <w:pPr>
-        <w:rPr>
-          <w:rFonts w:ascii="Arial" w:hAnsi="Arial"/>
-        </w:rPr>
-      </w:pPr>
-    </w:p>
-    <w:p>
-      <w:pPr>
-        <w:pStyle w:val="H3"/>
-        <w:keepNext w:val="0"/>
-        <w:widowControl w:val="0"/>
-        <w:spacing w:before="0" w:after="0"/>
-        <w:jc w:val="center"/>
-        <w:rPr>
-          <w:rFonts w:ascii="Arial" w:hAnsi="Arial"/>
-          <w:sz w:val="20"/>
-        </w:rPr>
-      </w:pPr>
-      <w:r>
-        <w:rPr>
-          <w:rFonts w:ascii="Arial" w:hAnsi="Arial"/>
-          <w:sz w:val="20"/>
-        </w:rPr>
-        <w:br w:type="page"/>
-      </w:r>
-      <w:r>
-        <w:rPr>
-          <w:rFonts w:ascii="Arial" w:hAnsi="Arial"/>
-          <w:sz w:val="20"/>
-        </w:rPr>
-        <w:lastRenderedPageBreak/>
-        <w:t>Cahier des Clauses Administratives Générales</w:t>
-      </w:r>
-    </w:p>
-    <w:p>
-      <w:pPr>
-        <w:jc w:val="center"/>
-        <w:rPr>
-          <w:rFonts w:ascii="Arial" w:hAnsi="Arial"/>
-          <w:b/>
-        </w:rPr>
-      </w:pPr>
-    </w:p>
-    <w:p>
-      <w:pPr>
-        <w:jc w:val="center"/>
-        <w:rPr>
-          <w:rFonts w:ascii="Arial" w:hAnsi="Arial"/>
-          <w:b/>
-        </w:rPr>
-      </w:pPr>
-      <w:r>
-        <w:rPr>
-          <w:rFonts w:ascii="Arial" w:hAnsi="Arial"/>
-          <w:b/>
-        </w:rPr>
-        <w:t>Applicables aux Marchés Publics de Prestations intellectuelles</w:t>
-      </w:r>
-    </w:p>
-    <w:p>
-      <w:pPr>
-        <w:rPr>
-          <w:rFonts w:ascii="Arial" w:hAnsi="Arial"/>
-        </w:rPr>
-      </w:pPr>
-    </w:p>
-    <w:p>
-      <w:pPr>
-        <w:jc w:val="center"/>
-        <w:rPr>
-          <w:rFonts w:ascii="Arial" w:hAnsi="Arial"/>
-          <w:b/>
-          <w:u w:val="single"/>
-        </w:rPr>
-      </w:pPr>
-      <w:r>
-        <w:rPr>
-          <w:rFonts w:ascii="Arial" w:hAnsi="Arial"/>
-          <w:b/>
-          <w:u w:val="single"/>
-        </w:rPr>
-        <w:t>TABLE DES MATIERES</w:t>
-      </w:r>
-    </w:p>
-    <w:p>
-      <w:pPr>
-        <w:jc w:val="center"/>
-        <w:rPr>
-          <w:rFonts w:ascii="Arial" w:hAnsi="Arial"/>
-          <w:b/>
-          <w:u w:val="single"/>
-        </w:rPr>
-      </w:pPr>
-    </w:p>
-    <w:p>
-      <w:pPr>
-        <w:jc w:val="center"/>
-        <w:rPr>
-          <w:rFonts w:ascii="Arial" w:hAnsi="Arial"/>
-          <w:b/>
-          <w:u w:val="single"/>
-        </w:rPr>
-      </w:pPr>
-    </w:p>
-    <w:p>
-      <w:pPr>
-        <w:pStyle w:val="TM1"/>
-        <w:tabs>
-          <w:tab w:val="right" w:leader="dot" w:pos="9350"/>
-        </w:tabs>
-        <w:rPr>
-          <w:noProof/>
-          <w:sz w:val="24"/>
-        </w:rPr>
-      </w:pPr>
-      <w:r>
-        <w:rPr>
-          <w:rFonts w:ascii="Arial" w:hAnsi="Arial"/>
-          <w:b/>
-          <w:u w:val="single"/>
-        </w:rPr>
-        <w:fldChar w:fldCharType="begin"/>
-      </w:r>
-      <w:r>
-        <w:rPr>
-          <w:rFonts w:ascii="Arial" w:hAnsi="Arial"/>
-          <w:b/>
-          <w:u w:val="single"/>
-        </w:rPr>
-        <w:instrText xml:space="preserve"> TOC \o "1-3" </w:instrText>
-      </w:r>
-      <w:r>
-        <w:rPr>
-          <w:rFonts w:ascii="Arial" w:hAnsi="Arial"/>
-          <w:b/>
-          <w:u w:val="single"/>
-        </w:rPr>
-        <w:fldChar w:fldCharType="separate"/>
-      </w:r>
-      <w:r>
-        <w:rPr>
-          <w:noProof/>
-        </w:rPr>
-        <w:t>CHAPITRE PREMIER GENERALITES</w:t>
-      </w:r>
-      <w:r>
-        <w:rPr>
-          <w:noProof/>
-        </w:rPr>
-        <w:tab/>
-      </w:r>
-      <w:r>
-        <w:rPr>
-          <w:noProof/>
-        </w:rPr>
-        <w:fldChar w:fldCharType="begin"/>
-      </w:r>
-      <w:r>
-        <w:rPr>
-          <w:noProof/>
-        </w:rPr>
-        <w:instrText xml:space="preserve"> PAGEREF _Toc135474634 \h </w:instrText>
-      </w:r>
-      <w:r>
-        <w:rPr>
-          <w:noProof/>
-        </w:rPr>
-      </w:r>
-      <w:r>
-        <w:rPr>
-          <w:noProof/>
-        </w:rPr>
-        <w:fldChar w:fldCharType="separate"/>
-      </w:r>
-      <w:r>
-        <w:rPr>
-          <w:noProof/>
-        </w:rPr>
-        <w:t>4</w:t>
-      </w:r>
-      <w:r>
-        <w:rPr>
-          <w:noProof/>
-        </w:rPr>
-        <w:fldChar w:fldCharType="end"/>
-      </w:r>
-    </w:p>
-    <w:p>
-      <w:pPr>
-        <w:pStyle w:val="TM2"/>
-        <w:tabs>
-          <w:tab w:val="right" w:leader="dot" w:pos="9350"/>
-        </w:tabs>
-        <w:rPr>
-          <w:noProof/>
-          <w:sz w:val="24"/>
-        </w:rPr>
-      </w:pPr>
-      <w:r>
-        <w:rPr>
-          <w:noProof/>
-        </w:rPr>
-        <w:t>Article 1er Champ d'application</w:t>
-      </w:r>
-      <w:r>
-        <w:rPr>
-          <w:noProof/>
-        </w:rPr>
-        <w:tab/>
-      </w:r>
-      <w:r>
-        <w:rPr>
-          <w:noProof/>
-        </w:rPr>
-        <w:fldChar w:fldCharType="begin"/>
-      </w:r>
-      <w:r>
-        <w:rPr>
-          <w:noProof/>
-        </w:rPr>
-        <w:instrText xml:space="preserve"> PAGEREF _Toc135474635 \h </w:instrText>
-      </w:r>
-      <w:r>
-        <w:rPr>
-          <w:noProof/>
-        </w:rPr>
-      </w:r>
-      <w:r>
-        <w:rPr>
-          <w:noProof/>
-        </w:rPr>
-        <w:fldChar w:fldCharType="separate"/>
-      </w:r>
-      <w:r>
-        <w:rPr>
-          <w:noProof/>
-        </w:rPr>
-        <w:t>4</w:t>
-      </w:r>
-      <w:r>
-        <w:rPr>
-          <w:noProof/>
-        </w:rPr>
-        <w:fldChar w:fldCharType="end"/>
-      </w:r>
-    </w:p>
-    <w:p>
-      <w:pPr>
-        <w:pStyle w:val="TM2"/>
-        <w:tabs>
-          <w:tab w:val="right" w:leader="dot" w:pos="9350"/>
-        </w:tabs>
-        <w:rPr>
-          <w:noProof/>
-          <w:sz w:val="24"/>
-        </w:rPr>
-      </w:pPr>
-      <w:r>
-        <w:rPr>
-          <w:noProof/>
-        </w:rPr>
-        <w:t>Article 2 Définitions et interpétation</w:t>
-      </w:r>
-      <w:r>
-        <w:rPr>
-          <w:noProof/>
-        </w:rPr>
-        <w:tab/>
-      </w:r>
-      <w:r>
-        <w:rPr>
-          <w:noProof/>
-        </w:rPr>
-        <w:fldChar w:fldCharType="begin"/>
-      </w:r>
-      <w:r>
-        <w:rPr>
-          <w:noProof/>
-        </w:rPr>
-        <w:instrText xml:space="preserve"> PAGEREF _Toc135474636 \h </w:instrText>
-      </w:r>
-      <w:r>
-        <w:rPr>
-          <w:noProof/>
-        </w:rPr>
-      </w:r>
-      <w:r>
-        <w:rPr>
-          <w:noProof/>
-        </w:rPr>
-        <w:fldChar w:fldCharType="separate"/>
-      </w:r>
-      <w:r>
-        <w:rPr>
-          <w:noProof/>
-        </w:rPr>
-        <w:t>4</w:t>
-      </w:r>
-      <w:r>
-        <w:rPr>
-          <w:noProof/>
-        </w:rPr>
-        <w:fldChar w:fldCharType="end"/>
-      </w:r>
-    </w:p>
-    <w:p>
-      <w:pPr>
-        <w:pStyle w:val="TM3"/>
-        <w:tabs>
-          <w:tab w:val="right" w:leader="dot" w:pos="9350"/>
-        </w:tabs>
-        <w:rPr>
-          <w:noProof/>
-          <w:sz w:val="24"/>
-        </w:rPr>
-      </w:pPr>
-      <w:r>
-        <w:rPr>
-          <w:noProof/>
-        </w:rPr>
-        <w:t>2.1. Définitions</w:t>
-      </w:r>
-      <w:r>
-        <w:rPr>
-          <w:noProof/>
-        </w:rPr>
-        <w:tab/>
-      </w:r>
-      <w:r>
-        <w:rPr>
-          <w:noProof/>
-        </w:rPr>
-        <w:fldChar w:fldCharType="begin"/>
-      </w:r>
-      <w:r>
-        <w:rPr>
-          <w:noProof/>
-        </w:rPr>
-        <w:instrText xml:space="preserve"> PAGEREF _Toc135474637 \h </w:instrText>
-      </w:r>
-      <w:r>
-        <w:rPr>
-          <w:noProof/>
-        </w:rPr>
-      </w:r>
-      <w:r>
-        <w:rPr>
-          <w:noProof/>
-        </w:rPr>
-        <w:fldChar w:fldCharType="separate"/>
-      </w:r>
-      <w:r>
-        <w:rPr>
-          <w:noProof/>
-        </w:rPr>
-        <w:t>4</w:t>
-      </w:r>
-      <w:r>
-        <w:rPr>
-          <w:noProof/>
-        </w:rPr>
-        <w:fldChar w:fldCharType="end"/>
-      </w:r>
-    </w:p>
-    <w:p>
-      <w:pPr>
-        <w:pStyle w:val="TM3"/>
-        <w:tabs>
-          <w:tab w:val="right" w:leader="dot" w:pos="9350"/>
-        </w:tabs>
-        <w:rPr>
-          <w:noProof/>
-          <w:sz w:val="24"/>
-        </w:rPr>
-      </w:pPr>
-      <w:r>
-        <w:rPr>
-          <w:noProof/>
-        </w:rPr>
-        <w:t>2.2. Langue</w:t>
-      </w:r>
-      <w:r>
-        <w:rPr>
-          <w:noProof/>
-        </w:rPr>
-        <w:tab/>
-      </w:r>
-      <w:r>
-        <w:rPr>
-          <w:noProof/>
-        </w:rPr>
-        <w:fldChar w:fldCharType="begin"/>
-      </w:r>
-      <w:r>
-        <w:rPr>
-          <w:noProof/>
-        </w:rPr>
-        <w:instrText xml:space="preserve"> PAGEREF _Toc135474638 \h </w:instrText>
-      </w:r>
-      <w:r>
-        <w:rPr>
-          <w:noProof/>
-        </w:rPr>
-      </w:r>
-      <w:r>
-        <w:rPr>
-          <w:noProof/>
-        </w:rPr>
-        <w:fldChar w:fldCharType="separate"/>
-      </w:r>
-      <w:r>
-        <w:rPr>
-          <w:noProof/>
-        </w:rPr>
-        <w:t>4</w:t>
-      </w:r>
-      <w:r>
-        <w:rPr>
-          <w:noProof/>
-        </w:rPr>
-        <w:fldChar w:fldCharType="end"/>
-      </w:r>
-    </w:p>
-    <w:p>
-      <w:pPr>
-        <w:pStyle w:val="TM3"/>
-        <w:tabs>
-          <w:tab w:val="right" w:leader="dot" w:pos="9350"/>
-        </w:tabs>
-        <w:rPr>
-          <w:noProof/>
-          <w:sz w:val="24"/>
-        </w:rPr>
-      </w:pPr>
-      <w:r>
-        <w:rPr>
-          <w:noProof/>
-        </w:rPr>
-        <w:t>2.3. Titres - usage du singulier ou du pluriel</w:t>
-      </w:r>
-      <w:r>
-        <w:rPr>
-          <w:noProof/>
-        </w:rPr>
-        <w:tab/>
-      </w:r>
-      <w:r>
-        <w:rPr>
-          <w:noProof/>
-        </w:rPr>
-        <w:fldChar w:fldCharType="begin"/>
-      </w:r>
-      <w:r>
-        <w:rPr>
-          <w:noProof/>
-        </w:rPr>
-        <w:instrText xml:space="preserve"> PAGEREF _Toc135474639 \h </w:instrText>
-      </w:r>
-      <w:r>
-        <w:rPr>
-          <w:noProof/>
-        </w:rPr>
-      </w:r>
-      <w:r>
-        <w:rPr>
-          <w:noProof/>
-        </w:rPr>
-        <w:fldChar w:fldCharType="separate"/>
-      </w:r>
-      <w:r>
-        <w:rPr>
-          <w:noProof/>
-        </w:rPr>
-        <w:t>5</w:t>
-      </w:r>
-      <w:r>
-        <w:rPr>
-          <w:noProof/>
-        </w:rPr>
-        <w:fldChar w:fldCharType="end"/>
-      </w:r>
-    </w:p>
-    <w:p>
-      <w:pPr>
-        <w:pStyle w:val="TM2"/>
-        <w:tabs>
-          <w:tab w:val="right" w:leader="dot" w:pos="9350"/>
-        </w:tabs>
-        <w:rPr>
-          <w:noProof/>
-          <w:sz w:val="24"/>
-        </w:rPr>
-      </w:pPr>
-      <w:r>
-        <w:rPr>
-          <w:noProof/>
-        </w:rPr>
-        <w:t>Article 3 - Informations générales concernant le Consultant</w:t>
-      </w:r>
-      <w:r>
-        <w:rPr>
-          <w:noProof/>
-        </w:rPr>
-        <w:tab/>
-      </w:r>
-      <w:r>
-        <w:rPr>
-          <w:noProof/>
-        </w:rPr>
-        <w:fldChar w:fldCharType="begin"/>
-      </w:r>
-      <w:r>
-        <w:rPr>
-          <w:noProof/>
-        </w:rPr>
-        <w:instrText xml:space="preserve"> PAGEREF _Toc135474640 \h </w:instrText>
-      </w:r>
-      <w:r>
-        <w:rPr>
-          <w:noProof/>
-        </w:rPr>
-      </w:r>
-      <w:r>
-        <w:rPr>
-          <w:noProof/>
-        </w:rPr>
-        <w:fldChar w:fldCharType="separate"/>
-      </w:r>
-      <w:r>
-        <w:rPr>
-          <w:noProof/>
-        </w:rPr>
-        <w:t>5</w:t>
-      </w:r>
-      <w:r>
-        <w:rPr>
-          <w:noProof/>
-        </w:rPr>
-        <w:fldChar w:fldCharType="end"/>
-      </w:r>
-    </w:p>
-    <w:p>
-      <w:pPr>
-        <w:pStyle w:val="TM3"/>
-        <w:tabs>
-          <w:tab w:val="right" w:leader="dot" w:pos="9350"/>
-        </w:tabs>
-        <w:rPr>
-          <w:noProof/>
-          <w:sz w:val="24"/>
-        </w:rPr>
-      </w:pPr>
-      <w:r>
-        <w:rPr>
-          <w:noProof/>
-        </w:rPr>
-        <w:t>3.1. Représentation du Consultant</w:t>
-      </w:r>
-      <w:r>
-        <w:rPr>
-          <w:noProof/>
-        </w:rPr>
-        <w:tab/>
-      </w:r>
-      <w:r>
-        <w:rPr>
-          <w:noProof/>
-        </w:rPr>
-        <w:fldChar w:fldCharType="begin"/>
-      </w:r>
-      <w:r>
-        <w:rPr>
-          <w:noProof/>
-        </w:rPr>
-        <w:instrText xml:space="preserve"> PAGEREF _Toc135474641 \h </w:instrText>
-      </w:r>
-      <w:r>
-        <w:rPr>
-          <w:noProof/>
-        </w:rPr>
-      </w:r>
-      <w:r>
-        <w:rPr>
-          <w:noProof/>
-        </w:rPr>
-        <w:fldChar w:fldCharType="separate"/>
-      </w:r>
-      <w:r>
-        <w:rPr>
-          <w:noProof/>
-        </w:rPr>
-        <w:t>5</w:t>
-      </w:r>
-      <w:r>
-        <w:rPr>
-          <w:noProof/>
-        </w:rPr>
-        <w:fldChar w:fldCharType="end"/>
-      </w:r>
-    </w:p>
-    <w:p>
-      <w:pPr>
-        <w:pStyle w:val="TM3"/>
-        <w:tabs>
-          <w:tab w:val="right" w:leader="dot" w:pos="9350"/>
-        </w:tabs>
-        <w:rPr>
-          <w:noProof/>
-          <w:sz w:val="24"/>
-        </w:rPr>
-      </w:pPr>
-      <w:r>
-        <w:rPr>
-          <w:noProof/>
-        </w:rPr>
-        <w:t>3.2. Modifications concernant le Consultant</w:t>
-      </w:r>
-      <w:r>
-        <w:rPr>
-          <w:noProof/>
-        </w:rPr>
-        <w:tab/>
-      </w:r>
-      <w:r>
-        <w:rPr>
-          <w:noProof/>
-        </w:rPr>
-        <w:fldChar w:fldCharType="begin"/>
-      </w:r>
-      <w:r>
-        <w:rPr>
-          <w:noProof/>
-        </w:rPr>
-        <w:instrText xml:space="preserve"> PAGEREF _Toc135474642 \h </w:instrText>
-      </w:r>
-      <w:r>
-        <w:rPr>
-          <w:noProof/>
-        </w:rPr>
-      </w:r>
-      <w:r>
-        <w:rPr>
-          <w:noProof/>
-        </w:rPr>
-        <w:fldChar w:fldCharType="separate"/>
-      </w:r>
-      <w:r>
-        <w:rPr>
-          <w:noProof/>
-        </w:rPr>
-        <w:t>5</w:t>
-      </w:r>
-      <w:r>
-        <w:rPr>
-          <w:noProof/>
-        </w:rPr>
-        <w:fldChar w:fldCharType="end"/>
-      </w:r>
-    </w:p>
-    <w:p>
-      <w:pPr>
-        <w:pStyle w:val="TM2"/>
-        <w:tabs>
-          <w:tab w:val="right" w:leader="dot" w:pos="9350"/>
-        </w:tabs>
-        <w:rPr>
-          <w:noProof/>
-          <w:sz w:val="24"/>
-        </w:rPr>
-      </w:pPr>
-      <w:r>
-        <w:rPr>
-          <w:noProof/>
-        </w:rPr>
-        <w:t>Article 4 - Notifications et décompte des délais</w:t>
-      </w:r>
-      <w:r>
-        <w:rPr>
-          <w:noProof/>
-        </w:rPr>
-        <w:tab/>
-      </w:r>
-      <w:r>
-        <w:rPr>
-          <w:noProof/>
-        </w:rPr>
-        <w:fldChar w:fldCharType="begin"/>
-      </w:r>
-      <w:r>
-        <w:rPr>
-          <w:noProof/>
-        </w:rPr>
-        <w:instrText xml:space="preserve"> PAGEREF _Toc135474643 \h </w:instrText>
-      </w:r>
-      <w:r>
-        <w:rPr>
-          <w:noProof/>
-        </w:rPr>
-      </w:r>
-      <w:r>
-        <w:rPr>
-          <w:noProof/>
-        </w:rPr>
-        <w:fldChar w:fldCharType="separate"/>
-      </w:r>
-      <w:r>
-        <w:rPr>
-          <w:noProof/>
-        </w:rPr>
-        <w:t>5</w:t>
-      </w:r>
-      <w:r>
-        <w:rPr>
-          <w:noProof/>
-        </w:rPr>
-        <w:fldChar w:fldCharType="end"/>
-      </w:r>
-    </w:p>
-    <w:p>
-      <w:pPr>
-        <w:pStyle w:val="TM3"/>
-        <w:tabs>
-          <w:tab w:val="right" w:leader="dot" w:pos="9350"/>
-        </w:tabs>
-        <w:rPr>
-          <w:noProof/>
-          <w:sz w:val="24"/>
-        </w:rPr>
-      </w:pPr>
-      <w:r>
-        <w:rPr>
-          <w:noProof/>
-        </w:rPr>
-        <w:t>4.1. Forme des notifications et communications</w:t>
-      </w:r>
-      <w:r>
-        <w:rPr>
-          <w:noProof/>
-        </w:rPr>
-        <w:tab/>
-      </w:r>
-      <w:r>
-        <w:rPr>
-          <w:noProof/>
-        </w:rPr>
-        <w:fldChar w:fldCharType="begin"/>
-      </w:r>
-      <w:r>
-        <w:rPr>
-          <w:noProof/>
-        </w:rPr>
-        <w:instrText xml:space="preserve"> PAGEREF _Toc135474644 \h </w:instrText>
-      </w:r>
-      <w:r>
-        <w:rPr>
-          <w:noProof/>
-        </w:rPr>
-      </w:r>
-      <w:r>
-        <w:rPr>
-          <w:noProof/>
-        </w:rPr>
-        <w:fldChar w:fldCharType="separate"/>
-      </w:r>
-      <w:r>
-        <w:rPr>
-          <w:noProof/>
-        </w:rPr>
-        <w:t>5</w:t>
-      </w:r>
-      <w:r>
-        <w:rPr>
-          <w:noProof/>
-        </w:rPr>
-        <w:fldChar w:fldCharType="end"/>
-      </w:r>
-    </w:p>
-    <w:p>
-      <w:pPr>
-        <w:pStyle w:val="TM3"/>
-        <w:tabs>
-          <w:tab w:val="right" w:leader="dot" w:pos="9350"/>
-        </w:tabs>
-        <w:rPr>
-          <w:noProof/>
-          <w:sz w:val="24"/>
-        </w:rPr>
-      </w:pPr>
-      <w:r>
-        <w:rPr>
-          <w:noProof/>
-        </w:rPr>
-        <w:t>4.2. Décompte des délais</w:t>
-      </w:r>
-      <w:r>
-        <w:rPr>
-          <w:noProof/>
-        </w:rPr>
-        <w:tab/>
-      </w:r>
-      <w:r>
-        <w:rPr>
-          <w:noProof/>
-        </w:rPr>
-        <w:fldChar w:fldCharType="begin"/>
-      </w:r>
-      <w:r>
-        <w:rPr>
-          <w:noProof/>
-        </w:rPr>
-        <w:instrText xml:space="preserve"> PAGEREF _Toc135474645 \h </w:instrText>
-      </w:r>
-      <w:r>
-        <w:rPr>
-          <w:noProof/>
-        </w:rPr>
-      </w:r>
-      <w:r>
-        <w:rPr>
-          <w:noProof/>
-        </w:rPr>
-        <w:fldChar w:fldCharType="separate"/>
-      </w:r>
-      <w:r>
-        <w:rPr>
-          <w:noProof/>
-        </w:rPr>
-        <w:t>5</w:t>
-      </w:r>
-      <w:r>
-        <w:rPr>
-          <w:noProof/>
-        </w:rPr>
-        <w:fldChar w:fldCharType="end"/>
-      </w:r>
-    </w:p>
-    <w:p>
-      <w:pPr>
-        <w:pStyle w:val="TM3"/>
-        <w:tabs>
-          <w:tab w:val="right" w:leader="dot" w:pos="9350"/>
-        </w:tabs>
-        <w:rPr>
-          <w:noProof/>
-          <w:sz w:val="24"/>
-        </w:rPr>
-      </w:pPr>
-      <w:r>
-        <w:rPr>
-          <w:noProof/>
-        </w:rPr>
-        <w:t>4.3. Election de domicile</w:t>
-      </w:r>
-      <w:r>
-        <w:rPr>
-          <w:noProof/>
-        </w:rPr>
-        <w:tab/>
-      </w:r>
-      <w:r>
-        <w:rPr>
-          <w:noProof/>
-        </w:rPr>
-        <w:fldChar w:fldCharType="begin"/>
-      </w:r>
-      <w:r>
-        <w:rPr>
-          <w:noProof/>
-        </w:rPr>
-        <w:instrText xml:space="preserve"> PAGEREF _Toc135474646 \h </w:instrText>
-      </w:r>
-      <w:r>
-        <w:rPr>
-          <w:noProof/>
-        </w:rPr>
-      </w:r>
-      <w:r>
-        <w:rPr>
-          <w:noProof/>
-        </w:rPr>
-        <w:fldChar w:fldCharType="separate"/>
-      </w:r>
-      <w:r>
-        <w:rPr>
-          <w:noProof/>
-        </w:rPr>
-        <w:t>6</w:t>
-      </w:r>
-      <w:r>
-        <w:rPr>
-          <w:noProof/>
-        </w:rPr>
-        <w:fldChar w:fldCharType="end"/>
-      </w:r>
-    </w:p>
-    <w:p>
-      <w:pPr>
-        <w:pStyle w:val="TM2"/>
-        <w:tabs>
-          <w:tab w:val="right" w:leader="dot" w:pos="9350"/>
-        </w:tabs>
-        <w:rPr>
-          <w:noProof/>
-          <w:sz w:val="24"/>
-        </w:rPr>
-      </w:pPr>
-      <w:r>
-        <w:rPr>
-          <w:noProof/>
-        </w:rPr>
-        <w:t>Article 5 Groupements et sous-traitance</w:t>
-      </w:r>
-      <w:r>
-        <w:rPr>
-          <w:noProof/>
-        </w:rPr>
-        <w:tab/>
-      </w:r>
-      <w:r>
-        <w:rPr>
-          <w:noProof/>
-        </w:rPr>
-        <w:fldChar w:fldCharType="begin"/>
-      </w:r>
-      <w:r>
-        <w:rPr>
-          <w:noProof/>
-        </w:rPr>
-        <w:instrText xml:space="preserve"> PAGEREF _Toc135474647 \h </w:instrText>
-      </w:r>
-      <w:r>
-        <w:rPr>
-          <w:noProof/>
-        </w:rPr>
-      </w:r>
-      <w:r>
-        <w:rPr>
-          <w:noProof/>
-        </w:rPr>
-        <w:fldChar w:fldCharType="separate"/>
-      </w:r>
-      <w:r>
-        <w:rPr>
-          <w:noProof/>
-        </w:rPr>
-        <w:t>6</w:t>
-      </w:r>
-      <w:r>
-        <w:rPr>
-          <w:noProof/>
-        </w:rPr>
-        <w:fldChar w:fldCharType="end"/>
-      </w:r>
-    </w:p>
-    <w:p>
-      <w:pPr>
-        <w:pStyle w:val="TM3"/>
-        <w:tabs>
-          <w:tab w:val="right" w:leader="dot" w:pos="9350"/>
-        </w:tabs>
-        <w:rPr>
-          <w:noProof/>
-          <w:sz w:val="24"/>
-        </w:rPr>
-      </w:pPr>
-      <w:r>
-        <w:rPr>
-          <w:noProof/>
-        </w:rPr>
-        <w:t>5.1. Groupements</w:t>
-      </w:r>
-      <w:r>
-        <w:rPr>
-          <w:noProof/>
-        </w:rPr>
-        <w:tab/>
-      </w:r>
-      <w:r>
-        <w:rPr>
-          <w:noProof/>
-        </w:rPr>
-        <w:fldChar w:fldCharType="begin"/>
-      </w:r>
-      <w:r>
-        <w:rPr>
-          <w:noProof/>
-        </w:rPr>
-        <w:instrText xml:space="preserve"> PAGEREF _Toc135474648 \h </w:instrText>
-      </w:r>
-      <w:r>
-        <w:rPr>
-          <w:noProof/>
-        </w:rPr>
-      </w:r>
-      <w:r>
-        <w:rPr>
-          <w:noProof/>
-        </w:rPr>
-        <w:fldChar w:fldCharType="separate"/>
-      </w:r>
-      <w:r>
-        <w:rPr>
-          <w:noProof/>
-        </w:rPr>
-        <w:t>6</w:t>
-      </w:r>
-      <w:r>
-        <w:rPr>
-          <w:noProof/>
-        </w:rPr>
-        <w:fldChar w:fldCharType="end"/>
-      </w:r>
-    </w:p>
-    <w:p>
-      <w:pPr>
-        <w:pStyle w:val="TM3"/>
-        <w:tabs>
-          <w:tab w:val="right" w:leader="dot" w:pos="9350"/>
-        </w:tabs>
-        <w:rPr>
-          <w:noProof/>
-          <w:sz w:val="24"/>
-        </w:rPr>
-      </w:pPr>
-      <w:r>
-        <w:rPr>
-          <w:noProof/>
-        </w:rPr>
-        <w:t>5.2. Sous-traitance</w:t>
-      </w:r>
-      <w:r>
-        <w:rPr>
-          <w:noProof/>
-        </w:rPr>
-        <w:tab/>
-      </w:r>
-      <w:r>
-        <w:rPr>
-          <w:noProof/>
-        </w:rPr>
-        <w:fldChar w:fldCharType="begin"/>
-      </w:r>
-      <w:r>
-        <w:rPr>
-          <w:noProof/>
-        </w:rPr>
-        <w:instrText xml:space="preserve"> PAGEREF _Toc135474649 \h </w:instrText>
-      </w:r>
-      <w:r>
-        <w:rPr>
-          <w:noProof/>
-        </w:rPr>
-      </w:r>
-      <w:r>
-        <w:rPr>
-          <w:noProof/>
-        </w:rPr>
-        <w:fldChar w:fldCharType="separate"/>
-      </w:r>
-      <w:r>
-        <w:rPr>
-          <w:noProof/>
-        </w:rPr>
-        <w:t>6</w:t>
-      </w:r>
-      <w:r>
-        <w:rPr>
-          <w:noProof/>
-        </w:rPr>
-        <w:fldChar w:fldCharType="end"/>
-      </w:r>
-    </w:p>
-    <w:p>
-      <w:pPr>
-        <w:pStyle w:val="TM2"/>
-        <w:tabs>
-          <w:tab w:val="right" w:leader="dot" w:pos="9350"/>
-        </w:tabs>
-        <w:rPr>
-          <w:noProof/>
-          <w:sz w:val="24"/>
-        </w:rPr>
-      </w:pPr>
-      <w:r>
-        <w:rPr>
-          <w:noProof/>
-        </w:rPr>
-        <w:t>Article 6 Pièces contractuelles</w:t>
-      </w:r>
-      <w:r>
-        <w:rPr>
-          <w:noProof/>
-        </w:rPr>
-        <w:tab/>
-      </w:r>
-      <w:r>
-        <w:rPr>
-          <w:noProof/>
-        </w:rPr>
-        <w:fldChar w:fldCharType="begin"/>
-      </w:r>
-      <w:r>
-        <w:rPr>
-          <w:noProof/>
-        </w:rPr>
-        <w:instrText xml:space="preserve"> PAGEREF _Toc135474650 \h </w:instrText>
-      </w:r>
-      <w:r>
-        <w:rPr>
-          <w:noProof/>
-        </w:rPr>
-      </w:r>
-      <w:r>
-        <w:rPr>
-          <w:noProof/>
-        </w:rPr>
-        <w:fldChar w:fldCharType="separate"/>
-      </w:r>
-      <w:r>
-        <w:rPr>
-          <w:noProof/>
-        </w:rPr>
-        <w:t>7</w:t>
-      </w:r>
-      <w:r>
-        <w:rPr>
-          <w:noProof/>
-        </w:rPr>
-        <w:fldChar w:fldCharType="end"/>
-      </w:r>
-    </w:p>
-    <w:p>
-      <w:pPr>
-        <w:pStyle w:val="TM3"/>
-        <w:tabs>
-          <w:tab w:val="right" w:leader="dot" w:pos="9350"/>
-        </w:tabs>
-        <w:rPr>
-          <w:noProof/>
-          <w:sz w:val="24"/>
-        </w:rPr>
-      </w:pPr>
-      <w:r>
-        <w:rPr>
-          <w:noProof/>
-        </w:rPr>
-        <w:t>6.1. Pièces constitutives du Marché - Ordre de priorité</w:t>
-      </w:r>
-      <w:r>
-        <w:rPr>
-          <w:noProof/>
-        </w:rPr>
-        <w:tab/>
-      </w:r>
-      <w:r>
-        <w:rPr>
-          <w:noProof/>
-        </w:rPr>
-        <w:fldChar w:fldCharType="begin"/>
-      </w:r>
-      <w:r>
-        <w:rPr>
-          <w:noProof/>
-        </w:rPr>
-        <w:instrText xml:space="preserve"> PAGEREF _Toc135474651 \h </w:instrText>
-      </w:r>
-      <w:r>
-        <w:rPr>
-          <w:noProof/>
-        </w:rPr>
-      </w:r>
-      <w:r>
-        <w:rPr>
-          <w:noProof/>
-        </w:rPr>
-        <w:fldChar w:fldCharType="separate"/>
-      </w:r>
-      <w:r>
-        <w:rPr>
-          <w:noProof/>
-        </w:rPr>
-        <w:t>7</w:t>
-      </w:r>
-      <w:r>
-        <w:rPr>
-          <w:noProof/>
-        </w:rPr>
-        <w:fldChar w:fldCharType="end"/>
-      </w:r>
-    </w:p>
-    <w:p>
-      <w:pPr>
-        <w:pStyle w:val="TM3"/>
-        <w:tabs>
-          <w:tab w:val="right" w:leader="dot" w:pos="9350"/>
-        </w:tabs>
-        <w:rPr>
-          <w:noProof/>
-          <w:sz w:val="24"/>
-        </w:rPr>
-      </w:pPr>
-      <w:r>
-        <w:rPr>
-          <w:noProof/>
-        </w:rPr>
-        <w:t>6.2. Modifications et Avenants</w:t>
-      </w:r>
-      <w:r>
-        <w:rPr>
-          <w:noProof/>
-        </w:rPr>
-        <w:tab/>
-      </w:r>
-      <w:r>
-        <w:rPr>
-          <w:noProof/>
-        </w:rPr>
-        <w:fldChar w:fldCharType="begin"/>
-      </w:r>
-      <w:r>
-        <w:rPr>
-          <w:noProof/>
-        </w:rPr>
-        <w:instrText xml:space="preserve"> PAGEREF _Toc135474652 \h </w:instrText>
-      </w:r>
-      <w:r>
-        <w:rPr>
-          <w:noProof/>
-        </w:rPr>
-      </w:r>
-      <w:r>
-        <w:rPr>
-          <w:noProof/>
-        </w:rPr>
-        <w:fldChar w:fldCharType="separate"/>
-      </w:r>
-      <w:r>
-        <w:rPr>
-          <w:noProof/>
-        </w:rPr>
-        <w:t>8</w:t>
-      </w:r>
-      <w:r>
-        <w:rPr>
-          <w:noProof/>
-        </w:rPr>
-        <w:fldChar w:fldCharType="end"/>
-      </w:r>
-    </w:p>
-    <w:p>
-      <w:pPr>
-        <w:pStyle w:val="TM3"/>
-        <w:tabs>
-          <w:tab w:val="right" w:leader="dot" w:pos="9350"/>
-        </w:tabs>
-        <w:rPr>
-          <w:noProof/>
-          <w:sz w:val="24"/>
-        </w:rPr>
-      </w:pPr>
-      <w:r>
-        <w:rPr>
-          <w:noProof/>
-        </w:rPr>
-        <w:t>6.3. Pièces à délivrer au Consultant, nantissement.</w:t>
-      </w:r>
-      <w:r>
-        <w:rPr>
-          <w:noProof/>
-        </w:rPr>
-        <w:tab/>
-      </w:r>
-      <w:r>
-        <w:rPr>
-          <w:noProof/>
-        </w:rPr>
-        <w:fldChar w:fldCharType="begin"/>
-      </w:r>
-      <w:r>
-        <w:rPr>
-          <w:noProof/>
-        </w:rPr>
-        <w:instrText xml:space="preserve"> PAGEREF _Toc135474653 \h </w:instrText>
-      </w:r>
-      <w:r>
-        <w:rPr>
-          <w:noProof/>
-        </w:rPr>
-      </w:r>
-      <w:r>
-        <w:rPr>
-          <w:noProof/>
-        </w:rPr>
-        <w:fldChar w:fldCharType="separate"/>
-      </w:r>
-      <w:r>
-        <w:rPr>
-          <w:noProof/>
-        </w:rPr>
-        <w:t>8</w:t>
-      </w:r>
-      <w:r>
-        <w:rPr>
-          <w:noProof/>
-        </w:rPr>
-        <w:fldChar w:fldCharType="end"/>
-      </w:r>
-    </w:p>
-    <w:p>
-      <w:pPr>
-        <w:pStyle w:val="TM2"/>
-        <w:tabs>
-          <w:tab w:val="right" w:leader="dot" w:pos="9350"/>
-        </w:tabs>
-        <w:rPr>
-          <w:noProof/>
-          <w:sz w:val="24"/>
-        </w:rPr>
-      </w:pPr>
-      <w:r>
-        <w:rPr>
-          <w:noProof/>
-        </w:rPr>
-        <w:t>Article 7 - Obligation de confidentialité - Secret - Mesures de sécurité</w:t>
-      </w:r>
-      <w:r>
-        <w:rPr>
-          <w:noProof/>
-        </w:rPr>
-        <w:tab/>
-      </w:r>
-      <w:r>
-        <w:rPr>
-          <w:noProof/>
-        </w:rPr>
-        <w:fldChar w:fldCharType="begin"/>
-      </w:r>
-      <w:r>
-        <w:rPr>
-          <w:noProof/>
-        </w:rPr>
-        <w:instrText xml:space="preserve"> PAGEREF _Toc135474654 \h </w:instrText>
-      </w:r>
-      <w:r>
-        <w:rPr>
-          <w:noProof/>
-        </w:rPr>
-      </w:r>
-      <w:r>
-        <w:rPr>
-          <w:noProof/>
-        </w:rPr>
-        <w:fldChar w:fldCharType="separate"/>
-      </w:r>
-      <w:r>
-        <w:rPr>
-          <w:noProof/>
-        </w:rPr>
-        <w:t>9</w:t>
-      </w:r>
-      <w:r>
-        <w:rPr>
-          <w:noProof/>
-        </w:rPr>
-        <w:fldChar w:fldCharType="end"/>
-      </w:r>
-    </w:p>
-    <w:p>
-      <w:pPr>
-        <w:pStyle w:val="TM3"/>
-        <w:tabs>
-          <w:tab w:val="right" w:leader="dot" w:pos="9350"/>
-        </w:tabs>
-        <w:rPr>
-          <w:noProof/>
-          <w:sz w:val="24"/>
-        </w:rPr>
-      </w:pPr>
-      <w:r>
-        <w:rPr>
-          <w:noProof/>
-        </w:rPr>
-        <w:t>7.1. Obligation de confidentialité</w:t>
-      </w:r>
-      <w:r>
-        <w:rPr>
-          <w:noProof/>
-        </w:rPr>
-        <w:tab/>
-      </w:r>
-      <w:r>
-        <w:rPr>
-          <w:noProof/>
-        </w:rPr>
-        <w:fldChar w:fldCharType="begin"/>
-      </w:r>
-      <w:r>
-        <w:rPr>
-          <w:noProof/>
-        </w:rPr>
-        <w:instrText xml:space="preserve"> PAGEREF _Toc135474655 \h </w:instrText>
-      </w:r>
-      <w:r>
-        <w:rPr>
-          <w:noProof/>
-        </w:rPr>
-      </w:r>
-      <w:r>
-        <w:rPr>
-          <w:noProof/>
-        </w:rPr>
-        <w:fldChar w:fldCharType="separate"/>
-      </w:r>
-      <w:r>
-        <w:rPr>
-          <w:noProof/>
-        </w:rPr>
-        <w:t>9</w:t>
-      </w:r>
-      <w:r>
-        <w:rPr>
-          <w:noProof/>
-        </w:rPr>
-        <w:fldChar w:fldCharType="end"/>
-      </w:r>
-    </w:p>
-    <w:p>
-      <w:pPr>
-        <w:pStyle w:val="TM3"/>
-        <w:tabs>
-          <w:tab w:val="right" w:leader="dot" w:pos="9350"/>
-        </w:tabs>
-        <w:rPr>
-          <w:noProof/>
-          <w:sz w:val="24"/>
-        </w:rPr>
-      </w:pPr>
-      <w:r>
-        <w:rPr>
-          <w:noProof/>
-        </w:rPr>
-        <w:t>7.2. Mesures de sécurité ou de protection du secret</w:t>
-      </w:r>
-      <w:r>
-        <w:rPr>
-          <w:noProof/>
-        </w:rPr>
-        <w:tab/>
-      </w:r>
-      <w:r>
-        <w:rPr>
-          <w:noProof/>
-        </w:rPr>
-        <w:fldChar w:fldCharType="begin"/>
-      </w:r>
-      <w:r>
-        <w:rPr>
-          <w:noProof/>
-        </w:rPr>
-        <w:instrText xml:space="preserve"> PAGEREF _Toc135474656 \h </w:instrText>
-      </w:r>
-      <w:r>
-        <w:rPr>
-          <w:noProof/>
-        </w:rPr>
-      </w:r>
-      <w:r>
-        <w:rPr>
-          <w:noProof/>
-        </w:rPr>
-        <w:fldChar w:fldCharType="separate"/>
-      </w:r>
-      <w:r>
-        <w:rPr>
-          <w:noProof/>
-        </w:rPr>
-        <w:t>9</w:t>
-      </w:r>
-      <w:r>
-        <w:rPr>
-          <w:noProof/>
-        </w:rPr>
-        <w:fldChar w:fldCharType="end"/>
-      </w:r>
-    </w:p>
-    <w:p>
-      <w:pPr>
-        <w:pStyle w:val="TM2"/>
-        <w:tabs>
-          <w:tab w:val="right" w:leader="dot" w:pos="9350"/>
-        </w:tabs>
-        <w:rPr>
-          <w:noProof/>
-          <w:sz w:val="24"/>
-        </w:rPr>
-      </w:pPr>
-      <w:r>
-        <w:rPr>
-          <w:noProof/>
-        </w:rPr>
-        <w:t>Article 8 - Assistance du Client</w:t>
-      </w:r>
-      <w:r>
-        <w:rPr>
-          <w:noProof/>
-        </w:rPr>
-        <w:tab/>
-      </w:r>
-      <w:r>
-        <w:rPr>
-          <w:noProof/>
-        </w:rPr>
-        <w:fldChar w:fldCharType="begin"/>
-      </w:r>
-      <w:r>
-        <w:rPr>
-          <w:noProof/>
-        </w:rPr>
-        <w:instrText xml:space="preserve"> PAGEREF _Toc135474657 \h </w:instrText>
-      </w:r>
-      <w:r>
-        <w:rPr>
-          <w:noProof/>
-        </w:rPr>
-      </w:r>
-      <w:r>
-        <w:rPr>
-          <w:noProof/>
-        </w:rPr>
-        <w:fldChar w:fldCharType="separate"/>
-      </w:r>
-      <w:r>
-        <w:rPr>
-          <w:noProof/>
-        </w:rPr>
-        <w:t>9</w:t>
-      </w:r>
-      <w:r>
-        <w:rPr>
-          <w:noProof/>
-        </w:rPr>
-        <w:fldChar w:fldCharType="end"/>
-      </w:r>
-    </w:p>
-    <w:p>
-      <w:pPr>
-        <w:pStyle w:val="TM1"/>
-        <w:tabs>
-          <w:tab w:val="right" w:leader="dot" w:pos="9350"/>
-        </w:tabs>
-        <w:rPr>
-          <w:noProof/>
-          <w:sz w:val="24"/>
-        </w:rPr>
-      </w:pPr>
-      <w:r>
-        <w:rPr>
-          <w:noProof/>
-        </w:rPr>
-        <w:t>CHAPITRE II PRIX ET REGLEMENT</w:t>
-      </w:r>
-      <w:r>
-        <w:rPr>
-          <w:noProof/>
-        </w:rPr>
-        <w:tab/>
-      </w:r>
-      <w:r>
-        <w:rPr>
-          <w:noProof/>
-        </w:rPr>
-        <w:fldChar w:fldCharType="begin"/>
-      </w:r>
-      <w:r>
-        <w:rPr>
-          <w:noProof/>
-        </w:rPr>
-        <w:instrText xml:space="preserve"> PAGEREF _Toc135474658 \h </w:instrText>
-      </w:r>
-      <w:r>
-        <w:rPr>
-          <w:noProof/>
-        </w:rPr>
-      </w:r>
-      <w:r>
-        <w:rPr>
-          <w:noProof/>
-        </w:rPr>
-        <w:fldChar w:fldCharType="separate"/>
-      </w:r>
-      <w:r>
-        <w:rPr>
-          <w:noProof/>
-        </w:rPr>
-        <w:t>9</w:t>
-      </w:r>
-      <w:r>
-        <w:rPr>
-          <w:noProof/>
-        </w:rPr>
-        <w:fldChar w:fldCharType="end"/>
-      </w:r>
-    </w:p>
-    <w:p>
-      <w:pPr>
-        <w:pStyle w:val="TM2"/>
-        <w:tabs>
-          <w:tab w:val="right" w:leader="dot" w:pos="9350"/>
-        </w:tabs>
-        <w:rPr>
-          <w:noProof/>
-          <w:sz w:val="24"/>
-        </w:rPr>
-      </w:pPr>
-      <w:r>
-        <w:rPr>
-          <w:noProof/>
-        </w:rPr>
-        <w:t>Article 9 Prix</w:t>
-      </w:r>
-      <w:r>
-        <w:rPr>
-          <w:noProof/>
-        </w:rPr>
-        <w:tab/>
-      </w:r>
-      <w:r>
-        <w:rPr>
-          <w:noProof/>
-        </w:rPr>
-        <w:fldChar w:fldCharType="begin"/>
-      </w:r>
-      <w:r>
-        <w:rPr>
-          <w:noProof/>
-        </w:rPr>
-        <w:instrText xml:space="preserve"> PAGEREF _Toc135474659 \h </w:instrText>
-      </w:r>
-      <w:r>
-        <w:rPr>
-          <w:noProof/>
-        </w:rPr>
-      </w:r>
-      <w:r>
-        <w:rPr>
-          <w:noProof/>
-        </w:rPr>
-        <w:fldChar w:fldCharType="separate"/>
-      </w:r>
-      <w:r>
-        <w:rPr>
-          <w:noProof/>
-        </w:rPr>
-        <w:t>9</w:t>
-      </w:r>
-      <w:r>
-        <w:rPr>
-          <w:noProof/>
-        </w:rPr>
-        <w:fldChar w:fldCharType="end"/>
-      </w:r>
-    </w:p>
-    <w:p>
-      <w:pPr>
-        <w:pStyle w:val="TM3"/>
-        <w:tabs>
-          <w:tab w:val="right" w:leader="dot" w:pos="9350"/>
-        </w:tabs>
-        <w:rPr>
-          <w:noProof/>
-          <w:sz w:val="24"/>
-        </w:rPr>
-      </w:pPr>
-      <w:r>
-        <w:rPr>
-          <w:noProof/>
-        </w:rPr>
-        <w:t>9.1. Contenu des prix</w:t>
-      </w:r>
-      <w:r>
-        <w:rPr>
-          <w:noProof/>
-        </w:rPr>
-        <w:tab/>
-      </w:r>
-      <w:r>
-        <w:rPr>
-          <w:noProof/>
-        </w:rPr>
-        <w:fldChar w:fldCharType="begin"/>
-      </w:r>
-      <w:r>
-        <w:rPr>
-          <w:noProof/>
-        </w:rPr>
-        <w:instrText xml:space="preserve"> PAGEREF _Toc135474660 \h </w:instrText>
-      </w:r>
-      <w:r>
-        <w:rPr>
-          <w:noProof/>
-        </w:rPr>
-      </w:r>
-      <w:r>
-        <w:rPr>
-          <w:noProof/>
-        </w:rPr>
-        <w:fldChar w:fldCharType="separate"/>
-      </w:r>
-      <w:r>
-        <w:rPr>
-          <w:noProof/>
-        </w:rPr>
-        <w:t>9</w:t>
-      </w:r>
-      <w:r>
-        <w:rPr>
-          <w:noProof/>
-        </w:rPr>
-        <w:fldChar w:fldCharType="end"/>
-      </w:r>
-    </w:p>
-    <w:p>
-      <w:pPr>
-        <w:pStyle w:val="TM3"/>
-        <w:tabs>
-          <w:tab w:val="right" w:leader="dot" w:pos="9350"/>
-        </w:tabs>
-        <w:rPr>
-          <w:noProof/>
-          <w:sz w:val="24"/>
-        </w:rPr>
-      </w:pPr>
-      <w:r>
-        <w:rPr>
-          <w:noProof/>
-        </w:rPr>
-        <w:t>9.2. Variation dans les prix</w:t>
-      </w:r>
-      <w:r>
-        <w:rPr>
-          <w:noProof/>
-        </w:rPr>
-        <w:tab/>
-      </w:r>
-      <w:r>
-        <w:rPr>
-          <w:noProof/>
-        </w:rPr>
-        <w:fldChar w:fldCharType="begin"/>
-      </w:r>
-      <w:r>
-        <w:rPr>
-          <w:noProof/>
-        </w:rPr>
-        <w:instrText xml:space="preserve"> PAGEREF _Toc135474661 \h </w:instrText>
-      </w:r>
-      <w:r>
-        <w:rPr>
-          <w:noProof/>
-        </w:rPr>
-      </w:r>
-      <w:r>
-        <w:rPr>
-          <w:noProof/>
-        </w:rPr>
-        <w:fldChar w:fldCharType="separate"/>
-      </w:r>
-      <w:r>
-        <w:rPr>
-          <w:noProof/>
-        </w:rPr>
-        <w:t>9</w:t>
-      </w:r>
-      <w:r>
-        <w:rPr>
-          <w:noProof/>
-        </w:rPr>
-        <w:fldChar w:fldCharType="end"/>
-      </w:r>
-    </w:p>
-    <w:p>
-      <w:pPr>
-        <w:pStyle w:val="TM3"/>
-        <w:tabs>
-          <w:tab w:val="right" w:leader="dot" w:pos="9350"/>
-        </w:tabs>
-        <w:rPr>
-          <w:noProof/>
-          <w:sz w:val="24"/>
-        </w:rPr>
-      </w:pPr>
-      <w:r>
-        <w:rPr>
-          <w:noProof/>
-        </w:rPr>
-        <w:t>Article 10 - Modalités de règlement du Marché</w:t>
-      </w:r>
-      <w:r>
-        <w:rPr>
-          <w:noProof/>
-        </w:rPr>
-        <w:tab/>
-      </w:r>
-      <w:r>
-        <w:rPr>
-          <w:noProof/>
-        </w:rPr>
-        <w:fldChar w:fldCharType="begin"/>
-      </w:r>
-      <w:r>
-        <w:rPr>
-          <w:noProof/>
-        </w:rPr>
-        <w:instrText xml:space="preserve"> PAGEREF _Toc135474662 \h </w:instrText>
-      </w:r>
-      <w:r>
-        <w:rPr>
-          <w:noProof/>
-        </w:rPr>
-      </w:r>
-      <w:r>
-        <w:rPr>
-          <w:noProof/>
-        </w:rPr>
-        <w:fldChar w:fldCharType="separate"/>
-      </w:r>
-      <w:r>
-        <w:rPr>
-          <w:noProof/>
-        </w:rPr>
-        <w:t>10</w:t>
-      </w:r>
-      <w:r>
-        <w:rPr>
-          <w:noProof/>
-        </w:rPr>
-        <w:fldChar w:fldCharType="end"/>
-      </w:r>
-    </w:p>
-    <w:p>
-      <w:pPr>
-        <w:pStyle w:val="TM3"/>
-        <w:tabs>
-          <w:tab w:val="right" w:leader="dot" w:pos="9350"/>
-        </w:tabs>
-        <w:rPr>
-          <w:noProof/>
-          <w:sz w:val="24"/>
-        </w:rPr>
-      </w:pPr>
-      <w:r>
-        <w:rPr>
-          <w:noProof/>
-        </w:rPr>
-        <w:t>10.1 Avance</w:t>
-      </w:r>
-      <w:r>
-        <w:rPr>
-          <w:noProof/>
-        </w:rPr>
-        <w:tab/>
-      </w:r>
-      <w:r>
-        <w:rPr>
-          <w:noProof/>
-        </w:rPr>
-        <w:fldChar w:fldCharType="begin"/>
-      </w:r>
-      <w:r>
-        <w:rPr>
-          <w:noProof/>
-        </w:rPr>
-        <w:instrText xml:space="preserve"> PAGEREF _Toc135474663 \h </w:instrText>
-      </w:r>
-      <w:r>
-        <w:rPr>
-          <w:noProof/>
-        </w:rPr>
-      </w:r>
-      <w:r>
-        <w:rPr>
-          <w:noProof/>
-        </w:rPr>
-        <w:fldChar w:fldCharType="separate"/>
-      </w:r>
-      <w:r>
-        <w:rPr>
-          <w:noProof/>
-        </w:rPr>
-        <w:t>10</w:t>
-      </w:r>
-      <w:r>
-        <w:rPr>
-          <w:noProof/>
-        </w:rPr>
-        <w:fldChar w:fldCharType="end"/>
-      </w:r>
-    </w:p>
-    <w:p>
-      <w:pPr>
-        <w:pStyle w:val="TM3"/>
-        <w:tabs>
-          <w:tab w:val="right" w:leader="dot" w:pos="9350"/>
-        </w:tabs>
-        <w:rPr>
-          <w:noProof/>
-          <w:sz w:val="24"/>
-        </w:rPr>
-      </w:pPr>
-      <w:r>
-        <w:rPr>
-          <w:noProof/>
-        </w:rPr>
-        <w:t>10.2. Remise du décompte, de la facture ou du mémoire :</w:t>
-      </w:r>
-      <w:r>
-        <w:rPr>
-          <w:noProof/>
-        </w:rPr>
-        <w:tab/>
-      </w:r>
-      <w:r>
-        <w:rPr>
-          <w:noProof/>
-        </w:rPr>
-        <w:fldChar w:fldCharType="begin"/>
-      </w:r>
-      <w:r>
-        <w:rPr>
-          <w:noProof/>
-        </w:rPr>
-        <w:instrText xml:space="preserve"> PAGEREF _Toc135474664 \h </w:instrText>
-      </w:r>
-      <w:r>
-        <w:rPr>
-          <w:noProof/>
-        </w:rPr>
-      </w:r>
-      <w:r>
-        <w:rPr>
-          <w:noProof/>
-        </w:rPr>
-        <w:fldChar w:fldCharType="separate"/>
-      </w:r>
-      <w:r>
-        <w:rPr>
-          <w:noProof/>
-        </w:rPr>
-        <w:t>10</w:t>
-      </w:r>
-      <w:r>
-        <w:rPr>
-          <w:noProof/>
-        </w:rPr>
-        <w:fldChar w:fldCharType="end"/>
-      </w:r>
-    </w:p>
-    <w:p>
-      <w:pPr>
-        <w:pStyle w:val="TM3"/>
-        <w:tabs>
-          <w:tab w:val="right" w:leader="dot" w:pos="9350"/>
-        </w:tabs>
-        <w:rPr>
-          <w:noProof/>
-          <w:sz w:val="24"/>
-        </w:rPr>
-      </w:pPr>
-      <w:r>
-        <w:rPr>
-          <w:noProof/>
-        </w:rPr>
-        <w:t>10.3. Acceptation du décompte, de la facture ou du mémoire</w:t>
-      </w:r>
-      <w:r>
-        <w:rPr>
-          <w:noProof/>
-        </w:rPr>
-        <w:tab/>
-      </w:r>
-      <w:r>
-        <w:rPr>
-          <w:noProof/>
-        </w:rPr>
-        <w:fldChar w:fldCharType="begin"/>
-      </w:r>
-      <w:r>
-        <w:rPr>
-          <w:noProof/>
-        </w:rPr>
-        <w:instrText xml:space="preserve"> PAGEREF _Toc135474665 \h </w:instrText>
-      </w:r>
-      <w:r>
-        <w:rPr>
-          <w:noProof/>
-        </w:rPr>
-      </w:r>
-      <w:r>
-        <w:rPr>
-          <w:noProof/>
-        </w:rPr>
-        <w:fldChar w:fldCharType="separate"/>
-      </w:r>
-      <w:r>
-        <w:rPr>
-          <w:noProof/>
-        </w:rPr>
-        <w:t>11</w:t>
-      </w:r>
-      <w:r>
-        <w:rPr>
-          <w:noProof/>
-        </w:rPr>
-        <w:fldChar w:fldCharType="end"/>
-      </w:r>
-    </w:p>
-    <w:p>
-      <w:pPr>
-        <w:pStyle w:val="TM3"/>
-        <w:tabs>
-          <w:tab w:val="right" w:leader="dot" w:pos="9350"/>
-        </w:tabs>
-        <w:rPr>
-          <w:noProof/>
-          <w:sz w:val="24"/>
-        </w:rPr>
-      </w:pPr>
-      <w:r>
-        <w:rPr>
-          <w:noProof/>
-        </w:rPr>
-        <w:t>10.4. Paiements</w:t>
-      </w:r>
-      <w:r>
-        <w:rPr>
-          <w:noProof/>
-        </w:rPr>
-        <w:tab/>
-      </w:r>
-      <w:r>
-        <w:rPr>
-          <w:noProof/>
-        </w:rPr>
-        <w:fldChar w:fldCharType="begin"/>
-      </w:r>
-      <w:r>
-        <w:rPr>
-          <w:noProof/>
-        </w:rPr>
-        <w:instrText xml:space="preserve"> PAGEREF _Toc135474666 \h </w:instrText>
-      </w:r>
-      <w:r>
-        <w:rPr>
-          <w:noProof/>
-        </w:rPr>
-      </w:r>
-      <w:r>
-        <w:rPr>
-          <w:noProof/>
-        </w:rPr>
-        <w:fldChar w:fldCharType="separate"/>
-      </w:r>
-      <w:r>
-        <w:rPr>
-          <w:noProof/>
-        </w:rPr>
-        <w:t>11</w:t>
-      </w:r>
-      <w:r>
-        <w:rPr>
-          <w:noProof/>
-        </w:rPr>
-        <w:fldChar w:fldCharType="end"/>
-      </w:r>
-    </w:p>
-    <w:p>
-      <w:pPr>
-        <w:pStyle w:val="TM3"/>
-        <w:tabs>
-          <w:tab w:val="right" w:leader="dot" w:pos="9350"/>
-        </w:tabs>
-        <w:rPr>
-          <w:noProof/>
-          <w:sz w:val="24"/>
-        </w:rPr>
-      </w:pPr>
-      <w:r>
-        <w:rPr>
-          <w:noProof/>
-        </w:rPr>
-        <w:t>10.5. Suspension</w:t>
-      </w:r>
-      <w:r>
-        <w:rPr>
-          <w:noProof/>
-        </w:rPr>
-        <w:tab/>
-      </w:r>
-      <w:r>
-        <w:rPr>
-          <w:noProof/>
-        </w:rPr>
-        <w:fldChar w:fldCharType="begin"/>
-      </w:r>
-      <w:r>
-        <w:rPr>
-          <w:noProof/>
-        </w:rPr>
-        <w:instrText xml:space="preserve"> PAGEREF _Toc135474667 \h </w:instrText>
-      </w:r>
-      <w:r>
-        <w:rPr>
-          <w:noProof/>
-        </w:rPr>
-      </w:r>
-      <w:r>
-        <w:rPr>
-          <w:noProof/>
-        </w:rPr>
-        <w:fldChar w:fldCharType="separate"/>
-      </w:r>
-      <w:r>
-        <w:rPr>
-          <w:noProof/>
-        </w:rPr>
-        <w:t>11</w:t>
-      </w:r>
-      <w:r>
-        <w:rPr>
-          <w:noProof/>
-        </w:rPr>
-        <w:fldChar w:fldCharType="end"/>
-      </w:r>
-    </w:p>
-    <w:p>
-      <w:pPr>
-        <w:pStyle w:val="TM3"/>
-        <w:tabs>
-          <w:tab w:val="right" w:leader="dot" w:pos="9350"/>
-        </w:tabs>
-        <w:rPr>
-          <w:noProof/>
-          <w:sz w:val="24"/>
-        </w:rPr>
-      </w:pPr>
-      <w:r>
-        <w:rPr>
-          <w:noProof/>
-        </w:rPr>
-        <w:t>10.6. Règlement des Consultants groupés ou des sous-traitants payés directement</w:t>
-      </w:r>
-      <w:r>
-        <w:rPr>
-          <w:noProof/>
-        </w:rPr>
-        <w:tab/>
-      </w:r>
-      <w:r>
-        <w:rPr>
-          <w:noProof/>
-        </w:rPr>
-        <w:fldChar w:fldCharType="begin"/>
-      </w:r>
-      <w:r>
-        <w:rPr>
-          <w:noProof/>
-        </w:rPr>
-        <w:instrText xml:space="preserve"> PAGEREF _Toc135474668 \h </w:instrText>
-      </w:r>
-      <w:r>
-        <w:rPr>
-          <w:noProof/>
-        </w:rPr>
-      </w:r>
-      <w:r>
-        <w:rPr>
-          <w:noProof/>
-        </w:rPr>
-        <w:fldChar w:fldCharType="separate"/>
-      </w:r>
-      <w:r>
-        <w:rPr>
-          <w:noProof/>
-        </w:rPr>
-        <w:t>12</w:t>
-      </w:r>
-      <w:r>
-        <w:rPr>
-          <w:noProof/>
-        </w:rPr>
-        <w:fldChar w:fldCharType="end"/>
-      </w:r>
-    </w:p>
-    <w:p>
-      <w:pPr>
-        <w:pStyle w:val="TM3"/>
-        <w:tabs>
-          <w:tab w:val="right" w:leader="dot" w:pos="9350"/>
-        </w:tabs>
-        <w:rPr>
-          <w:noProof/>
-          <w:sz w:val="24"/>
-        </w:rPr>
-      </w:pPr>
-      <w:r>
-        <w:rPr>
-          <w:noProof/>
-        </w:rPr>
-        <w:t>10.7 Intérêts moratoires</w:t>
-      </w:r>
-      <w:r>
-        <w:rPr>
-          <w:noProof/>
-        </w:rPr>
-        <w:tab/>
-      </w:r>
-      <w:r>
-        <w:rPr>
-          <w:noProof/>
-        </w:rPr>
-        <w:fldChar w:fldCharType="begin"/>
-      </w:r>
-      <w:r>
-        <w:rPr>
-          <w:noProof/>
-        </w:rPr>
-        <w:instrText xml:space="preserve"> PAGEREF _Toc135474669 \h </w:instrText>
-      </w:r>
-      <w:r>
-        <w:rPr>
-          <w:noProof/>
-        </w:rPr>
-      </w:r>
-      <w:r>
-        <w:rPr>
-          <w:noProof/>
-        </w:rPr>
-        <w:fldChar w:fldCharType="separate"/>
-      </w:r>
-      <w:r>
-        <w:rPr>
-          <w:noProof/>
-        </w:rPr>
-        <w:t>12</w:t>
-      </w:r>
-      <w:r>
-        <w:rPr>
-          <w:noProof/>
-        </w:rPr>
-        <w:fldChar w:fldCharType="end"/>
-      </w:r>
-    </w:p>
-    <w:p>
-      <w:pPr>
-        <w:pStyle w:val="TM1"/>
-        <w:tabs>
-          <w:tab w:val="right" w:leader="dot" w:pos="9350"/>
-        </w:tabs>
-        <w:rPr>
-          <w:noProof/>
-          <w:sz w:val="24"/>
-        </w:rPr>
-      </w:pPr>
-      <w:r>
-        <w:rPr>
-          <w:noProof/>
-        </w:rPr>
-        <w:t>CHAPITRE III   EXECUTION ET DELAIS</w:t>
-      </w:r>
-      <w:r>
-        <w:rPr>
-          <w:noProof/>
-        </w:rPr>
-        <w:tab/>
-      </w:r>
-      <w:r>
-        <w:rPr>
-          <w:noProof/>
-        </w:rPr>
-        <w:fldChar w:fldCharType="begin"/>
-      </w:r>
-      <w:r>
-        <w:rPr>
-          <w:noProof/>
-        </w:rPr>
-        <w:instrText xml:space="preserve"> PAGEREF _Toc135474670 \h </w:instrText>
-      </w:r>
-      <w:r>
-        <w:rPr>
-          <w:noProof/>
-        </w:rPr>
-      </w:r>
-      <w:r>
-        <w:rPr>
-          <w:noProof/>
-        </w:rPr>
-        <w:fldChar w:fldCharType="separate"/>
-      </w:r>
-      <w:r>
-        <w:rPr>
-          <w:noProof/>
-        </w:rPr>
-        <w:t>13</w:t>
-      </w:r>
-      <w:r>
-        <w:rPr>
-          <w:noProof/>
-        </w:rPr>
-        <w:fldChar w:fldCharType="end"/>
-      </w:r>
-    </w:p>
-    <w:p>
-      <w:pPr>
-        <w:pStyle w:val="TM2"/>
-        <w:tabs>
-          <w:tab w:val="right" w:leader="dot" w:pos="9350"/>
-        </w:tabs>
-        <w:rPr>
-          <w:noProof/>
-          <w:sz w:val="24"/>
-        </w:rPr>
-      </w:pPr>
-      <w:r>
-        <w:rPr>
-          <w:noProof/>
-        </w:rPr>
-        <w:t>Article 11 - Conduite des Prestations</w:t>
-      </w:r>
-      <w:r>
-        <w:rPr>
-          <w:noProof/>
-        </w:rPr>
-        <w:tab/>
-      </w:r>
-      <w:r>
-        <w:rPr>
-          <w:noProof/>
-        </w:rPr>
-        <w:fldChar w:fldCharType="begin"/>
-      </w:r>
-      <w:r>
-        <w:rPr>
-          <w:noProof/>
-        </w:rPr>
-        <w:instrText xml:space="preserve"> PAGEREF _Toc135474671 \h </w:instrText>
-      </w:r>
-      <w:r>
-        <w:rPr>
-          <w:noProof/>
-        </w:rPr>
-      </w:r>
-      <w:r>
-        <w:rPr>
-          <w:noProof/>
-        </w:rPr>
-        <w:fldChar w:fldCharType="separate"/>
-      </w:r>
-      <w:r>
-        <w:rPr>
-          <w:noProof/>
-        </w:rPr>
-        <w:t>13</w:t>
-      </w:r>
-      <w:r>
-        <w:rPr>
-          <w:noProof/>
-        </w:rPr>
-        <w:fldChar w:fldCharType="end"/>
-      </w:r>
-    </w:p>
-    <w:p>
-      <w:pPr>
-        <w:pStyle w:val="TM3"/>
-        <w:tabs>
-          <w:tab w:val="right" w:leader="dot" w:pos="9350"/>
-        </w:tabs>
-        <w:rPr>
-          <w:noProof/>
-          <w:sz w:val="24"/>
-        </w:rPr>
-      </w:pPr>
-      <w:r>
-        <w:rPr>
-          <w:noProof/>
-        </w:rPr>
-        <w:t>11.1. Modalités de réalisation</w:t>
-      </w:r>
-      <w:r>
-        <w:rPr>
-          <w:noProof/>
-        </w:rPr>
-        <w:tab/>
-      </w:r>
-      <w:r>
-        <w:rPr>
-          <w:noProof/>
-        </w:rPr>
-        <w:fldChar w:fldCharType="begin"/>
-      </w:r>
-      <w:r>
-        <w:rPr>
-          <w:noProof/>
-        </w:rPr>
-        <w:instrText xml:space="preserve"> PAGEREF _Toc135474672 \h </w:instrText>
-      </w:r>
-      <w:r>
-        <w:rPr>
-          <w:noProof/>
-        </w:rPr>
-      </w:r>
-      <w:r>
-        <w:rPr>
-          <w:noProof/>
-        </w:rPr>
-        <w:fldChar w:fldCharType="separate"/>
-      </w:r>
-      <w:r>
-        <w:rPr>
-          <w:noProof/>
-        </w:rPr>
-        <w:t>13</w:t>
-      </w:r>
-      <w:r>
-        <w:rPr>
-          <w:noProof/>
-        </w:rPr>
-        <w:fldChar w:fldCharType="end"/>
-      </w:r>
-    </w:p>
-    <w:p>
-      <w:pPr>
-        <w:pStyle w:val="TM3"/>
-        <w:tabs>
-          <w:tab w:val="right" w:leader="dot" w:pos="9350"/>
-        </w:tabs>
-        <w:rPr>
-          <w:noProof/>
-          <w:sz w:val="24"/>
-        </w:rPr>
-      </w:pPr>
-      <w:r>
-        <w:rPr>
-          <w:noProof/>
-        </w:rPr>
-        <w:t>11.2. Personnel</w:t>
-      </w:r>
-      <w:r>
-        <w:rPr>
-          <w:noProof/>
-        </w:rPr>
-        <w:tab/>
-      </w:r>
-      <w:r>
-        <w:rPr>
-          <w:noProof/>
-        </w:rPr>
-        <w:fldChar w:fldCharType="begin"/>
-      </w:r>
-      <w:r>
-        <w:rPr>
-          <w:noProof/>
-        </w:rPr>
-        <w:instrText xml:space="preserve"> PAGEREF _Toc135474673 \h </w:instrText>
-      </w:r>
-      <w:r>
-        <w:rPr>
-          <w:noProof/>
-        </w:rPr>
-      </w:r>
-      <w:r>
-        <w:rPr>
-          <w:noProof/>
-        </w:rPr>
-        <w:fldChar w:fldCharType="separate"/>
-      </w:r>
-      <w:r>
-        <w:rPr>
-          <w:noProof/>
-        </w:rPr>
-        <w:t>13</w:t>
-      </w:r>
-      <w:r>
-        <w:rPr>
-          <w:noProof/>
-        </w:rPr>
-        <w:fldChar w:fldCharType="end"/>
-      </w:r>
-    </w:p>
-    <w:p>
-      <w:pPr>
-        <w:pStyle w:val="TM3"/>
-        <w:tabs>
-          <w:tab w:val="right" w:leader="dot" w:pos="9350"/>
-        </w:tabs>
-        <w:rPr>
-          <w:noProof/>
-          <w:sz w:val="24"/>
-        </w:rPr>
-      </w:pPr>
-      <w:r>
-        <w:rPr>
-          <w:noProof/>
-        </w:rPr>
-        <w:t>11.3. Conflits d’intérêts.</w:t>
-      </w:r>
-      <w:r>
-        <w:rPr>
-          <w:noProof/>
-        </w:rPr>
-        <w:tab/>
-      </w:r>
-      <w:r>
-        <w:rPr>
-          <w:noProof/>
-        </w:rPr>
-        <w:fldChar w:fldCharType="begin"/>
-      </w:r>
-      <w:r>
-        <w:rPr>
-          <w:noProof/>
-        </w:rPr>
-        <w:instrText xml:space="preserve"> PAGEREF _Toc135474674 \h </w:instrText>
-      </w:r>
-      <w:r>
-        <w:rPr>
-          <w:noProof/>
-        </w:rPr>
-      </w:r>
-      <w:r>
-        <w:rPr>
-          <w:noProof/>
-        </w:rPr>
-        <w:fldChar w:fldCharType="separate"/>
-      </w:r>
-      <w:r>
-        <w:rPr>
-          <w:noProof/>
-        </w:rPr>
-        <w:t>13</w:t>
-      </w:r>
-      <w:r>
-        <w:rPr>
-          <w:noProof/>
-        </w:rPr>
-        <w:fldChar w:fldCharType="end"/>
-      </w:r>
-    </w:p>
-    <w:p>
-      <w:pPr>
-        <w:pStyle w:val="TM2"/>
-        <w:tabs>
-          <w:tab w:val="right" w:leader="dot" w:pos="9350"/>
-        </w:tabs>
-        <w:rPr>
-          <w:noProof/>
-          <w:sz w:val="24"/>
-        </w:rPr>
-      </w:pPr>
-      <w:r>
-        <w:rPr>
-          <w:noProof/>
-        </w:rPr>
-        <w:t>Article 12 - Assurances - Dommages</w:t>
-      </w:r>
-      <w:r>
-        <w:rPr>
-          <w:noProof/>
-        </w:rPr>
-        <w:tab/>
-      </w:r>
-      <w:r>
-        <w:rPr>
-          <w:noProof/>
-        </w:rPr>
-        <w:fldChar w:fldCharType="begin"/>
-      </w:r>
-      <w:r>
-        <w:rPr>
-          <w:noProof/>
-        </w:rPr>
-        <w:instrText xml:space="preserve"> PAGEREF _Toc135474675 \h </w:instrText>
-      </w:r>
-      <w:r>
-        <w:rPr>
-          <w:noProof/>
-        </w:rPr>
-      </w:r>
-      <w:r>
-        <w:rPr>
-          <w:noProof/>
-        </w:rPr>
-        <w:fldChar w:fldCharType="separate"/>
-      </w:r>
-      <w:r>
-        <w:rPr>
-          <w:noProof/>
-        </w:rPr>
-        <w:t>14</w:t>
-      </w:r>
-      <w:r>
-        <w:rPr>
-          <w:noProof/>
-        </w:rPr>
-        <w:fldChar w:fldCharType="end"/>
-      </w:r>
-    </w:p>
-    <w:p>
-      <w:pPr>
-        <w:pStyle w:val="TM3"/>
-        <w:tabs>
-          <w:tab w:val="right" w:leader="dot" w:pos="9350"/>
-        </w:tabs>
-        <w:rPr>
-          <w:noProof/>
-          <w:sz w:val="24"/>
-        </w:rPr>
-      </w:pPr>
-      <w:r>
-        <w:rPr>
-          <w:noProof/>
-        </w:rPr>
-        <w:t>12.1. - Assurances</w:t>
-      </w:r>
-      <w:r>
-        <w:rPr>
-          <w:noProof/>
-        </w:rPr>
-        <w:tab/>
-      </w:r>
-      <w:r>
-        <w:rPr>
-          <w:noProof/>
-        </w:rPr>
-        <w:fldChar w:fldCharType="begin"/>
-      </w:r>
-      <w:r>
-        <w:rPr>
-          <w:noProof/>
-        </w:rPr>
-        <w:instrText xml:space="preserve"> PAGEREF _Toc135474676 \h </w:instrText>
-      </w:r>
-      <w:r>
-        <w:rPr>
-          <w:noProof/>
-        </w:rPr>
-      </w:r>
-      <w:r>
-        <w:rPr>
-          <w:noProof/>
-        </w:rPr>
-        <w:fldChar w:fldCharType="separate"/>
-      </w:r>
-      <w:r>
-        <w:rPr>
-          <w:noProof/>
-        </w:rPr>
-        <w:t>14</w:t>
-      </w:r>
-      <w:r>
-        <w:rPr>
-          <w:noProof/>
-        </w:rPr>
-        <w:fldChar w:fldCharType="end"/>
-      </w:r>
-    </w:p>
-    <w:p>
-      <w:pPr>
-        <w:pStyle w:val="TM3"/>
-        <w:tabs>
-          <w:tab w:val="right" w:leader="dot" w:pos="9350"/>
-        </w:tabs>
-        <w:rPr>
-          <w:noProof/>
-          <w:sz w:val="24"/>
-        </w:rPr>
-      </w:pPr>
-      <w:r>
-        <w:rPr>
-          <w:noProof/>
-        </w:rPr>
-        <w:t>12.2. - Réparation des dommages</w:t>
-      </w:r>
-      <w:r>
-        <w:rPr>
-          <w:noProof/>
-        </w:rPr>
-        <w:tab/>
-      </w:r>
-      <w:r>
-        <w:rPr>
-          <w:noProof/>
-        </w:rPr>
-        <w:fldChar w:fldCharType="begin"/>
-      </w:r>
-      <w:r>
-        <w:rPr>
-          <w:noProof/>
-        </w:rPr>
-        <w:instrText xml:space="preserve"> PAGEREF _Toc135474677 \h </w:instrText>
-      </w:r>
-      <w:r>
-        <w:rPr>
-          <w:noProof/>
-        </w:rPr>
-      </w:r>
-      <w:r>
-        <w:rPr>
-          <w:noProof/>
-        </w:rPr>
-        <w:fldChar w:fldCharType="separate"/>
-      </w:r>
-      <w:r>
-        <w:rPr>
-          <w:noProof/>
-        </w:rPr>
-        <w:t>14</w:t>
-      </w:r>
-      <w:r>
-        <w:rPr>
-          <w:noProof/>
-        </w:rPr>
-        <w:fldChar w:fldCharType="end"/>
-      </w:r>
-    </w:p>
-    <w:p>
-      <w:pPr>
-        <w:pStyle w:val="TM2"/>
-        <w:tabs>
-          <w:tab w:val="right" w:leader="dot" w:pos="9350"/>
-        </w:tabs>
-        <w:rPr>
-          <w:noProof/>
-          <w:sz w:val="24"/>
-        </w:rPr>
-      </w:pPr>
-      <w:r>
-        <w:rPr>
-          <w:noProof/>
-        </w:rPr>
-        <w:t>Article 13 - Moyens confiés au Consultant</w:t>
-      </w:r>
-      <w:r>
-        <w:rPr>
-          <w:noProof/>
-        </w:rPr>
-        <w:tab/>
-      </w:r>
-      <w:r>
-        <w:rPr>
-          <w:noProof/>
-        </w:rPr>
-        <w:fldChar w:fldCharType="begin"/>
-      </w:r>
-      <w:r>
-        <w:rPr>
-          <w:noProof/>
-        </w:rPr>
-        <w:instrText xml:space="preserve"> PAGEREF _Toc135474678 \h </w:instrText>
-      </w:r>
-      <w:r>
-        <w:rPr>
-          <w:noProof/>
-        </w:rPr>
-      </w:r>
-      <w:r>
-        <w:rPr>
-          <w:noProof/>
-        </w:rPr>
-        <w:fldChar w:fldCharType="separate"/>
-      </w:r>
-      <w:r>
-        <w:rPr>
-          <w:noProof/>
-        </w:rPr>
-        <w:t>14</w:t>
-      </w:r>
-      <w:r>
-        <w:rPr>
-          <w:noProof/>
-        </w:rPr>
-        <w:fldChar w:fldCharType="end"/>
-      </w:r>
-    </w:p>
-    <w:p>
-      <w:pPr>
-        <w:pStyle w:val="TM2"/>
-        <w:tabs>
-          <w:tab w:val="right" w:leader="dot" w:pos="9350"/>
-        </w:tabs>
-        <w:rPr>
-          <w:noProof/>
-          <w:sz w:val="24"/>
-        </w:rPr>
-      </w:pPr>
-      <w:r>
-        <w:rPr>
-          <w:noProof/>
-        </w:rPr>
-        <w:t>Article 14 Fourniture de matériels par le Consultant</w:t>
-      </w:r>
-      <w:r>
-        <w:rPr>
-          <w:noProof/>
-        </w:rPr>
-        <w:tab/>
-      </w:r>
-      <w:r>
-        <w:rPr>
-          <w:noProof/>
-        </w:rPr>
-        <w:fldChar w:fldCharType="begin"/>
-      </w:r>
-      <w:r>
-        <w:rPr>
-          <w:noProof/>
-        </w:rPr>
-        <w:instrText xml:space="preserve"> PAGEREF _Toc135474679 \h </w:instrText>
-      </w:r>
-      <w:r>
-        <w:rPr>
-          <w:noProof/>
-        </w:rPr>
-      </w:r>
-      <w:r>
-        <w:rPr>
-          <w:noProof/>
-        </w:rPr>
-        <w:fldChar w:fldCharType="separate"/>
-      </w:r>
-      <w:r>
-        <w:rPr>
-          <w:noProof/>
-        </w:rPr>
-        <w:t>15</w:t>
-      </w:r>
-      <w:r>
-        <w:rPr>
-          <w:noProof/>
-        </w:rPr>
-        <w:fldChar w:fldCharType="end"/>
-      </w:r>
-    </w:p>
-    <w:p>
-      <w:pPr>
-        <w:pStyle w:val="TM2"/>
-        <w:tabs>
-          <w:tab w:val="right" w:leader="dot" w:pos="9350"/>
-        </w:tabs>
-        <w:rPr>
-          <w:noProof/>
-          <w:sz w:val="24"/>
-        </w:rPr>
-      </w:pPr>
-      <w:r>
-        <w:rPr>
-          <w:noProof/>
-        </w:rPr>
-        <w:t>Article 15 Délai d'exécution</w:t>
-      </w:r>
-      <w:r>
-        <w:rPr>
-          <w:noProof/>
-        </w:rPr>
-        <w:tab/>
-      </w:r>
-      <w:r>
-        <w:rPr>
-          <w:noProof/>
-        </w:rPr>
-        <w:fldChar w:fldCharType="begin"/>
-      </w:r>
-      <w:r>
-        <w:rPr>
-          <w:noProof/>
-        </w:rPr>
-        <w:instrText xml:space="preserve"> PAGEREF _Toc135474680 \h </w:instrText>
-      </w:r>
-      <w:r>
-        <w:rPr>
-          <w:noProof/>
-        </w:rPr>
-      </w:r>
-      <w:r>
-        <w:rPr>
-          <w:noProof/>
-        </w:rPr>
-        <w:fldChar w:fldCharType="separate"/>
-      </w:r>
-      <w:r>
-        <w:rPr>
-          <w:noProof/>
-        </w:rPr>
-        <w:t>15</w:t>
-      </w:r>
-      <w:r>
-        <w:rPr>
-          <w:noProof/>
-        </w:rPr>
-        <w:fldChar w:fldCharType="end"/>
-      </w:r>
-    </w:p>
-    <w:p>
-      <w:pPr>
-        <w:pStyle w:val="TM2"/>
-        <w:tabs>
-          <w:tab w:val="right" w:leader="dot" w:pos="9350"/>
-        </w:tabs>
-        <w:rPr>
-          <w:noProof/>
-          <w:sz w:val="24"/>
-        </w:rPr>
-      </w:pPr>
-      <w:r>
-        <w:rPr>
-          <w:noProof/>
-        </w:rPr>
-        <w:t>Article 16 Pénalités et retenues</w:t>
-      </w:r>
-      <w:r>
-        <w:rPr>
-          <w:noProof/>
-        </w:rPr>
-        <w:tab/>
-      </w:r>
-      <w:r>
-        <w:rPr>
-          <w:noProof/>
-        </w:rPr>
-        <w:fldChar w:fldCharType="begin"/>
-      </w:r>
-      <w:r>
-        <w:rPr>
-          <w:noProof/>
-        </w:rPr>
-        <w:instrText xml:space="preserve"> PAGEREF _Toc135474681 \h </w:instrText>
-      </w:r>
-      <w:r>
-        <w:rPr>
-          <w:noProof/>
-        </w:rPr>
-      </w:r>
-      <w:r>
-        <w:rPr>
-          <w:noProof/>
-        </w:rPr>
-        <w:fldChar w:fldCharType="separate"/>
-      </w:r>
-      <w:r>
-        <w:rPr>
-          <w:noProof/>
-        </w:rPr>
-        <w:t>15</w:t>
-      </w:r>
-      <w:r>
-        <w:rPr>
-          <w:noProof/>
-        </w:rPr>
-        <w:fldChar w:fldCharType="end"/>
-      </w:r>
-    </w:p>
-    <w:p>
-      <w:pPr>
-        <w:pStyle w:val="TM2"/>
-        <w:tabs>
-          <w:tab w:val="right" w:leader="dot" w:pos="9350"/>
-        </w:tabs>
-        <w:rPr>
-          <w:noProof/>
-          <w:sz w:val="24"/>
-        </w:rPr>
-      </w:pPr>
-      <w:r>
-        <w:rPr>
-          <w:noProof/>
-        </w:rPr>
-        <w:t>Article 17 Arrêt de l'exécution des Prestations</w:t>
-      </w:r>
-      <w:r>
-        <w:rPr>
-          <w:noProof/>
-        </w:rPr>
-        <w:tab/>
-      </w:r>
-      <w:r>
-        <w:rPr>
-          <w:noProof/>
-        </w:rPr>
-        <w:fldChar w:fldCharType="begin"/>
-      </w:r>
-      <w:r>
-        <w:rPr>
-          <w:noProof/>
-        </w:rPr>
-        <w:instrText xml:space="preserve"> PAGEREF _Toc135474682 \h </w:instrText>
-      </w:r>
-      <w:r>
-        <w:rPr>
-          <w:noProof/>
-        </w:rPr>
-      </w:r>
-      <w:r>
-        <w:rPr>
-          <w:noProof/>
-        </w:rPr>
-        <w:fldChar w:fldCharType="separate"/>
-      </w:r>
-      <w:r>
-        <w:rPr>
-          <w:noProof/>
-        </w:rPr>
-        <w:t>16</w:t>
-      </w:r>
-      <w:r>
-        <w:rPr>
-          <w:noProof/>
-        </w:rPr>
-        <w:fldChar w:fldCharType="end"/>
-      </w:r>
-    </w:p>
-    <w:p>
-      <w:pPr>
-        <w:pStyle w:val="TM2"/>
-        <w:tabs>
-          <w:tab w:val="right" w:leader="dot" w:pos="9350"/>
-        </w:tabs>
-        <w:rPr>
-          <w:noProof/>
-          <w:sz w:val="24"/>
-        </w:rPr>
-      </w:pPr>
-      <w:r>
-        <w:rPr>
-          <w:noProof/>
-        </w:rPr>
-        <w:t>Article 18 Force majeure - Imprévision</w:t>
-      </w:r>
-      <w:r>
-        <w:rPr>
-          <w:noProof/>
-        </w:rPr>
-        <w:tab/>
-      </w:r>
-      <w:r>
-        <w:rPr>
-          <w:noProof/>
-        </w:rPr>
-        <w:fldChar w:fldCharType="begin"/>
-      </w:r>
-      <w:r>
-        <w:rPr>
-          <w:noProof/>
-        </w:rPr>
-        <w:instrText xml:space="preserve"> PAGEREF _Toc135474683 \h </w:instrText>
-      </w:r>
-      <w:r>
-        <w:rPr>
-          <w:noProof/>
-        </w:rPr>
-      </w:r>
-      <w:r>
-        <w:rPr>
-          <w:noProof/>
-        </w:rPr>
-        <w:fldChar w:fldCharType="separate"/>
-      </w:r>
-      <w:r>
-        <w:rPr>
-          <w:noProof/>
-        </w:rPr>
-        <w:t>16</w:t>
-      </w:r>
-      <w:r>
-        <w:rPr>
-          <w:noProof/>
-        </w:rPr>
-        <w:fldChar w:fldCharType="end"/>
-      </w:r>
-    </w:p>
-    <w:p>
-      <w:pPr>
-        <w:pStyle w:val="TM1"/>
-        <w:tabs>
-          <w:tab w:val="right" w:leader="dot" w:pos="9350"/>
-        </w:tabs>
-        <w:rPr>
-          <w:noProof/>
-          <w:sz w:val="24"/>
-        </w:rPr>
-      </w:pPr>
-      <w:r>
-        <w:rPr>
-          <w:noProof/>
-        </w:rPr>
-        <w:t>CHAPITRE IV   UTILISATION DES RESULTATS</w:t>
-      </w:r>
-      <w:r>
-        <w:rPr>
-          <w:noProof/>
-        </w:rPr>
-        <w:tab/>
-      </w:r>
-      <w:r>
-        <w:rPr>
-          <w:noProof/>
-        </w:rPr>
-        <w:fldChar w:fldCharType="begin"/>
-      </w:r>
-      <w:r>
-        <w:rPr>
-          <w:noProof/>
-        </w:rPr>
-        <w:instrText xml:space="preserve"> PAGEREF _Toc135474684 \h </w:instrText>
-      </w:r>
-      <w:r>
-        <w:rPr>
-          <w:noProof/>
-        </w:rPr>
-      </w:r>
-      <w:r>
-        <w:rPr>
-          <w:noProof/>
-        </w:rPr>
-        <w:fldChar w:fldCharType="separate"/>
-      </w:r>
-      <w:r>
-        <w:rPr>
-          <w:noProof/>
-        </w:rPr>
-        <w:t>17</w:t>
-      </w:r>
-      <w:r>
-        <w:rPr>
-          <w:noProof/>
-        </w:rPr>
-        <w:fldChar w:fldCharType="end"/>
-      </w:r>
-    </w:p>
-    <w:p>
-      <w:pPr>
-        <w:pStyle w:val="TM2"/>
-        <w:tabs>
-          <w:tab w:val="right" w:leader="dot" w:pos="9350"/>
-        </w:tabs>
-        <w:rPr>
-          <w:noProof/>
-          <w:sz w:val="24"/>
-        </w:rPr>
-      </w:pPr>
-      <w:r>
-        <w:rPr>
-          <w:noProof/>
-        </w:rPr>
-        <w:t>Article 19 Définition des résultats du Marché</w:t>
-      </w:r>
-      <w:r>
-        <w:rPr>
-          <w:noProof/>
-        </w:rPr>
-        <w:tab/>
-      </w:r>
-      <w:r>
-        <w:rPr>
-          <w:noProof/>
-        </w:rPr>
-        <w:fldChar w:fldCharType="begin"/>
-      </w:r>
-      <w:r>
-        <w:rPr>
-          <w:noProof/>
-        </w:rPr>
-        <w:instrText xml:space="preserve"> PAGEREF _Toc135474685 \h </w:instrText>
-      </w:r>
-      <w:r>
-        <w:rPr>
-          <w:noProof/>
-        </w:rPr>
-      </w:r>
-      <w:r>
-        <w:rPr>
-          <w:noProof/>
-        </w:rPr>
-        <w:fldChar w:fldCharType="separate"/>
-      </w:r>
-      <w:r>
-        <w:rPr>
-          <w:noProof/>
-        </w:rPr>
-        <w:t>17</w:t>
-      </w:r>
-      <w:r>
-        <w:rPr>
-          <w:noProof/>
-        </w:rPr>
-        <w:fldChar w:fldCharType="end"/>
-      </w:r>
-    </w:p>
-    <w:p>
-      <w:pPr>
-        <w:pStyle w:val="TM2"/>
-        <w:tabs>
-          <w:tab w:val="right" w:leader="dot" w:pos="9350"/>
-        </w:tabs>
-        <w:rPr>
-          <w:noProof/>
-          <w:sz w:val="24"/>
-        </w:rPr>
-      </w:pPr>
-      <w:r>
-        <w:rPr>
-          <w:noProof/>
-        </w:rPr>
-        <w:t>Article 20 Utilisation des résultats par le Client</w:t>
-      </w:r>
-      <w:r>
-        <w:rPr>
-          <w:noProof/>
-        </w:rPr>
-        <w:tab/>
-      </w:r>
-      <w:r>
-        <w:rPr>
-          <w:noProof/>
-        </w:rPr>
-        <w:fldChar w:fldCharType="begin"/>
-      </w:r>
-      <w:r>
-        <w:rPr>
-          <w:noProof/>
-        </w:rPr>
-        <w:instrText xml:space="preserve"> PAGEREF _Toc135474686 \h </w:instrText>
-      </w:r>
-      <w:r>
-        <w:rPr>
-          <w:noProof/>
-        </w:rPr>
-      </w:r>
-      <w:r>
-        <w:rPr>
-          <w:noProof/>
-        </w:rPr>
-        <w:fldChar w:fldCharType="separate"/>
-      </w:r>
-      <w:r>
-        <w:rPr>
-          <w:noProof/>
-        </w:rPr>
-        <w:t>17</w:t>
-      </w:r>
-      <w:r>
-        <w:rPr>
-          <w:noProof/>
-        </w:rPr>
-        <w:fldChar w:fldCharType="end"/>
-      </w:r>
-    </w:p>
-    <w:p>
-      <w:pPr>
-        <w:pStyle w:val="TM2"/>
-        <w:tabs>
-          <w:tab w:val="right" w:leader="dot" w:pos="9350"/>
-        </w:tabs>
-        <w:rPr>
-          <w:noProof/>
-          <w:sz w:val="24"/>
-        </w:rPr>
-      </w:pPr>
-      <w:r>
-        <w:rPr>
-          <w:noProof/>
-        </w:rPr>
-        <w:t>Article 21 Droit de reproduction du Client</w:t>
-      </w:r>
-      <w:r>
-        <w:rPr>
-          <w:noProof/>
-        </w:rPr>
-        <w:tab/>
-      </w:r>
-      <w:r>
-        <w:rPr>
-          <w:noProof/>
-        </w:rPr>
-        <w:fldChar w:fldCharType="begin"/>
-      </w:r>
-      <w:r>
-        <w:rPr>
-          <w:noProof/>
-        </w:rPr>
-        <w:instrText xml:space="preserve"> PAGEREF _Toc135474687 \h </w:instrText>
-      </w:r>
-      <w:r>
-        <w:rPr>
-          <w:noProof/>
-        </w:rPr>
-      </w:r>
-      <w:r>
-        <w:rPr>
-          <w:noProof/>
-        </w:rPr>
-        <w:fldChar w:fldCharType="separate"/>
-      </w:r>
-      <w:r>
-        <w:rPr>
-          <w:noProof/>
-        </w:rPr>
-        <w:t>18</w:t>
-      </w:r>
-      <w:r>
-        <w:rPr>
-          <w:noProof/>
-        </w:rPr>
-        <w:fldChar w:fldCharType="end"/>
-      </w:r>
-    </w:p>
-    <w:p>
-      <w:pPr>
-        <w:pStyle w:val="TM2"/>
-        <w:tabs>
-          <w:tab w:val="right" w:leader="dot" w:pos="9350"/>
-        </w:tabs>
-        <w:rPr>
-          <w:noProof/>
-          <w:sz w:val="24"/>
-        </w:rPr>
-      </w:pPr>
-      <w:r>
-        <w:rPr>
-          <w:noProof/>
-        </w:rPr>
-        <w:t>Article 22 Publications</w:t>
-      </w:r>
-      <w:r>
-        <w:rPr>
-          <w:noProof/>
-        </w:rPr>
-        <w:tab/>
-      </w:r>
-      <w:r>
-        <w:rPr>
-          <w:noProof/>
-        </w:rPr>
-        <w:fldChar w:fldCharType="begin"/>
-      </w:r>
-      <w:r>
-        <w:rPr>
-          <w:noProof/>
-        </w:rPr>
-        <w:instrText xml:space="preserve"> PAGEREF _Toc135474688 \h </w:instrText>
-      </w:r>
-      <w:r>
-        <w:rPr>
-          <w:noProof/>
-        </w:rPr>
-      </w:r>
-      <w:r>
-        <w:rPr>
-          <w:noProof/>
-        </w:rPr>
-        <w:fldChar w:fldCharType="separate"/>
-      </w:r>
-      <w:r>
-        <w:rPr>
-          <w:noProof/>
-        </w:rPr>
-        <w:t>18</w:t>
-      </w:r>
-      <w:r>
-        <w:rPr>
-          <w:noProof/>
-        </w:rPr>
-        <w:fldChar w:fldCharType="end"/>
-      </w:r>
-    </w:p>
-    <w:p>
-      <w:pPr>
-        <w:pStyle w:val="TM2"/>
-        <w:tabs>
-          <w:tab w:val="right" w:leader="dot" w:pos="9350"/>
-        </w:tabs>
-        <w:rPr>
-          <w:noProof/>
-          <w:sz w:val="24"/>
-        </w:rPr>
-      </w:pPr>
-      <w:r>
-        <w:rPr>
-          <w:noProof/>
-        </w:rPr>
-        <w:t>Article 23 Droits du Consultant sur les résultats</w:t>
-      </w:r>
-      <w:r>
-        <w:rPr>
-          <w:noProof/>
-        </w:rPr>
-        <w:tab/>
-      </w:r>
-      <w:r>
-        <w:rPr>
-          <w:noProof/>
-        </w:rPr>
-        <w:fldChar w:fldCharType="begin"/>
-      </w:r>
-      <w:r>
-        <w:rPr>
-          <w:noProof/>
-        </w:rPr>
-        <w:instrText xml:space="preserve"> PAGEREF _Toc135474689 \h </w:instrText>
-      </w:r>
-      <w:r>
-        <w:rPr>
-          <w:noProof/>
-        </w:rPr>
-      </w:r>
-      <w:r>
-        <w:rPr>
-          <w:noProof/>
-        </w:rPr>
-        <w:fldChar w:fldCharType="separate"/>
-      </w:r>
-      <w:r>
-        <w:rPr>
-          <w:noProof/>
-        </w:rPr>
-        <w:t>18</w:t>
-      </w:r>
-      <w:r>
-        <w:rPr>
-          <w:noProof/>
-        </w:rPr>
-        <w:fldChar w:fldCharType="end"/>
-      </w:r>
-    </w:p>
-    <w:p>
-      <w:pPr>
-        <w:pStyle w:val="TM2"/>
-        <w:tabs>
-          <w:tab w:val="right" w:leader="dot" w:pos="9350"/>
-        </w:tabs>
-        <w:rPr>
-          <w:noProof/>
-          <w:sz w:val="24"/>
-        </w:rPr>
-      </w:pPr>
-      <w:r>
-        <w:rPr>
-          <w:noProof/>
-        </w:rPr>
-        <w:lastRenderedPageBreak/>
-        <w:t>Article 24 Brevets</w:t>
-      </w:r>
-      <w:r>
-        <w:rPr>
-          <w:noProof/>
-        </w:rPr>
-        <w:tab/>
-      </w:r>
-      <w:r>
-        <w:rPr>
-          <w:noProof/>
-        </w:rPr>
-        <w:fldChar w:fldCharType="begin"/>
-      </w:r>
-      <w:r>
-        <w:rPr>
-          <w:noProof/>
-        </w:rPr>
-        <w:instrText xml:space="preserve"> PAGEREF _Toc135474690 \h </w:instrText>
-      </w:r>
-      <w:r>
-        <w:rPr>
-          <w:noProof/>
-        </w:rPr>
-      </w:r>
-      <w:r>
-        <w:rPr>
-          <w:noProof/>
-        </w:rPr>
-        <w:fldChar w:fldCharType="separate"/>
-      </w:r>
-      <w:r>
-        <w:rPr>
-          <w:noProof/>
-        </w:rPr>
-        <w:t>19</w:t>
-      </w:r>
-      <w:r>
-        <w:rPr>
-          <w:noProof/>
-        </w:rPr>
-        <w:fldChar w:fldCharType="end"/>
-      </w:r>
-    </w:p>
-    <w:p>
-      <w:pPr>
-        <w:pStyle w:val="TM2"/>
-        <w:tabs>
-          <w:tab w:val="right" w:leader="dot" w:pos="9350"/>
-        </w:tabs>
-        <w:rPr>
-          <w:noProof/>
-          <w:sz w:val="24"/>
-        </w:rPr>
-      </w:pPr>
-      <w:r>
-        <w:rPr>
-          <w:noProof/>
-        </w:rPr>
-        <w:t>Article 25 Licence d'exploitation</w:t>
-      </w:r>
-      <w:r>
-        <w:rPr>
-          <w:noProof/>
-        </w:rPr>
-        <w:tab/>
-      </w:r>
-      <w:r>
-        <w:rPr>
-          <w:noProof/>
-        </w:rPr>
-        <w:fldChar w:fldCharType="begin"/>
-      </w:r>
-      <w:r>
-        <w:rPr>
-          <w:noProof/>
-        </w:rPr>
-        <w:instrText xml:space="preserve"> PAGEREF _Toc135474691 \h </w:instrText>
-      </w:r>
-      <w:r>
-        <w:rPr>
-          <w:noProof/>
-        </w:rPr>
-      </w:r>
-      <w:r>
-        <w:rPr>
-          <w:noProof/>
-        </w:rPr>
-        <w:fldChar w:fldCharType="separate"/>
-      </w:r>
-      <w:r>
-        <w:rPr>
-          <w:noProof/>
-        </w:rPr>
-        <w:t>19</w:t>
-      </w:r>
-      <w:r>
-        <w:rPr>
-          <w:noProof/>
-        </w:rPr>
-        <w:fldChar w:fldCharType="end"/>
-      </w:r>
-    </w:p>
-    <w:p>
-      <w:pPr>
-        <w:pStyle w:val="TM2"/>
-        <w:tabs>
-          <w:tab w:val="right" w:leader="dot" w:pos="9350"/>
-        </w:tabs>
-        <w:rPr>
-          <w:noProof/>
-          <w:sz w:val="24"/>
-        </w:rPr>
-      </w:pPr>
-      <w:r>
-        <w:rPr>
-          <w:noProof/>
-        </w:rPr>
-        <w:t>Article 26 Garanties relatives aux droits de propriété intellectuelle ou industrielle</w:t>
-      </w:r>
-      <w:r>
-        <w:rPr>
-          <w:noProof/>
-        </w:rPr>
-        <w:tab/>
-      </w:r>
-      <w:r>
-        <w:rPr>
-          <w:noProof/>
-        </w:rPr>
-        <w:fldChar w:fldCharType="begin"/>
-      </w:r>
-      <w:r>
-        <w:rPr>
-          <w:noProof/>
-        </w:rPr>
-        <w:instrText xml:space="preserve"> PAGEREF _Toc135474692 \h </w:instrText>
-      </w:r>
-      <w:r>
-        <w:rPr>
-          <w:noProof/>
-        </w:rPr>
-      </w:r>
-      <w:r>
-        <w:rPr>
-          <w:noProof/>
-        </w:rPr>
-        <w:fldChar w:fldCharType="separate"/>
-      </w:r>
-      <w:r>
-        <w:rPr>
-          <w:noProof/>
-        </w:rPr>
-        <w:t>20</w:t>
-      </w:r>
-      <w:r>
-        <w:rPr>
-          <w:noProof/>
-        </w:rPr>
-        <w:fldChar w:fldCharType="end"/>
-      </w:r>
-    </w:p>
-    <w:p>
-      <w:pPr>
-        <w:pStyle w:val="TM1"/>
-        <w:tabs>
-          <w:tab w:val="right" w:leader="dot" w:pos="9350"/>
-        </w:tabs>
-        <w:rPr>
-          <w:noProof/>
-          <w:sz w:val="24"/>
-        </w:rPr>
-      </w:pPr>
-      <w:r>
-        <w:rPr>
-          <w:noProof/>
-        </w:rPr>
-        <w:t>CHAPITRE V   RECEPTION</w:t>
-      </w:r>
-      <w:r>
-        <w:rPr>
-          <w:noProof/>
-        </w:rPr>
-        <w:tab/>
-      </w:r>
-      <w:r>
-        <w:rPr>
-          <w:noProof/>
-        </w:rPr>
-        <w:fldChar w:fldCharType="begin"/>
-      </w:r>
-      <w:r>
-        <w:rPr>
-          <w:noProof/>
-        </w:rPr>
-        <w:instrText xml:space="preserve"> PAGEREF _Toc135474693 \h </w:instrText>
-      </w:r>
-      <w:r>
-        <w:rPr>
-          <w:noProof/>
-        </w:rPr>
-      </w:r>
-      <w:r>
-        <w:rPr>
-          <w:noProof/>
-        </w:rPr>
-        <w:fldChar w:fldCharType="separate"/>
-      </w:r>
-      <w:r>
-        <w:rPr>
-          <w:noProof/>
-        </w:rPr>
-        <w:t>20</w:t>
-      </w:r>
-      <w:r>
-        <w:rPr>
-          <w:noProof/>
-        </w:rPr>
-        <w:fldChar w:fldCharType="end"/>
-      </w:r>
-    </w:p>
-    <w:p>
-      <w:pPr>
-        <w:pStyle w:val="TM2"/>
-        <w:tabs>
-          <w:tab w:val="right" w:leader="dot" w:pos="9350"/>
-        </w:tabs>
-        <w:rPr>
-          <w:noProof/>
-          <w:sz w:val="24"/>
-        </w:rPr>
-      </w:pPr>
-      <w:r>
-        <w:rPr>
-          <w:noProof/>
-        </w:rPr>
-        <w:t>Article 27 Opérations de vérifications</w:t>
-      </w:r>
-      <w:r>
-        <w:rPr>
-          <w:noProof/>
-        </w:rPr>
-        <w:tab/>
-      </w:r>
-      <w:r>
-        <w:rPr>
-          <w:noProof/>
-        </w:rPr>
-        <w:fldChar w:fldCharType="begin"/>
-      </w:r>
-      <w:r>
-        <w:rPr>
-          <w:noProof/>
-        </w:rPr>
-        <w:instrText xml:space="preserve"> PAGEREF _Toc135474694 \h </w:instrText>
-      </w:r>
-      <w:r>
-        <w:rPr>
-          <w:noProof/>
-        </w:rPr>
-      </w:r>
-      <w:r>
-        <w:rPr>
-          <w:noProof/>
-        </w:rPr>
-        <w:fldChar w:fldCharType="separate"/>
-      </w:r>
-      <w:r>
-        <w:rPr>
-          <w:noProof/>
-        </w:rPr>
-        <w:t>20</w:t>
-      </w:r>
-      <w:r>
-        <w:rPr>
-          <w:noProof/>
-        </w:rPr>
-        <w:fldChar w:fldCharType="end"/>
-      </w:r>
-    </w:p>
-    <w:p>
-      <w:pPr>
-        <w:pStyle w:val="TM2"/>
-        <w:tabs>
-          <w:tab w:val="right" w:leader="dot" w:pos="9350"/>
-        </w:tabs>
-        <w:rPr>
-          <w:noProof/>
-          <w:sz w:val="24"/>
-        </w:rPr>
-      </w:pPr>
-      <w:r>
-        <w:rPr>
-          <w:noProof/>
-        </w:rPr>
-        <w:t>Article 28 Décisions après vérifications</w:t>
-      </w:r>
-      <w:r>
-        <w:rPr>
-          <w:noProof/>
-        </w:rPr>
-        <w:tab/>
-      </w:r>
-      <w:r>
-        <w:rPr>
-          <w:noProof/>
-        </w:rPr>
-        <w:fldChar w:fldCharType="begin"/>
-      </w:r>
-      <w:r>
-        <w:rPr>
-          <w:noProof/>
-        </w:rPr>
-        <w:instrText xml:space="preserve"> PAGEREF _Toc135474695 \h </w:instrText>
-      </w:r>
-      <w:r>
-        <w:rPr>
-          <w:noProof/>
-        </w:rPr>
-      </w:r>
-      <w:r>
-        <w:rPr>
-          <w:noProof/>
-        </w:rPr>
-        <w:fldChar w:fldCharType="separate"/>
-      </w:r>
-      <w:r>
-        <w:rPr>
-          <w:noProof/>
-        </w:rPr>
-        <w:t>20</w:t>
-      </w:r>
-      <w:r>
-        <w:rPr>
-          <w:noProof/>
-        </w:rPr>
-        <w:fldChar w:fldCharType="end"/>
-      </w:r>
-    </w:p>
-    <w:p>
-      <w:pPr>
-        <w:pStyle w:val="TM3"/>
-        <w:tabs>
-          <w:tab w:val="right" w:leader="dot" w:pos="9350"/>
-        </w:tabs>
-        <w:rPr>
-          <w:noProof/>
-          <w:sz w:val="24"/>
-        </w:rPr>
-      </w:pPr>
-      <w:r>
-        <w:rPr>
-          <w:noProof/>
-        </w:rPr>
-        <w:t>28.1. Décisions</w:t>
-      </w:r>
-      <w:r>
-        <w:rPr>
-          <w:noProof/>
-        </w:rPr>
-        <w:tab/>
-      </w:r>
-      <w:r>
-        <w:rPr>
-          <w:noProof/>
-        </w:rPr>
-        <w:fldChar w:fldCharType="begin"/>
-      </w:r>
-      <w:r>
-        <w:rPr>
-          <w:noProof/>
-        </w:rPr>
-        <w:instrText xml:space="preserve"> PAGEREF _Toc135474696 \h </w:instrText>
-      </w:r>
-      <w:r>
-        <w:rPr>
-          <w:noProof/>
-        </w:rPr>
-      </w:r>
-      <w:r>
-        <w:rPr>
-          <w:noProof/>
-        </w:rPr>
-        <w:fldChar w:fldCharType="separate"/>
-      </w:r>
-      <w:r>
-        <w:rPr>
-          <w:noProof/>
-        </w:rPr>
-        <w:t>20</w:t>
-      </w:r>
-      <w:r>
-        <w:rPr>
-          <w:noProof/>
-        </w:rPr>
-        <w:fldChar w:fldCharType="end"/>
-      </w:r>
-    </w:p>
-    <w:p>
-      <w:pPr>
-        <w:pStyle w:val="TM3"/>
-        <w:tabs>
-          <w:tab w:val="right" w:leader="dot" w:pos="9350"/>
-        </w:tabs>
-        <w:rPr>
-          <w:noProof/>
-          <w:sz w:val="24"/>
-        </w:rPr>
-      </w:pPr>
-      <w:r>
-        <w:rPr>
-          <w:noProof/>
-        </w:rPr>
-        <w:t>28.2. Réception</w:t>
-      </w:r>
-      <w:r>
-        <w:rPr>
-          <w:noProof/>
-        </w:rPr>
-        <w:tab/>
-      </w:r>
-      <w:r>
-        <w:rPr>
-          <w:noProof/>
-        </w:rPr>
-        <w:fldChar w:fldCharType="begin"/>
-      </w:r>
-      <w:r>
-        <w:rPr>
-          <w:noProof/>
-        </w:rPr>
-        <w:instrText xml:space="preserve"> PAGEREF _Toc135474697 \h </w:instrText>
-      </w:r>
-      <w:r>
-        <w:rPr>
-          <w:noProof/>
-        </w:rPr>
-      </w:r>
-      <w:r>
-        <w:rPr>
-          <w:noProof/>
-        </w:rPr>
-        <w:fldChar w:fldCharType="separate"/>
-      </w:r>
-      <w:r>
-        <w:rPr>
-          <w:noProof/>
-        </w:rPr>
-        <w:t>20</w:t>
-      </w:r>
-      <w:r>
-        <w:rPr>
-          <w:noProof/>
-        </w:rPr>
-        <w:fldChar w:fldCharType="end"/>
-      </w:r>
-    </w:p>
-    <w:p>
-      <w:pPr>
-        <w:pStyle w:val="TM3"/>
-        <w:tabs>
-          <w:tab w:val="right" w:leader="dot" w:pos="9350"/>
-        </w:tabs>
-        <w:rPr>
-          <w:noProof/>
-          <w:sz w:val="24"/>
-        </w:rPr>
-      </w:pPr>
-      <w:r>
-        <w:rPr>
-          <w:noProof/>
-        </w:rPr>
-        <w:t>28.3. Ajournement</w:t>
-      </w:r>
-      <w:r>
-        <w:rPr>
-          <w:noProof/>
-        </w:rPr>
-        <w:tab/>
-      </w:r>
-      <w:r>
-        <w:rPr>
-          <w:noProof/>
-        </w:rPr>
-        <w:fldChar w:fldCharType="begin"/>
-      </w:r>
-      <w:r>
-        <w:rPr>
-          <w:noProof/>
-        </w:rPr>
-        <w:instrText xml:space="preserve"> PAGEREF _Toc135474698 \h </w:instrText>
-      </w:r>
-      <w:r>
-        <w:rPr>
-          <w:noProof/>
-        </w:rPr>
-      </w:r>
-      <w:r>
-        <w:rPr>
-          <w:noProof/>
-        </w:rPr>
-        <w:fldChar w:fldCharType="separate"/>
-      </w:r>
-      <w:r>
-        <w:rPr>
-          <w:noProof/>
-        </w:rPr>
-        <w:t>21</w:t>
-      </w:r>
-      <w:r>
-        <w:rPr>
-          <w:noProof/>
-        </w:rPr>
-        <w:fldChar w:fldCharType="end"/>
-      </w:r>
-    </w:p>
-    <w:p>
-      <w:pPr>
-        <w:pStyle w:val="TM3"/>
-        <w:tabs>
-          <w:tab w:val="right" w:leader="dot" w:pos="9350"/>
-        </w:tabs>
-        <w:rPr>
-          <w:noProof/>
-          <w:sz w:val="24"/>
-        </w:rPr>
-      </w:pPr>
-      <w:r>
-        <w:rPr>
-          <w:noProof/>
-        </w:rPr>
-        <w:t>28.4. Réception avec réfaction</w:t>
-      </w:r>
-      <w:r>
-        <w:rPr>
-          <w:noProof/>
-        </w:rPr>
-        <w:tab/>
-      </w:r>
-      <w:r>
-        <w:rPr>
-          <w:noProof/>
-        </w:rPr>
-        <w:fldChar w:fldCharType="begin"/>
-      </w:r>
-      <w:r>
-        <w:rPr>
-          <w:noProof/>
-        </w:rPr>
-        <w:instrText xml:space="preserve"> PAGEREF _Toc135474699 \h </w:instrText>
-      </w:r>
-      <w:r>
-        <w:rPr>
-          <w:noProof/>
-        </w:rPr>
-      </w:r>
-      <w:r>
-        <w:rPr>
-          <w:noProof/>
-        </w:rPr>
-        <w:fldChar w:fldCharType="separate"/>
-      </w:r>
-      <w:r>
-        <w:rPr>
-          <w:noProof/>
-        </w:rPr>
-        <w:t>21</w:t>
-      </w:r>
-      <w:r>
-        <w:rPr>
-          <w:noProof/>
-        </w:rPr>
-        <w:fldChar w:fldCharType="end"/>
-      </w:r>
-    </w:p>
-    <w:p>
-      <w:pPr>
-        <w:pStyle w:val="TM3"/>
-        <w:tabs>
-          <w:tab w:val="right" w:leader="dot" w:pos="9350"/>
-        </w:tabs>
-        <w:rPr>
-          <w:noProof/>
-          <w:sz w:val="24"/>
-        </w:rPr>
-      </w:pPr>
-      <w:r>
-        <w:rPr>
-          <w:noProof/>
-        </w:rPr>
-        <w:t>28.5. Rejet</w:t>
-      </w:r>
-      <w:r>
-        <w:rPr>
-          <w:noProof/>
-        </w:rPr>
-        <w:tab/>
-      </w:r>
-      <w:r>
-        <w:rPr>
-          <w:noProof/>
-        </w:rPr>
-        <w:fldChar w:fldCharType="begin"/>
-      </w:r>
-      <w:r>
-        <w:rPr>
-          <w:noProof/>
-        </w:rPr>
-        <w:instrText xml:space="preserve"> PAGEREF _Toc135474700 \h </w:instrText>
-      </w:r>
-      <w:r>
-        <w:rPr>
-          <w:noProof/>
-        </w:rPr>
-      </w:r>
-      <w:r>
-        <w:rPr>
-          <w:noProof/>
-        </w:rPr>
-        <w:fldChar w:fldCharType="separate"/>
-      </w:r>
-      <w:r>
-        <w:rPr>
-          <w:noProof/>
-        </w:rPr>
-        <w:t>21</w:t>
-      </w:r>
-      <w:r>
-        <w:rPr>
-          <w:noProof/>
-        </w:rPr>
-        <w:fldChar w:fldCharType="end"/>
-      </w:r>
-    </w:p>
-    <w:p>
-      <w:pPr>
-        <w:pStyle w:val="TM1"/>
-        <w:tabs>
-          <w:tab w:val="right" w:leader="dot" w:pos="9350"/>
-        </w:tabs>
-        <w:rPr>
-          <w:noProof/>
-          <w:sz w:val="24"/>
-        </w:rPr>
-      </w:pPr>
-      <w:r>
-        <w:rPr>
-          <w:noProof/>
-        </w:rPr>
-        <w:t>CHAPITRE VI   RESILIATION ET LITIGES</w:t>
-      </w:r>
-      <w:r>
-        <w:rPr>
-          <w:noProof/>
-        </w:rPr>
-        <w:tab/>
-      </w:r>
-      <w:r>
-        <w:rPr>
-          <w:noProof/>
-        </w:rPr>
-        <w:fldChar w:fldCharType="begin"/>
-      </w:r>
-      <w:r>
-        <w:rPr>
-          <w:noProof/>
-        </w:rPr>
-        <w:instrText xml:space="preserve"> PAGEREF _Toc135474701 \h </w:instrText>
-      </w:r>
-      <w:r>
-        <w:rPr>
-          <w:noProof/>
-        </w:rPr>
-      </w:r>
-      <w:r>
-        <w:rPr>
-          <w:noProof/>
-        </w:rPr>
-        <w:fldChar w:fldCharType="separate"/>
-      </w:r>
-      <w:r>
-        <w:rPr>
-          <w:noProof/>
-        </w:rPr>
-        <w:t>21</w:t>
-      </w:r>
-      <w:r>
-        <w:rPr>
-          <w:noProof/>
-        </w:rPr>
-        <w:fldChar w:fldCharType="end"/>
-      </w:r>
-    </w:p>
-    <w:p>
-      <w:pPr>
-        <w:pStyle w:val="TM2"/>
-        <w:tabs>
-          <w:tab w:val="right" w:leader="dot" w:pos="9350"/>
-        </w:tabs>
-        <w:rPr>
-          <w:noProof/>
-          <w:sz w:val="24"/>
-        </w:rPr>
-      </w:pPr>
-      <w:r>
-        <w:rPr>
-          <w:noProof/>
-        </w:rPr>
-        <w:t>Article 29 Résiliation du Marché</w:t>
-      </w:r>
-      <w:r>
-        <w:rPr>
-          <w:noProof/>
-        </w:rPr>
-        <w:tab/>
-      </w:r>
-      <w:r>
-        <w:rPr>
-          <w:noProof/>
-        </w:rPr>
-        <w:fldChar w:fldCharType="begin"/>
-      </w:r>
-      <w:r>
-        <w:rPr>
-          <w:noProof/>
-        </w:rPr>
-        <w:instrText xml:space="preserve"> PAGEREF _Toc135474702 \h </w:instrText>
-      </w:r>
-      <w:r>
-        <w:rPr>
-          <w:noProof/>
-        </w:rPr>
-      </w:r>
-      <w:r>
-        <w:rPr>
-          <w:noProof/>
-        </w:rPr>
-        <w:fldChar w:fldCharType="separate"/>
-      </w:r>
-      <w:r>
-        <w:rPr>
-          <w:noProof/>
-        </w:rPr>
-        <w:t>21</w:t>
-      </w:r>
-      <w:r>
-        <w:rPr>
-          <w:noProof/>
-        </w:rPr>
-        <w:fldChar w:fldCharType="end"/>
-      </w:r>
-    </w:p>
-    <w:p>
-      <w:pPr>
-        <w:pStyle w:val="TM2"/>
-        <w:tabs>
-          <w:tab w:val="right" w:leader="dot" w:pos="9350"/>
-        </w:tabs>
-        <w:rPr>
-          <w:noProof/>
-          <w:sz w:val="24"/>
-        </w:rPr>
-      </w:pPr>
-      <w:r>
-        <w:rPr>
-          <w:noProof/>
-        </w:rPr>
-        <w:t>Article 30 Résiliation du fait du Client</w:t>
-      </w:r>
-      <w:r>
-        <w:rPr>
-          <w:noProof/>
-        </w:rPr>
-        <w:tab/>
-      </w:r>
-      <w:r>
-        <w:rPr>
-          <w:noProof/>
-        </w:rPr>
-        <w:fldChar w:fldCharType="begin"/>
-      </w:r>
-      <w:r>
-        <w:rPr>
-          <w:noProof/>
-        </w:rPr>
-        <w:instrText xml:space="preserve"> PAGEREF _Toc135474703 \h </w:instrText>
-      </w:r>
-      <w:r>
-        <w:rPr>
-          <w:noProof/>
-        </w:rPr>
-      </w:r>
-      <w:r>
-        <w:rPr>
-          <w:noProof/>
-        </w:rPr>
-        <w:fldChar w:fldCharType="separate"/>
-      </w:r>
-      <w:r>
-        <w:rPr>
-          <w:noProof/>
-        </w:rPr>
-        <w:t>22</w:t>
-      </w:r>
-      <w:r>
-        <w:rPr>
-          <w:noProof/>
-        </w:rPr>
-        <w:fldChar w:fldCharType="end"/>
-      </w:r>
-    </w:p>
-    <w:p>
-      <w:pPr>
-        <w:pStyle w:val="TM2"/>
-        <w:tabs>
-          <w:tab w:val="right" w:leader="dot" w:pos="9350"/>
-        </w:tabs>
-        <w:rPr>
-          <w:noProof/>
-          <w:sz w:val="24"/>
-        </w:rPr>
-      </w:pPr>
-      <w:r>
-        <w:rPr>
-          <w:noProof/>
-        </w:rPr>
-        <w:t>Article 31 Résiliation aux torts du Consultant</w:t>
-      </w:r>
-      <w:r>
-        <w:rPr>
-          <w:noProof/>
-        </w:rPr>
-        <w:tab/>
-      </w:r>
-      <w:r>
-        <w:rPr>
-          <w:noProof/>
-        </w:rPr>
-        <w:fldChar w:fldCharType="begin"/>
-      </w:r>
-      <w:r>
-        <w:rPr>
-          <w:noProof/>
-        </w:rPr>
-        <w:instrText xml:space="preserve"> PAGEREF _Toc135474704 \h </w:instrText>
-      </w:r>
-      <w:r>
-        <w:rPr>
-          <w:noProof/>
-        </w:rPr>
-      </w:r>
-      <w:r>
-        <w:rPr>
-          <w:noProof/>
-        </w:rPr>
-        <w:fldChar w:fldCharType="separate"/>
-      </w:r>
-      <w:r>
-        <w:rPr>
-          <w:noProof/>
-        </w:rPr>
-        <w:t>22</w:t>
-      </w:r>
-      <w:r>
-        <w:rPr>
-          <w:noProof/>
-        </w:rPr>
-        <w:fldChar w:fldCharType="end"/>
-      </w:r>
-    </w:p>
-    <w:p>
-      <w:pPr>
-        <w:pStyle w:val="TM2"/>
-        <w:tabs>
-          <w:tab w:val="right" w:leader="dot" w:pos="9350"/>
-        </w:tabs>
-        <w:rPr>
-          <w:noProof/>
-          <w:sz w:val="24"/>
-        </w:rPr>
-      </w:pPr>
-      <w:r>
-        <w:rPr>
-          <w:noProof/>
-        </w:rPr>
-        <w:t>Article 32 Exécution des Prestations aux frais et risques du Consultant</w:t>
-      </w:r>
-      <w:r>
-        <w:rPr>
-          <w:noProof/>
-        </w:rPr>
-        <w:tab/>
-      </w:r>
-      <w:r>
-        <w:rPr>
-          <w:noProof/>
-        </w:rPr>
-        <w:fldChar w:fldCharType="begin"/>
-      </w:r>
-      <w:r>
-        <w:rPr>
-          <w:noProof/>
-        </w:rPr>
-        <w:instrText xml:space="preserve"> PAGEREF _Toc135474705 \h </w:instrText>
-      </w:r>
-      <w:r>
-        <w:rPr>
-          <w:noProof/>
-        </w:rPr>
-      </w:r>
-      <w:r>
-        <w:rPr>
-          <w:noProof/>
-        </w:rPr>
-        <w:fldChar w:fldCharType="separate"/>
-      </w:r>
-      <w:r>
-        <w:rPr>
-          <w:noProof/>
-        </w:rPr>
-        <w:t>23</w:t>
-      </w:r>
-      <w:r>
-        <w:rPr>
-          <w:noProof/>
-        </w:rPr>
-        <w:fldChar w:fldCharType="end"/>
-      </w:r>
-    </w:p>
-    <w:p>
-      <w:pPr>
-        <w:pStyle w:val="TM2"/>
-        <w:tabs>
-          <w:tab w:val="right" w:leader="dot" w:pos="9350"/>
-        </w:tabs>
-        <w:rPr>
-          <w:noProof/>
-          <w:sz w:val="24"/>
-        </w:rPr>
-      </w:pPr>
-      <w:r>
-        <w:rPr>
-          <w:noProof/>
-        </w:rPr>
-        <w:t>Article 33 Autres cas de résiliation</w:t>
-      </w:r>
-      <w:r>
-        <w:rPr>
-          <w:noProof/>
-        </w:rPr>
-        <w:tab/>
-      </w:r>
-      <w:r>
-        <w:rPr>
-          <w:noProof/>
-        </w:rPr>
-        <w:fldChar w:fldCharType="begin"/>
-      </w:r>
-      <w:r>
-        <w:rPr>
-          <w:noProof/>
-        </w:rPr>
-        <w:instrText xml:space="preserve"> PAGEREF _Toc135474706 \h </w:instrText>
-      </w:r>
-      <w:r>
-        <w:rPr>
-          <w:noProof/>
-        </w:rPr>
-      </w:r>
-      <w:r>
-        <w:rPr>
-          <w:noProof/>
-        </w:rPr>
-        <w:fldChar w:fldCharType="separate"/>
-      </w:r>
-      <w:r>
-        <w:rPr>
-          <w:noProof/>
-        </w:rPr>
-        <w:t>24</w:t>
-      </w:r>
-      <w:r>
-        <w:rPr>
-          <w:noProof/>
-        </w:rPr>
-        <w:fldChar w:fldCharType="end"/>
-      </w:r>
-    </w:p>
-    <w:p>
-      <w:pPr>
-        <w:pStyle w:val="TM3"/>
-        <w:tabs>
-          <w:tab w:val="right" w:leader="dot" w:pos="9350"/>
-        </w:tabs>
-        <w:rPr>
-          <w:noProof/>
-          <w:sz w:val="24"/>
-        </w:rPr>
-      </w:pPr>
-      <w:r>
-        <w:rPr>
-          <w:noProof/>
-        </w:rPr>
-        <w:t>33.1. Décès ou incapacité civile</w:t>
-      </w:r>
-      <w:r>
-        <w:rPr>
-          <w:noProof/>
-        </w:rPr>
-        <w:tab/>
-      </w:r>
-      <w:r>
-        <w:rPr>
-          <w:noProof/>
-        </w:rPr>
-        <w:fldChar w:fldCharType="begin"/>
-      </w:r>
-      <w:r>
-        <w:rPr>
-          <w:noProof/>
-        </w:rPr>
-        <w:instrText xml:space="preserve"> PAGEREF _Toc135474707 \h </w:instrText>
-      </w:r>
-      <w:r>
-        <w:rPr>
-          <w:noProof/>
-        </w:rPr>
-      </w:r>
-      <w:r>
-        <w:rPr>
-          <w:noProof/>
-        </w:rPr>
-        <w:fldChar w:fldCharType="separate"/>
-      </w:r>
-      <w:r>
-        <w:rPr>
-          <w:noProof/>
-        </w:rPr>
-        <w:t>24</w:t>
-      </w:r>
-      <w:r>
-        <w:rPr>
-          <w:noProof/>
-        </w:rPr>
-        <w:fldChar w:fldCharType="end"/>
-      </w:r>
-    </w:p>
-    <w:p>
-      <w:pPr>
-        <w:pStyle w:val="TM3"/>
-        <w:tabs>
-          <w:tab w:val="right" w:leader="dot" w:pos="9350"/>
-        </w:tabs>
-        <w:rPr>
-          <w:noProof/>
-          <w:sz w:val="24"/>
-        </w:rPr>
-      </w:pPr>
-      <w:r>
-        <w:rPr>
-          <w:noProof/>
-        </w:rPr>
-        <w:t>33.2. Redressement judiciaire ou liquidation judiciaire</w:t>
-      </w:r>
-      <w:r>
-        <w:rPr>
-          <w:noProof/>
-        </w:rPr>
-        <w:tab/>
-      </w:r>
-      <w:r>
-        <w:rPr>
-          <w:noProof/>
-        </w:rPr>
-        <w:fldChar w:fldCharType="begin"/>
-      </w:r>
-      <w:r>
-        <w:rPr>
-          <w:noProof/>
-        </w:rPr>
-        <w:instrText xml:space="preserve"> PAGEREF _Toc135474708 \h </w:instrText>
-      </w:r>
-      <w:r>
-        <w:rPr>
-          <w:noProof/>
-        </w:rPr>
-      </w:r>
-      <w:r>
-        <w:rPr>
-          <w:noProof/>
-        </w:rPr>
-        <w:fldChar w:fldCharType="separate"/>
-      </w:r>
-      <w:r>
-        <w:rPr>
-          <w:noProof/>
-        </w:rPr>
-        <w:t>24</w:t>
-      </w:r>
-      <w:r>
-        <w:rPr>
-          <w:noProof/>
-        </w:rPr>
-        <w:fldChar w:fldCharType="end"/>
-      </w:r>
-    </w:p>
-    <w:p>
-      <w:pPr>
-        <w:pStyle w:val="TM3"/>
-        <w:tabs>
-          <w:tab w:val="right" w:leader="dot" w:pos="9350"/>
-        </w:tabs>
-        <w:rPr>
-          <w:noProof/>
-          <w:sz w:val="24"/>
-        </w:rPr>
-      </w:pPr>
-      <w:r>
-        <w:rPr>
-          <w:noProof/>
-        </w:rPr>
-        <w:t>33.3. Impossibilité physique</w:t>
-      </w:r>
-      <w:r>
-        <w:rPr>
-          <w:noProof/>
-        </w:rPr>
-        <w:tab/>
-      </w:r>
-      <w:r>
-        <w:rPr>
-          <w:noProof/>
-        </w:rPr>
-        <w:fldChar w:fldCharType="begin"/>
-      </w:r>
-      <w:r>
-        <w:rPr>
-          <w:noProof/>
-        </w:rPr>
-        <w:instrText xml:space="preserve"> PAGEREF _Toc135474709 \h </w:instrText>
-      </w:r>
-      <w:r>
-        <w:rPr>
-          <w:noProof/>
-        </w:rPr>
-      </w:r>
-      <w:r>
-        <w:rPr>
-          <w:noProof/>
-        </w:rPr>
-        <w:fldChar w:fldCharType="separate"/>
-      </w:r>
-      <w:r>
-        <w:rPr>
-          <w:noProof/>
-        </w:rPr>
-        <w:t>24</w:t>
-      </w:r>
-      <w:r>
-        <w:rPr>
-          <w:noProof/>
-        </w:rPr>
-        <w:fldChar w:fldCharType="end"/>
-      </w:r>
-    </w:p>
-    <w:p>
-      <w:pPr>
-        <w:pStyle w:val="TM3"/>
-        <w:tabs>
-          <w:tab w:val="right" w:leader="dot" w:pos="9350"/>
-        </w:tabs>
-        <w:rPr>
-          <w:noProof/>
-          <w:sz w:val="24"/>
-        </w:rPr>
-      </w:pPr>
-      <w:r>
-        <w:rPr>
-          <w:noProof/>
-        </w:rPr>
-        <w:t>33.4. Remplacement du Personnel Clé</w:t>
-      </w:r>
-      <w:r>
-        <w:rPr>
-          <w:noProof/>
-        </w:rPr>
-        <w:tab/>
-      </w:r>
-      <w:r>
-        <w:rPr>
-          <w:noProof/>
-        </w:rPr>
-        <w:fldChar w:fldCharType="begin"/>
-      </w:r>
-      <w:r>
-        <w:rPr>
-          <w:noProof/>
-        </w:rPr>
-        <w:instrText xml:space="preserve"> PAGEREF _Toc135474710 \h </w:instrText>
-      </w:r>
-      <w:r>
-        <w:rPr>
-          <w:noProof/>
-        </w:rPr>
-      </w:r>
-      <w:r>
-        <w:rPr>
-          <w:noProof/>
-        </w:rPr>
-        <w:fldChar w:fldCharType="separate"/>
-      </w:r>
-      <w:r>
-        <w:rPr>
-          <w:noProof/>
-        </w:rPr>
-        <w:t>24</w:t>
-      </w:r>
-      <w:r>
-        <w:rPr>
-          <w:noProof/>
-        </w:rPr>
-        <w:fldChar w:fldCharType="end"/>
-      </w:r>
-    </w:p>
-    <w:p>
-      <w:pPr>
-        <w:pStyle w:val="TM3"/>
-        <w:tabs>
-          <w:tab w:val="right" w:leader="dot" w:pos="9350"/>
-        </w:tabs>
-        <w:rPr>
-          <w:noProof/>
-          <w:sz w:val="24"/>
-        </w:rPr>
-      </w:pPr>
-      <w:r>
-        <w:rPr>
-          <w:noProof/>
-        </w:rPr>
-        <w:t>33.5. Application de la clause d'arrêt d'exécution</w:t>
-      </w:r>
-      <w:r>
-        <w:rPr>
-          <w:noProof/>
-        </w:rPr>
-        <w:tab/>
-      </w:r>
-      <w:r>
-        <w:rPr>
-          <w:noProof/>
-        </w:rPr>
-        <w:fldChar w:fldCharType="begin"/>
-      </w:r>
-      <w:r>
-        <w:rPr>
-          <w:noProof/>
-        </w:rPr>
-        <w:instrText xml:space="preserve"> PAGEREF _Toc135474711 \h </w:instrText>
-      </w:r>
-      <w:r>
-        <w:rPr>
-          <w:noProof/>
-        </w:rPr>
-      </w:r>
-      <w:r>
-        <w:rPr>
-          <w:noProof/>
-        </w:rPr>
-        <w:fldChar w:fldCharType="separate"/>
-      </w:r>
-      <w:r>
-        <w:rPr>
-          <w:noProof/>
-        </w:rPr>
-        <w:t>24</w:t>
-      </w:r>
-      <w:r>
-        <w:rPr>
-          <w:noProof/>
-        </w:rPr>
-        <w:fldChar w:fldCharType="end"/>
-      </w:r>
-    </w:p>
-    <w:p>
-      <w:pPr>
-        <w:pStyle w:val="TM3"/>
-        <w:tabs>
-          <w:tab w:val="right" w:leader="dot" w:pos="9350"/>
-        </w:tabs>
-        <w:rPr>
-          <w:noProof/>
-          <w:sz w:val="24"/>
-        </w:rPr>
-      </w:pPr>
-      <w:r>
-        <w:rPr>
-          <w:noProof/>
-        </w:rPr>
-        <w:t>33.8. Décompte de liquidation</w:t>
-      </w:r>
-      <w:r>
-        <w:rPr>
-          <w:noProof/>
-        </w:rPr>
-        <w:tab/>
-      </w:r>
-      <w:r>
-        <w:rPr>
-          <w:noProof/>
-        </w:rPr>
-        <w:fldChar w:fldCharType="begin"/>
-      </w:r>
-      <w:r>
-        <w:rPr>
-          <w:noProof/>
-        </w:rPr>
-        <w:instrText xml:space="preserve"> PAGEREF _Toc135474712 \h </w:instrText>
-      </w:r>
-      <w:r>
-        <w:rPr>
-          <w:noProof/>
-        </w:rPr>
-      </w:r>
-      <w:r>
-        <w:rPr>
-          <w:noProof/>
-        </w:rPr>
-        <w:fldChar w:fldCharType="separate"/>
-      </w:r>
-      <w:r>
-        <w:rPr>
-          <w:noProof/>
-        </w:rPr>
-        <w:t>24</w:t>
-      </w:r>
-      <w:r>
-        <w:rPr>
-          <w:noProof/>
-        </w:rPr>
-        <w:fldChar w:fldCharType="end"/>
-      </w:r>
-    </w:p>
-    <w:p>
-      <w:pPr>
-        <w:pStyle w:val="TM2"/>
-        <w:tabs>
-          <w:tab w:val="right" w:leader="dot" w:pos="9350"/>
-        </w:tabs>
-        <w:rPr>
-          <w:noProof/>
-          <w:sz w:val="24"/>
-        </w:rPr>
-      </w:pPr>
-      <w:r>
-        <w:rPr>
-          <w:noProof/>
-        </w:rPr>
-        <w:t>Article 34 - Règlement des différends et des litiges</w:t>
-      </w:r>
-      <w:r>
-        <w:rPr>
-          <w:noProof/>
-        </w:rPr>
-        <w:tab/>
-      </w:r>
-      <w:r>
-        <w:rPr>
-          <w:noProof/>
-        </w:rPr>
-        <w:fldChar w:fldCharType="begin"/>
-      </w:r>
-      <w:r>
-        <w:rPr>
-          <w:noProof/>
-        </w:rPr>
-        <w:instrText xml:space="preserve"> PAGEREF _Toc135474713 \h </w:instrText>
-      </w:r>
-      <w:r>
-        <w:rPr>
-          <w:noProof/>
-        </w:rPr>
-      </w:r>
-      <w:r>
-        <w:rPr>
-          <w:noProof/>
-        </w:rPr>
-        <w:fldChar w:fldCharType="separate"/>
-      </w:r>
-      <w:r>
-        <w:rPr>
-          <w:noProof/>
-        </w:rPr>
-        <w:t>24</w:t>
-      </w:r>
-      <w:r>
-        <w:rPr>
-          <w:noProof/>
-        </w:rPr>
-        <w:fldChar w:fldCharType="end"/>
-      </w:r>
-    </w:p>
-    <w:p>
-      <w:pPr>
-        <w:pStyle w:val="TM3"/>
-        <w:tabs>
-          <w:tab w:val="right" w:leader="dot" w:pos="9350"/>
-        </w:tabs>
-        <w:rPr>
-          <w:noProof/>
-          <w:sz w:val="24"/>
-        </w:rPr>
-      </w:pPr>
-      <w:r>
-        <w:rPr>
-          <w:noProof/>
-        </w:rPr>
-        <w:t>34.1. Recours gracieux</w:t>
-      </w:r>
-      <w:r>
-        <w:rPr>
-          <w:noProof/>
-        </w:rPr>
-        <w:tab/>
-      </w:r>
-      <w:r>
-        <w:rPr>
-          <w:noProof/>
-        </w:rPr>
-        <w:fldChar w:fldCharType="begin"/>
-      </w:r>
-      <w:r>
-        <w:rPr>
-          <w:noProof/>
-        </w:rPr>
-        <w:instrText xml:space="preserve"> PAGEREF _Toc135474714 \h </w:instrText>
-      </w:r>
-      <w:r>
-        <w:rPr>
-          <w:noProof/>
-        </w:rPr>
-      </w:r>
-      <w:r>
-        <w:rPr>
-          <w:noProof/>
-        </w:rPr>
-        <w:fldChar w:fldCharType="separate"/>
-      </w:r>
-      <w:r>
-        <w:rPr>
-          <w:noProof/>
-        </w:rPr>
-        <w:t>24</w:t>
-      </w:r>
-      <w:r>
-        <w:rPr>
-          <w:noProof/>
-        </w:rPr>
-        <w:fldChar w:fldCharType="end"/>
-      </w:r>
-    </w:p>
-    <w:p>
-      <w:pPr>
-        <w:pStyle w:val="TM3"/>
-        <w:tabs>
-          <w:tab w:val="right" w:leader="dot" w:pos="9350"/>
-        </w:tabs>
-        <w:rPr>
-          <w:noProof/>
-          <w:sz w:val="24"/>
-        </w:rPr>
-      </w:pPr>
-      <w:r>
-        <w:rPr>
-          <w:noProof/>
-        </w:rPr>
-        <w:t>34.2. Procédure amiable</w:t>
-      </w:r>
-      <w:r>
-        <w:rPr>
-          <w:noProof/>
-        </w:rPr>
-        <w:tab/>
-      </w:r>
-      <w:r>
-        <w:rPr>
-          <w:noProof/>
-        </w:rPr>
-        <w:fldChar w:fldCharType="begin"/>
-      </w:r>
-      <w:r>
-        <w:rPr>
-          <w:noProof/>
-        </w:rPr>
-        <w:instrText xml:space="preserve"> PAGEREF _Toc135474715 \h </w:instrText>
-      </w:r>
-      <w:r>
-        <w:rPr>
-          <w:noProof/>
-        </w:rPr>
-      </w:r>
-      <w:r>
-        <w:rPr>
-          <w:noProof/>
-        </w:rPr>
-        <w:fldChar w:fldCharType="separate"/>
-      </w:r>
-      <w:r>
-        <w:rPr>
-          <w:noProof/>
-        </w:rPr>
-        <w:t>25</w:t>
-      </w:r>
-      <w:r>
-        <w:rPr>
-          <w:noProof/>
-        </w:rPr>
-        <w:fldChar w:fldCharType="end"/>
-      </w:r>
-    </w:p>
-    <w:p>
-      <w:pPr>
-        <w:pStyle w:val="TM3"/>
-        <w:tabs>
-          <w:tab w:val="right" w:leader="dot" w:pos="9350"/>
-        </w:tabs>
-        <w:rPr>
-          <w:noProof/>
-          <w:sz w:val="24"/>
-        </w:rPr>
-      </w:pPr>
-      <w:r>
-        <w:rPr>
-          <w:noProof/>
-        </w:rPr>
-        <w:t>34.3. Procédure Contentieuse</w:t>
-      </w:r>
-      <w:r>
-        <w:rPr>
-          <w:noProof/>
-        </w:rPr>
-        <w:tab/>
-      </w:r>
-      <w:r>
-        <w:rPr>
-          <w:noProof/>
-        </w:rPr>
-        <w:fldChar w:fldCharType="begin"/>
-      </w:r>
-      <w:r>
-        <w:rPr>
-          <w:noProof/>
-        </w:rPr>
-        <w:instrText xml:space="preserve"> PAGEREF _Toc135474716 \h </w:instrText>
-      </w:r>
-      <w:r>
-        <w:rPr>
-          <w:noProof/>
-        </w:rPr>
-      </w:r>
-      <w:r>
-        <w:rPr>
-          <w:noProof/>
-        </w:rPr>
-        <w:fldChar w:fldCharType="separate"/>
-      </w:r>
-      <w:r>
-        <w:rPr>
-          <w:noProof/>
-        </w:rPr>
-        <w:t>25</w:t>
-      </w:r>
-      <w:r>
-        <w:rPr>
-          <w:noProof/>
-        </w:rPr>
-        <w:fldChar w:fldCharType="end"/>
-      </w:r>
-    </w:p>
-    <w:p>
-      <w:pPr>
-        <w:rPr>
-          <w:rFonts w:ascii="Arial" w:hAnsi="Arial"/>
-        </w:rPr>
-      </w:pPr>
-      <w:r>
-        <w:rPr>
-          <w:rFonts w:ascii="Arial" w:hAnsi="Arial"/>
-          <w:b/>
-          <w:u w:val="single"/>
-        </w:rPr>
-        <w:fldChar w:fldCharType="end"/>
-      </w:r>
-    </w:p>
-    <w:p>
-      <w:pPr>
-        <w:rPr>
-          <w:rFonts w:ascii="Arial" w:hAnsi="Arial"/>
-        </w:rPr>
-      </w:pPr>
-    </w:p>
-    <w:p>
-      <w:pPr>
-        <w:pStyle w:val="H3"/>
-        <w:keepNext w:val="0"/>
-        <w:widowControl w:val="0"/>
-        <w:spacing w:before="0" w:after="0"/>
-        <w:jc w:val="center"/>
-        <w:rPr>
-          <w:rFonts w:ascii="Arial" w:hAnsi="Arial"/>
-          <w:sz w:val="20"/>
-        </w:rPr>
-      </w:pPr>
-      <w:r>
-        <w:rPr>
-          <w:rFonts w:ascii="Arial" w:hAnsi="Arial"/>
-          <w:sz w:val="20"/>
-        </w:rPr>
-        <w:br w:type="page"/>
-      </w:r>
-    </w:p>
     <w:p>
       <w:pPr>
         <w:pStyle w:val="Titre1"/>
@@ -5586,6 +166,7 @@
         <w:tabs>
           <w:tab w:val="num" w:pos="709"/>
         </w:tabs>
+        <w:spacing w:after="0" w:line="240" w:lineRule="auto"/>
         <w:jc w:val="both"/>
         <w:rPr>
           <w:rFonts w:ascii="Arial" w:hAnsi="Arial"/>
@@ -5620,6 +201,7 @@
         <w:tabs>
           <w:tab w:val="num" w:pos="709"/>
         </w:tabs>
+        <w:spacing w:after="0" w:line="240" w:lineRule="auto"/>
         <w:jc w:val="both"/>
         <w:rPr>
           <w:rFonts w:ascii="Arial" w:hAnsi="Arial"/>
@@ -5654,6 +236,7 @@
         <w:tabs>
           <w:tab w:val="num" w:pos="709"/>
         </w:tabs>
+        <w:spacing w:after="0" w:line="240" w:lineRule="auto"/>
         <w:jc w:val="both"/>
         <w:rPr>
           <w:rFonts w:ascii="Arial" w:hAnsi="Arial"/>
@@ -5688,6 +271,7 @@
         <w:tabs>
           <w:tab w:val="num" w:pos="709"/>
         </w:tabs>
+        <w:spacing w:after="0" w:line="240" w:lineRule="auto"/>
         <w:jc w:val="both"/>
         <w:rPr>
           <w:rFonts w:ascii="Arial" w:hAnsi="Arial"/>
@@ -5722,6 +306,7 @@
         <w:tabs>
           <w:tab w:val="num" w:pos="709"/>
         </w:tabs>
+        <w:spacing w:after="0" w:line="240" w:lineRule="auto"/>
         <w:jc w:val="both"/>
         <w:rPr>
           <w:rFonts w:ascii="Arial" w:hAnsi="Arial"/>
@@ -5756,6 +341,7 @@
         <w:tabs>
           <w:tab w:val="num" w:pos="709"/>
         </w:tabs>
+        <w:spacing w:after="0" w:line="240" w:lineRule="auto"/>
         <w:jc w:val="both"/>
         <w:rPr>
           <w:rFonts w:ascii="Arial" w:hAnsi="Arial"/>
@@ -5790,6 +376,7 @@
         <w:tabs>
           <w:tab w:val="num" w:pos="709"/>
         </w:tabs>
+        <w:spacing w:after="0" w:line="240" w:lineRule="auto"/>
         <w:jc w:val="both"/>
         <w:rPr>
           <w:rFonts w:ascii="Arial" w:hAnsi="Arial"/>
@@ -5824,6 +411,7 @@
         <w:tabs>
           <w:tab w:val="num" w:pos="709"/>
         </w:tabs>
+        <w:spacing w:after="0" w:line="240" w:lineRule="auto"/>
         <w:jc w:val="both"/>
         <w:rPr>
           <w:rFonts w:ascii="Arial" w:hAnsi="Arial"/>
@@ -5858,6 +446,7 @@
         <w:tabs>
           <w:tab w:val="num" w:pos="709"/>
         </w:tabs>
+        <w:spacing w:after="0" w:line="240" w:lineRule="auto"/>
         <w:jc w:val="both"/>
         <w:rPr>
           <w:rFonts w:ascii="Arial" w:hAnsi="Arial"/>
@@ -5905,6 +494,7 @@
         <w:tabs>
           <w:tab w:val="num" w:pos="709"/>
         </w:tabs>
+        <w:spacing w:after="0" w:line="240" w:lineRule="auto"/>
         <w:jc w:val="both"/>
         <w:rPr>
           <w:rFonts w:ascii="Arial" w:hAnsi="Arial"/>
@@ -5939,15 +529,17 @@
         <w:tabs>
           <w:tab w:val="num" w:pos="709"/>
         </w:tabs>
-        <w:jc w:val="both"/>
-        <w:rPr>
-          <w:rFonts w:ascii="Arial" w:hAnsi="Arial"/>
-        </w:rPr>
-      </w:pPr>
-      <w:r>
-        <w:rPr>
-          <w:rFonts w:ascii="Arial" w:hAnsi="Arial"/>
-        </w:rPr>
+        <w:spacing w:after="0" w:line="240" w:lineRule="auto"/>
+        <w:jc w:val="both"/>
+        <w:rPr>
+          <w:rFonts w:ascii="Arial" w:hAnsi="Arial"/>
+        </w:rPr>
+      </w:pPr>
+      <w:r>
+        <w:rPr>
+          <w:rFonts w:ascii="Arial" w:hAnsi="Arial"/>
+        </w:rPr>
+        <w:lastRenderedPageBreak/>
         <w:t>«</w:t>
       </w:r>
       <w:r>
@@ -5973,6 +565,7 @@
         <w:tabs>
           <w:tab w:val="num" w:pos="709"/>
         </w:tabs>
+        <w:spacing w:after="0" w:line="240" w:lineRule="auto"/>
         <w:jc w:val="both"/>
         <w:rPr>
           <w:rFonts w:ascii="Arial" w:hAnsi="Arial"/>
@@ -6007,6 +600,7 @@
         <w:tabs>
           <w:tab w:val="num" w:pos="709"/>
         </w:tabs>
+        <w:spacing w:after="0" w:line="240" w:lineRule="auto"/>
         <w:jc w:val="both"/>
         <w:rPr>
           <w:rFonts w:ascii="Arial" w:hAnsi="Arial"/>
@@ -6041,6 +635,7 @@
         <w:tabs>
           <w:tab w:val="num" w:pos="709"/>
         </w:tabs>
+        <w:spacing w:after="0" w:line="240" w:lineRule="auto"/>
         <w:jc w:val="both"/>
         <w:rPr>
           <w:rFonts w:ascii="Arial" w:hAnsi="Arial"/>
@@ -6075,6 +670,7 @@
         <w:tabs>
           <w:tab w:val="num" w:pos="709"/>
         </w:tabs>
+        <w:spacing w:after="0" w:line="240" w:lineRule="auto"/>
         <w:jc w:val="both"/>
         <w:rPr>
           <w:rFonts w:ascii="Arial" w:hAnsi="Arial"/>
@@ -6111,185 +707,185 @@
       <w:pPr>
         <w:pStyle w:val="Titre3"/>
       </w:pPr>
-      <w:bookmarkStart w:id="10" w:name="_Toc110310589"/>
-      <w:bookmarkStart w:id="11" w:name="_Toc110310783"/>
-      <w:bookmarkStart w:id="12" w:name="_Toc131930374"/>
-      <w:bookmarkStart w:id="13" w:name="_Toc135474638"/>
+      <w:bookmarkStart w:id="10" w:name="_Toc131930374"/>
+      <w:bookmarkStart w:id="11" w:name="_Toc135474638"/>
+      <w:bookmarkStart w:id="12" w:name="_Toc110310589"/>
+      <w:bookmarkStart w:id="13" w:name="_Toc110310783"/>
       <w:r>
         <w:t>2.2. Langue</w:t>
       </w:r>
+      <w:bookmarkEnd w:id="10"/>
+      <w:bookmarkEnd w:id="11"/>
+    </w:p>
+    <w:p>
+      <w:pPr>
+        <w:pStyle w:val="Textecourant"/>
+        <w:ind w:firstLine="0"/>
+        <w:rPr>
+          <w:rFonts w:ascii="Arial" w:hAnsi="Arial"/>
+          <w:sz w:val="20"/>
+        </w:rPr>
+      </w:pPr>
+    </w:p>
+    <w:p>
+      <w:pPr>
+        <w:pStyle w:val="Textecourant"/>
+        <w:ind w:firstLine="0"/>
+        <w:rPr>
+          <w:rFonts w:ascii="Arial" w:hAnsi="Arial"/>
+          <w:sz w:val="20"/>
+        </w:rPr>
+      </w:pPr>
+      <w:r>
+        <w:rPr>
+          <w:rFonts w:ascii="Arial" w:hAnsi="Arial"/>
+          <w:sz w:val="20"/>
+        </w:rPr>
+        <w:t>Sauf dispositions contraires du CCAP, toutes les pièces contractuelles sont rédigées en langue française. Si une pièce contractuelle est rédigée dans une autre langue que la langue du Marché, la traduction française de ce document, de cette correspondance ou de cette communication prévaudra pour toute question d'interprétation. Tous frais de traduction sont à la charge du Consultant.</w:t>
+      </w:r>
+    </w:p>
+    <w:p>
+      <w:pPr>
+        <w:pStyle w:val="Textecourant"/>
+        <w:ind w:firstLine="0"/>
+        <w:rPr>
+          <w:rFonts w:ascii="Arial" w:hAnsi="Arial"/>
+          <w:sz w:val="20"/>
+        </w:rPr>
+      </w:pPr>
+    </w:p>
+    <w:p>
+      <w:pPr>
+        <w:pStyle w:val="Textecourant"/>
+        <w:ind w:firstLine="0"/>
+        <w:rPr>
+          <w:rFonts w:ascii="Arial" w:hAnsi="Arial"/>
+          <w:sz w:val="20"/>
+        </w:rPr>
+      </w:pPr>
+      <w:r>
+        <w:rPr>
+          <w:rFonts w:ascii="Arial" w:hAnsi="Arial"/>
+          <w:sz w:val="20"/>
+        </w:rPr>
+        <w:t xml:space="preserve">La ou les langues dans lesquelles la correspondance et les communications qui doivent être remises et les documents qui doivent être produits et fournis en vertu du Marché, doivent être rédigés, sont indiqués dans les Termes de Référence. </w:t>
+      </w:r>
+    </w:p>
+    <w:p>
+      <w:pPr>
+        <w:pStyle w:val="Textecourant"/>
+        <w:ind w:firstLine="0"/>
+        <w:rPr>
+          <w:rFonts w:ascii="Arial" w:hAnsi="Arial"/>
+          <w:sz w:val="20"/>
+        </w:rPr>
+      </w:pPr>
+    </w:p>
+    <w:p>
+      <w:pPr>
+        <w:pStyle w:val="Titre3"/>
+      </w:pPr>
+      <w:bookmarkStart w:id="14" w:name="_Toc131930375"/>
+      <w:bookmarkStart w:id="15" w:name="_Toc135474639"/>
+      <w:r>
+        <w:t>2.3. Titres - usage du singulier ou du pluriel</w:t>
+      </w:r>
+      <w:bookmarkEnd w:id="14"/>
+      <w:bookmarkEnd w:id="15"/>
+    </w:p>
+    <w:p>
+      <w:pPr>
+        <w:pStyle w:val="Textecourant"/>
+        <w:ind w:firstLine="0"/>
+        <w:rPr>
+          <w:rFonts w:ascii="Arial" w:hAnsi="Arial"/>
+          <w:sz w:val="20"/>
+        </w:rPr>
+      </w:pPr>
+    </w:p>
+    <w:p>
+      <w:pPr>
+        <w:pStyle w:val="Textecourant"/>
+        <w:ind w:firstLine="0"/>
+        <w:rPr>
+          <w:rFonts w:ascii="Arial" w:hAnsi="Arial"/>
+          <w:sz w:val="20"/>
+        </w:rPr>
+      </w:pPr>
+      <w:r>
+        <w:rPr>
+          <w:rFonts w:ascii="Arial" w:hAnsi="Arial"/>
+          <w:sz w:val="20"/>
+        </w:rPr>
+        <w:t>Les titres figurant dans le présent CCAG sont destinés à faciliter l'usage des références et ne sauraient affecter son interprétation. A moins que le contexte n'en décide autrement, le singulier inclura le pluriel et le pluriel inclura le singulier.</w:t>
+      </w:r>
+    </w:p>
+    <w:p>
+      <w:pPr>
+        <w:pStyle w:val="Textecourant"/>
+        <w:ind w:firstLine="0"/>
+        <w:rPr>
+          <w:rFonts w:ascii="Arial" w:hAnsi="Arial"/>
+          <w:sz w:val="20"/>
+        </w:rPr>
+      </w:pPr>
+    </w:p>
+    <w:p>
+      <w:pPr>
+        <w:pStyle w:val="Titre2"/>
+        <w:rPr>
+          <w:sz w:val="20"/>
+        </w:rPr>
+      </w:pPr>
+      <w:bookmarkStart w:id="16" w:name="_Toc135474640"/>
       <w:bookmarkEnd w:id="12"/>
       <w:bookmarkEnd w:id="13"/>
-    </w:p>
-    <w:p>
-      <w:pPr>
-        <w:pStyle w:val="Textecourant"/>
-        <w:ind w:firstLine="0"/>
-        <w:rPr>
-          <w:rFonts w:ascii="Arial" w:hAnsi="Arial"/>
-          <w:sz w:val="20"/>
-        </w:rPr>
-      </w:pPr>
-    </w:p>
-    <w:p>
-      <w:pPr>
-        <w:pStyle w:val="Textecourant"/>
-        <w:ind w:firstLine="0"/>
-        <w:rPr>
-          <w:rFonts w:ascii="Arial" w:hAnsi="Arial"/>
-          <w:sz w:val="20"/>
-        </w:rPr>
-      </w:pPr>
-      <w:r>
-        <w:rPr>
-          <w:rFonts w:ascii="Arial" w:hAnsi="Arial"/>
-          <w:sz w:val="20"/>
-        </w:rPr>
-        <w:t>Sauf dispositions contraires du CCAP, toutes les pièces contractuelles sont rédigées en langue française. Si une pièce contractuelle est rédigée dans une autre langue que la langue du Marché, la traduction française de ce document, de cette correspondance ou de cette communication prévaudra pour toute question d'interprétation. Tous frais de traduction sont à la charge du Consultant.</w:t>
-      </w:r>
-    </w:p>
-    <w:p>
-      <w:pPr>
-        <w:pStyle w:val="Textecourant"/>
-        <w:ind w:firstLine="0"/>
-        <w:rPr>
-          <w:rFonts w:ascii="Arial" w:hAnsi="Arial"/>
-          <w:sz w:val="20"/>
-        </w:rPr>
-      </w:pPr>
-    </w:p>
-    <w:p>
-      <w:pPr>
-        <w:pStyle w:val="Textecourant"/>
-        <w:ind w:firstLine="0"/>
-        <w:rPr>
-          <w:rFonts w:ascii="Arial" w:hAnsi="Arial"/>
-          <w:sz w:val="20"/>
-        </w:rPr>
-      </w:pPr>
-      <w:r>
-        <w:rPr>
-          <w:rFonts w:ascii="Arial" w:hAnsi="Arial"/>
-          <w:sz w:val="20"/>
-        </w:rPr>
-        <w:t xml:space="preserve">La ou les langues dans lesquelles la correspondance et les communications qui doivent être remises et les documents qui doivent être produits et fournis en vertu du Marché, doivent être rédigés, sont indiqués dans les Termes de Référence. </w:t>
-      </w:r>
-    </w:p>
-    <w:p>
-      <w:pPr>
-        <w:pStyle w:val="Textecourant"/>
-        <w:ind w:firstLine="0"/>
-        <w:rPr>
-          <w:rFonts w:ascii="Arial" w:hAnsi="Arial"/>
-          <w:sz w:val="20"/>
-        </w:rPr>
-      </w:pPr>
+      <w:r>
+        <w:rPr>
+          <w:sz w:val="20"/>
+        </w:rPr>
+        <w:t>Article 3 - Informations générales concernant le Consultant</w:t>
+      </w:r>
+      <w:bookmarkEnd w:id="16"/>
+      <w:r>
+        <w:rPr>
+          <w:sz w:val="20"/>
+        </w:rPr>
+        <w:t xml:space="preserve"> </w:t>
+      </w:r>
     </w:p>
     <w:p>
       <w:pPr>
         <w:pStyle w:val="Titre3"/>
       </w:pPr>
-      <w:bookmarkStart w:id="14" w:name="_Toc131930375"/>
-      <w:bookmarkStart w:id="15" w:name="_Toc135474639"/>
-      <w:r>
-        <w:t>2.3. Titres - usage du singulier ou du pluriel</w:t>
-      </w:r>
-      <w:bookmarkEnd w:id="14"/>
-      <w:bookmarkEnd w:id="15"/>
-    </w:p>
-    <w:p>
-      <w:pPr>
-        <w:pStyle w:val="Textecourant"/>
-        <w:ind w:firstLine="0"/>
-        <w:rPr>
-          <w:rFonts w:ascii="Arial" w:hAnsi="Arial"/>
-          <w:sz w:val="20"/>
-        </w:rPr>
-      </w:pPr>
-    </w:p>
-    <w:p>
-      <w:pPr>
-        <w:pStyle w:val="Textecourant"/>
-        <w:ind w:firstLine="0"/>
-        <w:rPr>
-          <w:rFonts w:ascii="Arial" w:hAnsi="Arial"/>
-          <w:sz w:val="20"/>
-        </w:rPr>
-      </w:pPr>
-      <w:r>
-        <w:rPr>
-          <w:rFonts w:ascii="Arial" w:hAnsi="Arial"/>
-          <w:sz w:val="20"/>
-        </w:rPr>
-        <w:t>Les titres figurant dans le présent CCAG sont destinés à faciliter l'usage des références et ne sauraient affecter son interprétation. A moins que le contexte n'en décide autrement, le singulier inclura le pluriel et le pluriel inclura le singulier.</w:t>
-      </w:r>
-    </w:p>
-    <w:p>
-      <w:pPr>
-        <w:pStyle w:val="Textecourant"/>
-        <w:ind w:firstLine="0"/>
-        <w:rPr>
-          <w:rFonts w:ascii="Arial" w:hAnsi="Arial"/>
-          <w:sz w:val="20"/>
-        </w:rPr>
-      </w:pPr>
-    </w:p>
-    <w:p>
-      <w:pPr>
-        <w:pStyle w:val="Titre2"/>
-        <w:rPr>
-          <w:sz w:val="20"/>
-        </w:rPr>
-      </w:pPr>
-      <w:bookmarkStart w:id="16" w:name="_Toc135474640"/>
-      <w:bookmarkEnd w:id="10"/>
-      <w:bookmarkEnd w:id="11"/>
-      <w:r>
-        <w:rPr>
-          <w:sz w:val="20"/>
-        </w:rPr>
-        <w:t>Article 3 - Informations générales concernant le Consultant</w:t>
-      </w:r>
-      <w:bookmarkEnd w:id="16"/>
-      <w:r>
-        <w:rPr>
-          <w:sz w:val="20"/>
-        </w:rPr>
+      <w:bookmarkStart w:id="17" w:name="_Toc131930379"/>
+      <w:bookmarkStart w:id="18" w:name="_Toc109734433"/>
+      <w:bookmarkStart w:id="19" w:name="_Toc109737389"/>
+      <w:bookmarkStart w:id="20" w:name="_Toc109737512"/>
+      <w:bookmarkStart w:id="21" w:name="_Toc109788661"/>
+      <w:bookmarkStart w:id="22" w:name="_Toc109793286"/>
+    </w:p>
+    <w:p>
+      <w:pPr>
+        <w:pStyle w:val="Titre3"/>
+      </w:pPr>
+      <w:bookmarkStart w:id="23" w:name="_Toc135474641"/>
+      <w:r>
+        <w:t xml:space="preserve">3.1. Représentation du </w:t>
+      </w:r>
+      <w:bookmarkEnd w:id="17"/>
+      <w:r>
+        <w:t>Consultant</w:t>
+      </w:r>
+      <w:bookmarkEnd w:id="23"/>
+      <w:r>
         <w:t xml:space="preserve"> </w:t>
       </w:r>
-    </w:p>
-    <w:p>
-      <w:pPr>
-        <w:pStyle w:val="Titre3"/>
-      </w:pPr>
-      <w:bookmarkStart w:id="17" w:name="_Toc109734433"/>
-      <w:bookmarkStart w:id="18" w:name="_Toc109737389"/>
-      <w:bookmarkStart w:id="19" w:name="_Toc109737512"/>
-      <w:bookmarkStart w:id="20" w:name="_Toc109788661"/>
-      <w:bookmarkStart w:id="21" w:name="_Toc109793286"/>
-      <w:bookmarkStart w:id="22" w:name="_Toc131930379"/>
-    </w:p>
-    <w:p>
-      <w:pPr>
-        <w:pStyle w:val="Titre3"/>
-      </w:pPr>
-      <w:bookmarkStart w:id="23" w:name="_Toc135474641"/>
-      <w:r>
-        <w:t xml:space="preserve">3.1. Représentation du </w:t>
-      </w:r>
-      <w:bookmarkEnd w:id="22"/>
-      <w:r>
-        <w:t>Consultant</w:t>
-      </w:r>
-      <w:bookmarkEnd w:id="23"/>
-      <w:r>
-        <w:t xml:space="preserve"> </w:t>
-      </w:r>
-      <w:bookmarkEnd w:id="17"/>
       <w:bookmarkEnd w:id="18"/>
       <w:bookmarkEnd w:id="19"/>
       <w:bookmarkEnd w:id="20"/>
       <w:bookmarkEnd w:id="21"/>
+      <w:bookmarkEnd w:id="22"/>
     </w:p>
     <w:p>
       <w:pPr>
@@ -6409,6 +1005,7 @@
           <w:ilvl w:val="0"/>
           <w:numId w:val="25"/>
         </w:numPr>
+        <w:spacing w:after="0" w:line="240" w:lineRule="auto"/>
         <w:jc w:val="both"/>
         <w:rPr>
           <w:rFonts w:ascii="Arial" w:hAnsi="Arial"/>
@@ -6427,6 +1024,7 @@
           <w:ilvl w:val="0"/>
           <w:numId w:val="25"/>
         </w:numPr>
+        <w:spacing w:after="0" w:line="240" w:lineRule="auto"/>
         <w:jc w:val="both"/>
         <w:rPr>
           <w:rFonts w:ascii="Arial" w:hAnsi="Arial"/>
@@ -6445,6 +1043,7 @@
           <w:ilvl w:val="0"/>
           <w:numId w:val="25"/>
         </w:numPr>
+        <w:spacing w:after="0" w:line="240" w:lineRule="auto"/>
         <w:jc w:val="both"/>
         <w:rPr>
           <w:rFonts w:ascii="Arial" w:hAnsi="Arial"/>
@@ -6463,6 +1062,7 @@
           <w:ilvl w:val="0"/>
           <w:numId w:val="25"/>
         </w:numPr>
+        <w:spacing w:after="0" w:line="240" w:lineRule="auto"/>
         <w:jc w:val="both"/>
         <w:rPr>
           <w:rFonts w:ascii="Arial" w:hAnsi="Arial"/>
@@ -6481,6 +1081,7 @@
           <w:ilvl w:val="0"/>
           <w:numId w:val="25"/>
         </w:numPr>
+        <w:spacing w:after="0" w:line="240" w:lineRule="auto"/>
         <w:jc w:val="both"/>
         <w:rPr>
           <w:rFonts w:ascii="Arial" w:hAnsi="Arial"/>
@@ -6499,6 +1100,7 @@
           <w:ilvl w:val="0"/>
           <w:numId w:val="25"/>
         </w:numPr>
+        <w:spacing w:after="0" w:line="240" w:lineRule="auto"/>
         <w:jc w:val="both"/>
         <w:rPr>
           <w:rFonts w:ascii="Arial" w:hAnsi="Arial"/>
@@ -6517,6 +1119,7 @@
           <w:ilvl w:val="0"/>
           <w:numId w:val="25"/>
         </w:numPr>
+        <w:spacing w:after="0" w:line="240" w:lineRule="auto"/>
         <w:jc w:val="both"/>
         <w:rPr>
           <w:rFonts w:ascii="Arial" w:hAnsi="Arial"/>
@@ -6535,6 +1138,7 @@
           <w:ilvl w:val="0"/>
           <w:numId w:val="25"/>
         </w:numPr>
+        <w:spacing w:after="0" w:line="240" w:lineRule="auto"/>
         <w:jc w:val="both"/>
         <w:rPr>
           <w:rFonts w:ascii="Arial" w:hAnsi="Arial"/>
@@ -7043,16 +1647,16 @@
       <w:pPr>
         <w:pStyle w:val="Titre3"/>
       </w:pPr>
-      <w:bookmarkStart w:id="55" w:name="_Toc109734435"/>
-      <w:bookmarkStart w:id="56" w:name="_Toc109737391"/>
-      <w:bookmarkStart w:id="57" w:name="_Toc109737514"/>
-      <w:bookmarkStart w:id="58" w:name="_Toc109788663"/>
-      <w:bookmarkStart w:id="59" w:name="_Toc109793288"/>
-      <w:bookmarkStart w:id="60" w:name="_Toc109796937"/>
-      <w:bookmarkStart w:id="61" w:name="_Toc110310595"/>
-      <w:bookmarkStart w:id="62" w:name="_Toc110310789"/>
-      <w:bookmarkStart w:id="63" w:name="_Toc133587273"/>
-      <w:bookmarkStart w:id="64" w:name="_Toc135474648"/>
+      <w:bookmarkStart w:id="55" w:name="_Toc133587273"/>
+      <w:bookmarkStart w:id="56" w:name="_Toc135474648"/>
+      <w:bookmarkStart w:id="57" w:name="_Toc109734435"/>
+      <w:bookmarkStart w:id="58" w:name="_Toc109737391"/>
+      <w:bookmarkStart w:id="59" w:name="_Toc109737514"/>
+      <w:bookmarkStart w:id="60" w:name="_Toc109788663"/>
+      <w:bookmarkStart w:id="61" w:name="_Toc109793288"/>
+      <w:bookmarkStart w:id="62" w:name="_Toc109796937"/>
+      <w:bookmarkStart w:id="63" w:name="_Toc110310595"/>
+      <w:bookmarkStart w:id="64" w:name="_Toc110310789"/>
       <w:bookmarkEnd w:id="48"/>
       <w:bookmarkEnd w:id="49"/>
       <w:bookmarkEnd w:id="50"/>
@@ -7063,8 +1667,8 @@
       <w:r>
         <w:t>5.1. Groupements</w:t>
       </w:r>
-      <w:bookmarkEnd w:id="63"/>
-      <w:bookmarkEnd w:id="64"/>
+      <w:bookmarkEnd w:id="55"/>
+      <w:bookmarkEnd w:id="56"/>
     </w:p>
     <w:p>
       <w:pPr>
@@ -7372,14 +1976,14 @@
       <w:r>
         <w:t>5.2. Sous-traitance</w:t>
       </w:r>
-      <w:bookmarkEnd w:id="55"/>
-      <w:bookmarkEnd w:id="56"/>
       <w:bookmarkEnd w:id="57"/>
       <w:bookmarkEnd w:id="58"/>
       <w:bookmarkEnd w:id="59"/>
       <w:bookmarkEnd w:id="60"/>
       <w:bookmarkEnd w:id="61"/>
       <w:bookmarkEnd w:id="62"/>
+      <w:bookmarkEnd w:id="63"/>
+      <w:bookmarkEnd w:id="64"/>
       <w:bookmarkEnd w:id="65"/>
       <w:r>
         <w:t xml:space="preserve"> </w:t>
@@ -7647,6 +2251,7 @@
           <w:ilvl w:val="0"/>
           <w:numId w:val="15"/>
         </w:numPr>
+        <w:spacing w:after="0" w:line="240" w:lineRule="auto"/>
         <w:jc w:val="both"/>
         <w:rPr>
           <w:rFonts w:ascii="Arial" w:hAnsi="Arial"/>
@@ -7665,6 +2270,7 @@
           <w:ilvl w:val="0"/>
           <w:numId w:val="15"/>
         </w:numPr>
+        <w:spacing w:after="0" w:line="240" w:lineRule="auto"/>
         <w:jc w:val="both"/>
         <w:rPr>
           <w:rFonts w:ascii="Arial" w:hAnsi="Arial"/>
@@ -7683,6 +2289,7 @@
           <w:ilvl w:val="0"/>
           <w:numId w:val="15"/>
         </w:numPr>
+        <w:spacing w:after="0" w:line="240" w:lineRule="auto"/>
         <w:jc w:val="both"/>
         <w:rPr>
           <w:rFonts w:ascii="Arial" w:hAnsi="Arial"/>
@@ -7701,6 +2308,7 @@
           <w:ilvl w:val="0"/>
           <w:numId w:val="15"/>
         </w:numPr>
+        <w:spacing w:after="0" w:line="240" w:lineRule="auto"/>
         <w:jc w:val="both"/>
         <w:rPr>
           <w:rFonts w:ascii="Arial" w:hAnsi="Arial"/>
@@ -8033,6 +2641,7 @@
           <w:ilvl w:val="0"/>
           <w:numId w:val="22"/>
         </w:numPr>
+        <w:spacing w:after="0" w:line="240" w:lineRule="auto"/>
         <w:jc w:val="both"/>
         <w:rPr>
           <w:rFonts w:ascii="Arial" w:hAnsi="Arial"/>
@@ -8051,6 +2660,7 @@
           <w:ilvl w:val="0"/>
           <w:numId w:val="22"/>
         </w:numPr>
+        <w:spacing w:after="0" w:line="240" w:lineRule="auto"/>
         <w:jc w:val="both"/>
         <w:rPr>
           <w:rFonts w:ascii="Arial" w:hAnsi="Arial"/>
@@ -8069,6 +2679,7 @@
           <w:ilvl w:val="0"/>
           <w:numId w:val="22"/>
         </w:numPr>
+        <w:spacing w:after="0" w:line="240" w:lineRule="auto"/>
         <w:jc w:val="both"/>
         <w:rPr>
           <w:rFonts w:ascii="Arial" w:hAnsi="Arial"/>
@@ -8100,6 +2711,7 @@
           <w:ilvl w:val="0"/>
           <w:numId w:val="22"/>
         </w:numPr>
+        <w:spacing w:after="0" w:line="240" w:lineRule="auto"/>
         <w:jc w:val="both"/>
         <w:rPr>
           <w:rFonts w:ascii="Arial" w:hAnsi="Arial"/>
@@ -8182,18 +2794,18 @@
       <w:pPr>
         <w:pStyle w:val="Titre3"/>
       </w:pPr>
-      <w:bookmarkStart w:id="71" w:name="_Toc110310597"/>
-      <w:bookmarkStart w:id="72" w:name="_Toc110310792"/>
-      <w:bookmarkStart w:id="73" w:name="_Toc135474652"/>
+      <w:bookmarkStart w:id="71" w:name="_Toc135474652"/>
+      <w:bookmarkStart w:id="72" w:name="_Toc110310597"/>
+      <w:bookmarkStart w:id="73" w:name="_Toc110310792"/>
       <w:r>
         <w:t>6.2. Modifications et Avenants</w:t>
       </w:r>
+      <w:bookmarkEnd w:id="71"/>
+      <w:r>
+        <w:t xml:space="preserve"> </w:t>
+      </w:r>
+      <w:bookmarkEnd w:id="72"/>
       <w:bookmarkEnd w:id="73"/>
-      <w:r>
-        <w:t xml:space="preserve"> </w:t>
-      </w:r>
-      <w:bookmarkEnd w:id="71"/>
-      <w:bookmarkEnd w:id="72"/>
     </w:p>
     <w:p>
       <w:pPr>
@@ -8238,6 +2850,7 @@
           <w:ilvl w:val="0"/>
           <w:numId w:val="35"/>
         </w:numPr>
+        <w:spacing w:after="0" w:line="240" w:lineRule="auto"/>
         <w:jc w:val="both"/>
         <w:rPr>
           <w:rFonts w:ascii="Arial" w:hAnsi="Arial"/>
@@ -8258,6 +2871,7 @@
           <w:ilvl w:val="0"/>
           <w:numId w:val="35"/>
         </w:numPr>
+        <w:spacing w:after="0" w:line="240" w:lineRule="auto"/>
         <w:jc w:val="both"/>
         <w:rPr>
           <w:rFonts w:ascii="Arial" w:hAnsi="Arial"/>
@@ -8347,6 +2961,7 @@
           <w:ilvl w:val="0"/>
           <w:numId w:val="34"/>
         </w:numPr>
+        <w:spacing w:after="0" w:line="240" w:lineRule="auto"/>
         <w:jc w:val="both"/>
         <w:rPr>
           <w:rFonts w:ascii="Arial" w:hAnsi="Arial"/>
@@ -8378,6 +2993,7 @@
           <w:ilvl w:val="0"/>
           <w:numId w:val="34"/>
         </w:numPr>
+        <w:spacing w:after="0" w:line="240" w:lineRule="auto"/>
         <w:jc w:val="both"/>
         <w:rPr>
           <w:rFonts w:ascii="Arial" w:hAnsi="Arial"/>
@@ -8396,6 +3012,7 @@
           <w:ilvl w:val="0"/>
           <w:numId w:val="34"/>
         </w:numPr>
+        <w:spacing w:after="0" w:line="240" w:lineRule="auto"/>
         <w:jc w:val="both"/>
         <w:rPr>
           <w:rFonts w:ascii="Arial" w:hAnsi="Arial"/>
@@ -8414,6 +3031,7 @@
           <w:ilvl w:val="0"/>
           <w:numId w:val="34"/>
         </w:numPr>
+        <w:spacing w:after="0" w:line="240" w:lineRule="auto"/>
         <w:jc w:val="both"/>
         <w:rPr>
           <w:rFonts w:ascii="Arial" w:hAnsi="Arial"/>
@@ -8432,6 +3050,7 @@
           <w:ilvl w:val="0"/>
           <w:numId w:val="34"/>
         </w:numPr>
+        <w:spacing w:after="0" w:line="240" w:lineRule="auto"/>
         <w:jc w:val="both"/>
         <w:rPr>
           <w:rFonts w:ascii="Arial" w:hAnsi="Arial"/>
@@ -8472,6 +3091,7 @@
           <w:ilvl w:val="0"/>
           <w:numId w:val="36"/>
         </w:numPr>
+        <w:spacing w:after="0" w:line="240" w:lineRule="auto"/>
         <w:jc w:val="both"/>
         <w:rPr>
           <w:rFonts w:ascii="Arial" w:hAnsi="Arial"/>
@@ -8504,6 +3124,7 @@
           <w:ilvl w:val="0"/>
           <w:numId w:val="36"/>
         </w:numPr>
+        <w:spacing w:after="0" w:line="240" w:lineRule="auto"/>
         <w:jc w:val="both"/>
         <w:rPr>
           <w:rFonts w:ascii="Arial" w:hAnsi="Arial"/>
@@ -8949,6 +3570,7 @@
           <w:ilvl w:val="0"/>
           <w:numId w:val="18"/>
         </w:numPr>
+        <w:spacing w:after="0" w:line="240" w:lineRule="auto"/>
         <w:jc w:val="both"/>
         <w:rPr>
           <w:rFonts w:ascii="Arial" w:hAnsi="Arial"/>
@@ -8967,6 +3589,7 @@
           <w:ilvl w:val="0"/>
           <w:numId w:val="18"/>
         </w:numPr>
+        <w:spacing w:after="0" w:line="240" w:lineRule="auto"/>
         <w:jc w:val="both"/>
         <w:rPr>
           <w:rFonts w:ascii="Arial" w:hAnsi="Arial"/>
@@ -8985,6 +3608,7 @@
           <w:ilvl w:val="0"/>
           <w:numId w:val="18"/>
         </w:numPr>
+        <w:spacing w:after="0" w:line="240" w:lineRule="auto"/>
         <w:jc w:val="both"/>
         <w:rPr>
           <w:rFonts w:ascii="Arial" w:hAnsi="Arial"/>
@@ -9074,13 +3698,13 @@
       <w:pPr>
         <w:pStyle w:val="Titre3"/>
       </w:pPr>
-      <w:bookmarkStart w:id="105" w:name="_Toc110310618"/>
-      <w:bookmarkStart w:id="106" w:name="_Toc110310813"/>
-      <w:bookmarkStart w:id="107" w:name="_Toc135474660"/>
+      <w:bookmarkStart w:id="105" w:name="_Toc135474660"/>
+      <w:bookmarkStart w:id="106" w:name="_Toc110310618"/>
+      <w:bookmarkStart w:id="107" w:name="_Toc110310813"/>
       <w:r>
         <w:t>9.1. Contenu des prix</w:t>
       </w:r>
-      <w:bookmarkEnd w:id="107"/>
+      <w:bookmarkEnd w:id="105"/>
       <w:r>
         <w:t xml:space="preserve"> </w:t>
       </w:r>
@@ -9391,6 +4015,7 @@
         <w:tabs>
           <w:tab w:val="left" w:pos="0"/>
         </w:tabs>
+        <w:spacing w:after="0" w:line="240" w:lineRule="auto"/>
         <w:jc w:val="both"/>
         <w:rPr>
           <w:rFonts w:ascii="Arial" w:hAnsi="Arial"/>
@@ -9412,6 +4037,7 @@
         <w:tabs>
           <w:tab w:val="left" w:pos="0"/>
         </w:tabs>
+        <w:spacing w:after="0" w:line="240" w:lineRule="auto"/>
         <w:jc w:val="both"/>
         <w:rPr>
           <w:rFonts w:ascii="Arial" w:hAnsi="Arial"/>
@@ -9433,6 +4059,7 @@
         <w:tabs>
           <w:tab w:val="left" w:pos="0"/>
         </w:tabs>
+        <w:spacing w:after="0" w:line="240" w:lineRule="auto"/>
         <w:jc w:val="both"/>
         <w:rPr>
           <w:rFonts w:ascii="Arial" w:hAnsi="Arial"/>
@@ -9454,6 +4081,7 @@
         <w:tabs>
           <w:tab w:val="left" w:pos="0"/>
         </w:tabs>
+        <w:spacing w:after="0" w:line="240" w:lineRule="auto"/>
         <w:jc w:val="both"/>
         <w:rPr>
           <w:rFonts w:ascii="Arial" w:hAnsi="Arial"/>
@@ -9475,6 +4103,7 @@
         <w:tabs>
           <w:tab w:val="left" w:pos="0"/>
         </w:tabs>
+        <w:spacing w:after="0" w:line="240" w:lineRule="auto"/>
         <w:jc w:val="both"/>
         <w:rPr>
           <w:rFonts w:ascii="Arial" w:hAnsi="Arial"/>
@@ -9496,6 +4125,7 @@
         <w:tabs>
           <w:tab w:val="left" w:pos="0"/>
         </w:tabs>
+        <w:spacing w:after="0" w:line="240" w:lineRule="auto"/>
         <w:jc w:val="both"/>
         <w:rPr>
           <w:rFonts w:ascii="Arial" w:hAnsi="Arial"/>
@@ -9517,6 +4147,7 @@
         <w:tabs>
           <w:tab w:val="left" w:pos="0"/>
         </w:tabs>
+        <w:spacing w:after="0" w:line="240" w:lineRule="auto"/>
         <w:jc w:val="both"/>
         <w:rPr>
           <w:rFonts w:ascii="Arial" w:hAnsi="Arial"/>
@@ -9768,15 +4399,15 @@
       <w:pPr>
         <w:pStyle w:val="Titre3"/>
       </w:pPr>
-      <w:bookmarkStart w:id="123" w:name="_Toc109528943"/>
-      <w:bookmarkStart w:id="124" w:name="_Toc109734473"/>
-      <w:bookmarkStart w:id="125" w:name="_Toc133587289"/>
-      <w:bookmarkStart w:id="126" w:name="_Toc135474664"/>
+      <w:bookmarkStart w:id="123" w:name="_Toc133587289"/>
+      <w:bookmarkStart w:id="124" w:name="_Toc135474664"/>
+      <w:bookmarkStart w:id="125" w:name="_Toc109528943"/>
+      <w:bookmarkStart w:id="126" w:name="_Toc109734473"/>
       <w:r>
         <w:t>10.2. Remise du décompte, de la facture ou du mémoire :</w:t>
       </w:r>
-      <w:bookmarkEnd w:id="125"/>
-      <w:bookmarkEnd w:id="126"/>
+      <w:bookmarkEnd w:id="123"/>
+      <w:bookmarkEnd w:id="124"/>
       <w:r>
         <w:t xml:space="preserve"> </w:t>
       </w:r>
@@ -9856,6 +4487,7 @@
           <w:ilvl w:val="0"/>
           <w:numId w:val="38"/>
         </w:numPr>
+        <w:spacing w:after="0" w:line="240" w:lineRule="auto"/>
         <w:jc w:val="both"/>
         <w:rPr>
           <w:rFonts w:ascii="Arial" w:hAnsi="Arial"/>
@@ -9874,6 +4506,7 @@
           <w:ilvl w:val="0"/>
           <w:numId w:val="38"/>
         </w:numPr>
+        <w:spacing w:after="0" w:line="240" w:lineRule="auto"/>
         <w:jc w:val="both"/>
         <w:rPr>
           <w:rFonts w:ascii="Arial" w:hAnsi="Arial"/>
@@ -10382,8 +5015,8 @@
       <w:r>
         <w:t>10.6. Règlement des Consultants groupés ou des sous-traitants payés directement</w:t>
       </w:r>
-      <w:bookmarkEnd w:id="123"/>
-      <w:bookmarkEnd w:id="124"/>
+      <w:bookmarkEnd w:id="125"/>
+      <w:bookmarkEnd w:id="126"/>
       <w:bookmarkEnd w:id="133"/>
       <w:bookmarkEnd w:id="134"/>
       <w:bookmarkEnd w:id="135"/>
@@ -10835,8 +5468,8 @@
       <w:bookmarkStart w:id="141" w:name="_Toc110310629"/>
       <w:bookmarkStart w:id="142" w:name="_Toc110310824"/>
       <w:bookmarkStart w:id="143" w:name="_Toc135474670"/>
-      <w:bookmarkEnd w:id="105"/>
       <w:bookmarkEnd w:id="106"/>
+      <w:bookmarkEnd w:id="107"/>
       <w:r>
         <w:rPr>
           <w:sz w:val="20"/>
@@ -10855,16 +5488,16 @@
           <w:sz w:val="20"/>
         </w:rPr>
       </w:pPr>
-      <w:bookmarkStart w:id="144" w:name="_Toc110310599"/>
-      <w:bookmarkStart w:id="145" w:name="_Toc110310794"/>
-      <w:bookmarkStart w:id="146" w:name="_Toc135474671"/>
+      <w:bookmarkStart w:id="144" w:name="_Toc135474671"/>
+      <w:bookmarkStart w:id="145" w:name="_Toc110310599"/>
+      <w:bookmarkStart w:id="146" w:name="_Toc110310794"/>
       <w:r>
         <w:rPr>
           <w:sz w:val="20"/>
         </w:rPr>
         <w:t>Article 11 - Conduite des Prestations</w:t>
       </w:r>
-      <w:bookmarkEnd w:id="146"/>
+      <w:bookmarkEnd w:id="144"/>
       <w:r>
         <w:rPr>
           <w:sz w:val="20"/>
@@ -11241,6 +5874,7 @@
           <w:ilvl w:val="0"/>
           <w:numId w:val="39"/>
         </w:numPr>
+        <w:spacing w:after="0" w:line="240" w:lineRule="auto"/>
         <w:jc w:val="both"/>
         <w:rPr>
           <w:rFonts w:ascii="Arial" w:hAnsi="Arial"/>
@@ -11259,6 +5893,7 @@
           <w:ilvl w:val="0"/>
           <w:numId w:val="39"/>
         </w:numPr>
+        <w:spacing w:after="0" w:line="240" w:lineRule="auto"/>
         <w:jc w:val="both"/>
         <w:rPr>
           <w:rFonts w:ascii="Arial" w:hAnsi="Arial"/>
@@ -11336,8 +5971,8 @@
       <w:bookmarkStart w:id="150" w:name="_Toc110310600"/>
       <w:bookmarkStart w:id="151" w:name="_Toc110310795"/>
       <w:bookmarkStart w:id="152" w:name="_Toc135474675"/>
-      <w:bookmarkEnd w:id="144"/>
       <w:bookmarkEnd w:id="145"/>
+      <w:bookmarkEnd w:id="146"/>
       <w:r>
         <w:rPr>
           <w:sz w:val="20"/>
@@ -12495,6 +7130,7 @@
           <w:ilvl w:val="0"/>
           <w:numId w:val="22"/>
         </w:numPr>
+        <w:spacing w:after="0" w:line="240" w:lineRule="auto"/>
         <w:jc w:val="both"/>
         <w:rPr>
           <w:rFonts w:ascii="Arial" w:hAnsi="Arial"/>
@@ -12513,6 +7149,7 @@
           <w:ilvl w:val="0"/>
           <w:numId w:val="22"/>
         </w:numPr>
+        <w:spacing w:after="0" w:line="240" w:lineRule="auto"/>
         <w:jc w:val="both"/>
         <w:rPr>
           <w:rFonts w:ascii="Arial" w:hAnsi="Arial"/>
@@ -12706,6 +7343,7 @@
           <w:ilvl w:val="0"/>
           <w:numId w:val="24"/>
         </w:numPr>
+        <w:spacing w:after="0" w:line="240" w:lineRule="auto"/>
         <w:jc w:val="both"/>
         <w:rPr>
           <w:rFonts w:ascii="Arial" w:hAnsi="Arial"/>
@@ -12724,6 +7362,7 @@
           <w:ilvl w:val="0"/>
           <w:numId w:val="24"/>
         </w:numPr>
+        <w:spacing w:after="0" w:line="240" w:lineRule="auto"/>
         <w:jc w:val="both"/>
         <w:rPr>
           <w:rFonts w:ascii="Arial" w:hAnsi="Arial"/>
@@ -12982,6 +7621,7 @@
           <w:ilvl w:val="0"/>
           <w:numId w:val="40"/>
         </w:numPr>
+        <w:spacing w:after="0" w:line="240" w:lineRule="auto"/>
         <w:jc w:val="both"/>
         <w:rPr>
           <w:rFonts w:ascii="Arial" w:hAnsi="Arial"/>
@@ -13277,6 +7917,7 @@
           <w:ilvl w:val="0"/>
           <w:numId w:val="20"/>
         </w:numPr>
+        <w:spacing w:after="0" w:line="240" w:lineRule="auto"/>
         <w:jc w:val="both"/>
         <w:rPr>
           <w:rFonts w:ascii="Arial" w:hAnsi="Arial"/>
@@ -13295,6 +7936,7 @@
           <w:ilvl w:val="0"/>
           <w:numId w:val="20"/>
         </w:numPr>
+        <w:spacing w:after="0" w:line="240" w:lineRule="auto"/>
         <w:jc w:val="both"/>
         <w:rPr>
           <w:rFonts w:ascii="Arial" w:hAnsi="Arial"/>
@@ -13461,6 +8103,7 @@
           <w:ilvl w:val="0"/>
           <w:numId w:val="20"/>
         </w:numPr>
+        <w:spacing w:after="0" w:line="240" w:lineRule="auto"/>
         <w:jc w:val="both"/>
         <w:rPr>
           <w:rFonts w:ascii="Arial" w:hAnsi="Arial"/>
@@ -13479,6 +8122,7 @@
           <w:ilvl w:val="0"/>
           <w:numId w:val="20"/>
         </w:numPr>
+        <w:spacing w:after="0" w:line="240" w:lineRule="auto"/>
         <w:jc w:val="both"/>
         <w:rPr>
           <w:rFonts w:ascii="Arial" w:hAnsi="Arial"/>
@@ -13519,6 +8163,7 @@
           <w:ilvl w:val="0"/>
           <w:numId w:val="21"/>
         </w:numPr>
+        <w:spacing w:after="0" w:line="240" w:lineRule="auto"/>
         <w:jc w:val="both"/>
         <w:rPr>
           <w:rFonts w:ascii="Arial" w:hAnsi="Arial"/>
@@ -13537,6 +8182,7 @@
           <w:ilvl w:val="0"/>
           <w:numId w:val="21"/>
         </w:numPr>
+        <w:spacing w:after="0" w:line="240" w:lineRule="auto"/>
         <w:jc w:val="both"/>
         <w:rPr>
           <w:rFonts w:ascii="Arial" w:hAnsi="Arial"/>
@@ -13695,6 +8341,7 @@
           <w:ilvl w:val="0"/>
           <w:numId w:val="22"/>
         </w:numPr>
+        <w:spacing w:after="0" w:line="240" w:lineRule="auto"/>
         <w:jc w:val="both"/>
         <w:rPr>
           <w:rFonts w:ascii="Arial" w:hAnsi="Arial"/>
@@ -13713,6 +8360,7 @@
           <w:ilvl w:val="0"/>
           <w:numId w:val="22"/>
         </w:numPr>
+        <w:spacing w:after="0" w:line="240" w:lineRule="auto"/>
         <w:jc w:val="both"/>
         <w:rPr>
           <w:rFonts w:ascii="Arial" w:hAnsi="Arial"/>
@@ -13888,6 +8536,7 @@
           <w:ilvl w:val="0"/>
           <w:numId w:val="22"/>
         </w:numPr>
+        <w:spacing w:after="0" w:line="240" w:lineRule="auto"/>
         <w:jc w:val="both"/>
         <w:rPr>
           <w:rFonts w:ascii="Arial" w:hAnsi="Arial"/>
@@ -13906,6 +8555,7 @@
           <w:ilvl w:val="0"/>
           <w:numId w:val="22"/>
         </w:numPr>
+        <w:spacing w:after="0" w:line="240" w:lineRule="auto"/>
         <w:jc w:val="both"/>
         <w:rPr>
           <w:rFonts w:ascii="Arial" w:hAnsi="Arial"/>
@@ -13946,6 +8596,7 @@
           <w:ilvl w:val="0"/>
           <w:numId w:val="22"/>
         </w:numPr>
+        <w:spacing w:after="0" w:line="240" w:lineRule="auto"/>
         <w:jc w:val="both"/>
         <w:rPr>
           <w:rFonts w:ascii="Arial" w:hAnsi="Arial"/>
@@ -13964,6 +8615,7 @@
           <w:ilvl w:val="0"/>
           <w:numId w:val="22"/>
         </w:numPr>
+        <w:spacing w:after="0" w:line="240" w:lineRule="auto"/>
         <w:jc w:val="both"/>
         <w:rPr>
           <w:rFonts w:ascii="Arial" w:hAnsi="Arial"/>
@@ -15448,6 +10100,7 @@
           <w:ilvl w:val="0"/>
           <w:numId w:val="22"/>
         </w:numPr>
+        <w:spacing w:after="0" w:line="240" w:lineRule="auto"/>
         <w:jc w:val="both"/>
         <w:rPr>
           <w:rFonts w:ascii="Arial" w:hAnsi="Arial"/>
@@ -15466,6 +10119,7 @@
           <w:ilvl w:val="0"/>
           <w:numId w:val="22"/>
         </w:numPr>
+        <w:spacing w:after="0" w:line="240" w:lineRule="auto"/>
         <w:jc w:val="both"/>
         <w:rPr>
           <w:rFonts w:ascii="Arial" w:hAnsi="Arial"/>
@@ -15484,6 +10138,7 @@
           <w:ilvl w:val="0"/>
           <w:numId w:val="22"/>
         </w:numPr>
+        <w:spacing w:after="0" w:line="240" w:lineRule="auto"/>
         <w:jc w:val="both"/>
         <w:rPr>
           <w:rFonts w:ascii="Arial" w:hAnsi="Arial"/>
@@ -15712,6 +10367,7 @@
           <w:ilvl w:val="0"/>
           <w:numId w:val="22"/>
         </w:numPr>
+        <w:spacing w:after="0" w:line="240" w:lineRule="auto"/>
         <w:jc w:val="both"/>
         <w:rPr>
           <w:rFonts w:ascii="Arial" w:hAnsi="Arial"/>
@@ -15730,6 +10386,7 @@
           <w:ilvl w:val="0"/>
           <w:numId w:val="22"/>
         </w:numPr>
+        <w:spacing w:after="0" w:line="240" w:lineRule="auto"/>
         <w:jc w:val="both"/>
         <w:rPr>
           <w:rFonts w:ascii="Arial" w:hAnsi="Arial"/>
@@ -15748,6 +10405,7 @@
           <w:ilvl w:val="0"/>
           <w:numId w:val="22"/>
         </w:numPr>
+        <w:spacing w:after="0" w:line="240" w:lineRule="auto"/>
         <w:jc w:val="both"/>
         <w:rPr>
           <w:rFonts w:ascii="Arial" w:hAnsi="Arial"/>
@@ -15818,6 +10476,7 @@
           <w:ilvl w:val="0"/>
           <w:numId w:val="22"/>
         </w:numPr>
+        <w:spacing w:after="0" w:line="240" w:lineRule="auto"/>
         <w:jc w:val="both"/>
         <w:rPr>
           <w:rFonts w:ascii="Arial" w:hAnsi="Arial"/>
@@ -15836,6 +10495,7 @@
           <w:ilvl w:val="0"/>
           <w:numId w:val="22"/>
         </w:numPr>
+        <w:spacing w:after="0" w:line="240" w:lineRule="auto"/>
         <w:jc w:val="both"/>
         <w:rPr>
           <w:rFonts w:ascii="Arial" w:hAnsi="Arial"/>
@@ -15868,6 +10528,7 @@
           <w:ilvl w:val="0"/>
           <w:numId w:val="22"/>
         </w:numPr>
+        <w:spacing w:after="0" w:line="240" w:lineRule="auto"/>
         <w:jc w:val="both"/>
         <w:rPr>
           <w:rFonts w:ascii="Arial" w:hAnsi="Arial"/>
@@ -15886,6 +10547,7 @@
           <w:ilvl w:val="0"/>
           <w:numId w:val="22"/>
         </w:numPr>
+        <w:spacing w:after="0" w:line="240" w:lineRule="auto"/>
         <w:jc w:val="both"/>
         <w:rPr>
           <w:rFonts w:ascii="Arial" w:hAnsi="Arial"/>
@@ -15904,6 +10566,7 @@
           <w:ilvl w:val="0"/>
           <w:numId w:val="22"/>
         </w:numPr>
+        <w:spacing w:after="0" w:line="240" w:lineRule="auto"/>
         <w:jc w:val="both"/>
         <w:rPr>
           <w:rFonts w:ascii="Arial" w:hAnsi="Arial"/>
@@ -16049,6 +10712,7 @@
         <w:tabs>
           <w:tab w:val="left" w:pos="426"/>
         </w:tabs>
+        <w:spacing w:after="0" w:line="240" w:lineRule="auto"/>
         <w:jc w:val="both"/>
         <w:rPr>
           <w:rFonts w:ascii="Arial" w:hAnsi="Arial"/>
@@ -16070,6 +10734,7 @@
         <w:tabs>
           <w:tab w:val="left" w:pos="426"/>
         </w:tabs>
+        <w:spacing w:after="0" w:line="240" w:lineRule="auto"/>
         <w:jc w:val="both"/>
         <w:rPr>
           <w:rFonts w:ascii="Arial" w:hAnsi="Arial"/>
@@ -16091,6 +10756,7 @@
         <w:tabs>
           <w:tab w:val="left" w:pos="426"/>
         </w:tabs>
+        <w:spacing w:after="0" w:line="240" w:lineRule="auto"/>
         <w:jc w:val="both"/>
         <w:rPr>
           <w:rFonts w:ascii="Arial" w:hAnsi="Arial"/>
@@ -16112,6 +10778,7 @@
         <w:tabs>
           <w:tab w:val="left" w:pos="426"/>
         </w:tabs>
+        <w:spacing w:after="0" w:line="240" w:lineRule="auto"/>
         <w:jc w:val="both"/>
         <w:rPr>
           <w:rFonts w:ascii="Arial" w:hAnsi="Arial"/>
@@ -16133,6 +10800,7 @@
         <w:tabs>
           <w:tab w:val="left" w:pos="426"/>
         </w:tabs>
+        <w:spacing w:after="0" w:line="240" w:lineRule="auto"/>
         <w:jc w:val="both"/>
         <w:rPr>
           <w:rFonts w:ascii="Arial" w:hAnsi="Arial"/>
@@ -16154,6 +10822,7 @@
         <w:tabs>
           <w:tab w:val="left" w:pos="426"/>
         </w:tabs>
+        <w:spacing w:after="0" w:line="240" w:lineRule="auto"/>
         <w:jc w:val="both"/>
         <w:rPr>
           <w:rFonts w:ascii="Arial" w:hAnsi="Arial"/>
@@ -16175,6 +10844,7 @@
         <w:tabs>
           <w:tab w:val="left" w:pos="426"/>
         </w:tabs>
+        <w:spacing w:after="0" w:line="240" w:lineRule="auto"/>
         <w:jc w:val="both"/>
         <w:rPr>
           <w:rFonts w:ascii="Arial" w:hAnsi="Arial"/>
@@ -16196,6 +10866,7 @@
         <w:tabs>
           <w:tab w:val="left" w:pos="426"/>
         </w:tabs>
+        <w:spacing w:after="0" w:line="240" w:lineRule="auto"/>
         <w:jc w:val="both"/>
         <w:rPr>
           <w:rFonts w:ascii="Arial" w:hAnsi="Arial"/>
@@ -16217,6 +10888,7 @@
         <w:tabs>
           <w:tab w:val="left" w:pos="426"/>
         </w:tabs>
+        <w:spacing w:after="0" w:line="240" w:lineRule="auto"/>
         <w:jc w:val="both"/>
         <w:rPr>
           <w:rFonts w:ascii="Arial" w:hAnsi="Arial"/>
@@ -16238,6 +10910,7 @@
         <w:tabs>
           <w:tab w:val="left" w:pos="426"/>
         </w:tabs>
+        <w:spacing w:after="0" w:line="240" w:lineRule="auto"/>
         <w:jc w:val="both"/>
         <w:rPr>
           <w:rFonts w:ascii="Arial" w:hAnsi="Arial"/>
@@ -16453,6 +11126,7 @@
           <w:tab w:val="clear" w:pos="360"/>
           <w:tab w:val="num" w:pos="426"/>
         </w:tabs>
+        <w:spacing w:after="0" w:line="240" w:lineRule="auto"/>
         <w:ind w:left="426" w:hanging="426"/>
         <w:jc w:val="both"/>
         <w:rPr>
@@ -16476,6 +11150,7 @@
           <w:tab w:val="clear" w:pos="360"/>
           <w:tab w:val="num" w:pos="426"/>
         </w:tabs>
+        <w:spacing w:after="0" w:line="240" w:lineRule="auto"/>
         <w:ind w:left="426" w:hanging="426"/>
         <w:jc w:val="both"/>
         <w:rPr>
@@ -16499,6 +11174,7 @@
           <w:tab w:val="clear" w:pos="360"/>
           <w:tab w:val="num" w:pos="426"/>
         </w:tabs>
+        <w:spacing w:after="0" w:line="240" w:lineRule="auto"/>
         <w:ind w:left="426" w:hanging="426"/>
         <w:jc w:val="both"/>
         <w:rPr>
@@ -16522,6 +11198,7 @@
           <w:tab w:val="clear" w:pos="360"/>
           <w:tab w:val="num" w:pos="426"/>
         </w:tabs>
+        <w:spacing w:after="0" w:line="240" w:lineRule="auto"/>
         <w:ind w:left="426" w:hanging="426"/>
         <w:jc w:val="both"/>
         <w:rPr>
@@ -16566,6 +11243,7 @@
           <w:ilvl w:val="0"/>
           <w:numId w:val="22"/>
         </w:numPr>
+        <w:spacing w:after="0" w:line="240" w:lineRule="auto"/>
         <w:jc w:val="both"/>
         <w:rPr>
           <w:rFonts w:ascii="Arial" w:hAnsi="Arial"/>
@@ -16584,6 +11262,7 @@
           <w:ilvl w:val="0"/>
           <w:numId w:val="22"/>
         </w:numPr>
+        <w:spacing w:after="0" w:line="240" w:lineRule="auto"/>
         <w:jc w:val="both"/>
         <w:rPr>
           <w:rFonts w:ascii="Arial" w:hAnsi="Arial"/>
@@ -17151,6 +11830,7 @@
           <w:tab w:val="clear" w:pos="360"/>
           <w:tab w:val="num" w:pos="426"/>
         </w:tabs>
+        <w:spacing w:after="0" w:line="240" w:lineRule="auto"/>
         <w:ind w:left="426" w:hanging="426"/>
         <w:jc w:val="both"/>
         <w:rPr>
@@ -17174,6 +11854,7 @@
           <w:tab w:val="clear" w:pos="360"/>
           <w:tab w:val="num" w:pos="426"/>
         </w:tabs>
+        <w:spacing w:after="0" w:line="240" w:lineRule="auto"/>
         <w:ind w:left="426" w:hanging="426"/>
         <w:jc w:val="both"/>
         <w:rPr>
@@ -17214,6 +11895,7 @@
           <w:tab w:val="clear" w:pos="360"/>
           <w:tab w:val="num" w:pos="426"/>
         </w:tabs>
+        <w:spacing w:after="0" w:line="240" w:lineRule="auto"/>
         <w:ind w:left="426" w:hanging="426"/>
         <w:jc w:val="both"/>
         <w:rPr>
@@ -17262,6 +11944,7 @@
           <w:tab w:val="clear" w:pos="360"/>
           <w:tab w:val="num" w:pos="426"/>
         </w:tabs>
+        <w:spacing w:after="0" w:line="240" w:lineRule="auto"/>
         <w:ind w:left="426" w:hanging="426"/>
         <w:jc w:val="both"/>
         <w:rPr>
@@ -17285,6 +11968,7 @@
           <w:tab w:val="clear" w:pos="360"/>
           <w:tab w:val="num" w:pos="426"/>
         </w:tabs>
+        <w:spacing w:after="0" w:line="240" w:lineRule="auto"/>
         <w:ind w:left="426" w:hanging="426"/>
         <w:jc w:val="both"/>
         <w:rPr>
@@ -18054,11 +12738,12 @@
         </w:rPr>
       </w:pPr>
     </w:p>
+    <w:p/>
     <w:sectPr>
-      <w:headerReference w:type="default" r:id="rId7"/>
-      <w:footerReference w:type="even" r:id="rId8"/>
-      <w:footerReference w:type="default" r:id="rId9"/>
-      <w:footerReference w:type="first" r:id="rId10"/>
+      <w:headerReference w:type="default" r:id="rId5"/>
+      <w:footerReference w:type="even" r:id="rId6"/>
+      <w:footerReference w:type="default" r:id="rId7"/>
+      <w:footerReference w:type="first" r:id="rId8"/>
       <w:pgSz w:w="11906" w:h="16838"/>
       <w:pgMar w:top="1110" w:right="1273" w:bottom="1134" w:left="1273" w:header="567" w:footer="542" w:gutter="0"/>
       <w:pgNumType w:start="1"/>
@@ -18068,25 +12753,6 @@
     </w:sectPr>
   </w:body>
 </w:document>
-</file>
-
-<file path=word/endnotes.xml><?xml version="1.0" encoding="utf-8"?>
-<w:endnotes xmlns:wpc="http://schemas.microsoft.com/office/word/2010/wordprocessingCanvas" xmlns:cx="http://schemas.microsoft.com/office/drawing/2014/chartex" xmlns:cx1="http://schemas.microsoft.com/office/drawing/2015/9/8/chartex" xmlns:cx2="http://schemas.microsoft.com/office/drawing/2015/10/21/chartex" xmlns:cx3="http://schemas.microsoft.com/office/drawing/2016/5/9/chartex" xmlns:cx4="http://schemas.microsoft.com/office/drawing/2016/5/10/chartex" xmlns:cx5="http://schemas.microsoft.com/office/drawing/2016/5/11/chartex" xmlns:cx6="http://schemas.microsoft.com/office/drawing/2016/5/12/chartex" xmlns:cx7="http://schemas.microsoft.com/office/drawing/2016/5/13/chartex" xmlns:cx8="http://schemas.microsoft.com/office/drawing/2016/5/14/chartex" xmlns:mc="http://schemas.openxmlformats.org/markup-compatibility/2006" xmlns:aink="http://schemas.microsoft.com/office/drawing/2016/ink" xmlns:am3d="http://schemas.microsoft.com/office/drawing/2017/model3d" xmlns:o="urn:schemas-microsoft-com:office:office" xmlns:oel="http://schemas.microsoft.com/office/2019/extlst" xmlns:r="http://schemas.openxmlformats.org/officeDocument/2006/relationships" xmlns:m="http://schemas.openxmlformats.org/officeDocument/2006/math" xmlns:v="urn:schemas-microsoft-com:vml" xmlns:wp14="http://schemas.microsoft.com/office/word/2010/wordprocessingDrawing" xmlns:wp="http://schemas.openxmlformats.org/drawingml/2006/wordprocessingDrawing" xmlns:w10="urn:schemas-microsoft-com:office:word" xmlns:w="http://schemas.openxmlformats.org/wordprocessingml/2006/main" xmlns:w14="http://schemas.microsoft.com/office/word/2010/wordml" xmlns:w15="http://schemas.microsoft.com/office/word/2012/wordml" xmlns:w16cex="http://schemas.microsoft.com/office/word/2018/wordml/cex" xmlns:w16cid="http://schemas.microsoft.com/office/word/2016/wordml/cid" xmlns:w16="http://schemas.microsoft.com/office/word/2018/wordml" xmlns:w16du="http://schemas.microsoft.com/office/word/2023/wordml/word16du" xmlns:w16sdtdh="http://schemas.microsoft.com/office/word/2020/wordml/sdtdatahash" xmlns:w16sdtfl="http://schemas.microsoft.com/office/word/2024/wordml/sdtformatlock" xmlns:w16se="http://schemas.microsoft.com/office/word/2015/wordml/symex" xmlns:wpg="http://schemas.microsoft.com/office/word/2010/wordprocessingGroup" xmlns:wpi="http://schemas.microsoft.com/office/word/2010/wordprocessingInk" xmlns:wne="http://schemas.microsoft.com/office/word/2006/wordml" xmlns:wps="http://schemas.microsoft.com/office/word/2010/wordprocessingShape" mc:Ignorable="w14 w15 w16se w16cid w16 w16cex w16sdtdh w16sdtfl w16du wp14">
-  <w:endnote w:type="separator" w:id="-1">
-    <w:p>
-      <w:r>
-        <w:separator/>
-      </w:r>
-    </w:p>
-  </w:endnote>
-  <w:endnote w:type="continuationSeparator" w:id="0">
-    <w:p>
-      <w:r>
-        <w:continuationSeparator/>
-      </w:r>
-    </w:p>
-  </w:endnote>
-</w:endnotes>
 </file>
 
 <file path=word/footer1.xml><?xml version="1.0" encoding="utf-8"?>
@@ -18199,25 +12865,6 @@
     </w:pPr>
   </w:p>
 </w:ftr>
-</file>
-
-<file path=word/footnotes.xml><?xml version="1.0" encoding="utf-8"?>
-<w:footnotes xmlns:wpc="http://schemas.microsoft.com/office/word/2010/wordprocessingCanvas" xmlns:cx="http://schemas.microsoft.com/office/drawing/2014/chartex" xmlns:cx1="http://schemas.microsoft.com/office/drawing/2015/9/8/chartex" xmlns:cx2="http://schemas.microsoft.com/office/drawing/2015/10/21/chartex" xmlns:cx3="http://schemas.microsoft.com/office/drawing/2016/5/9/chartex" xmlns:cx4="http://schemas.microsoft.com/office/drawing/2016/5/10/chartex" xmlns:cx5="http://schemas.microsoft.com/office/drawing/2016/5/11/chartex" xmlns:cx6="http://schemas.microsoft.com/office/drawing/2016/5/12/chartex" xmlns:cx7="http://schemas.microsoft.com/office/drawing/2016/5/13/chartex" xmlns:cx8="http://schemas.microsoft.com/office/drawing/2016/5/14/chartex" xmlns:mc="http://schemas.openxmlformats.org/markup-compatibility/2006" xmlns:aink="http://schemas.microsoft.com/office/drawing/2016/ink" xmlns:am3d="http://schemas.microsoft.com/office/drawing/2017/model3d" xmlns:o="urn:schemas-microsoft-com:office:office" xmlns:oel="http://schemas.microsoft.com/office/2019/extlst" xmlns:r="http://schemas.openxmlformats.org/officeDocument/2006/relationships" xmlns:m="http://schemas.openxmlformats.org/officeDocument/2006/math" xmlns:v="urn:schemas-microsoft-com:vml" xmlns:wp14="http://schemas.microsoft.com/office/word/2010/wordprocessingDrawing" xmlns:wp="http://schemas.openxmlformats.org/drawingml/2006/wordprocessingDrawing" xmlns:w10="urn:schemas-microsoft-com:office:word" xmlns:w="http://schemas.openxmlformats.org/wordprocessingml/2006/main" xmlns:w14="http://schemas.microsoft.com/office/word/2010/wordml" xmlns:w15="http://schemas.microsoft.com/office/word/2012/wordml" xmlns:w16cex="http://schemas.microsoft.com/office/word/2018/wordml/cex" xmlns:w16cid="http://schemas.microsoft.com/office/word/2016/wordml/cid" xmlns:w16="http://schemas.microsoft.com/office/word/2018/wordml" xmlns:w16du="http://schemas.microsoft.com/office/word/2023/wordml/word16du" xmlns:w16sdtdh="http://schemas.microsoft.com/office/word/2020/wordml/sdtdatahash" xmlns:w16sdtfl="http://schemas.microsoft.com/office/word/2024/wordml/sdtformatlock" xmlns:w16se="http://schemas.microsoft.com/office/word/2015/wordml/symex" xmlns:wpg="http://schemas.microsoft.com/office/word/2010/wordprocessingGroup" xmlns:wpi="http://schemas.microsoft.com/office/word/2010/wordprocessingInk" xmlns:wne="http://schemas.microsoft.com/office/word/2006/wordml" xmlns:wps="http://schemas.microsoft.com/office/word/2010/wordprocessingShape" mc:Ignorable="w14 w15 w16se w16cid w16 w16cex w16sdtdh w16sdtfl w16du wp14">
-  <w:footnote w:type="separator" w:id="-1">
-    <w:p>
-      <w:r>
-        <w:separator/>
-      </w:r>
-    </w:p>
-  </w:footnote>
-  <w:footnote w:type="continuationSeparator" w:id="0">
-    <w:p>
-      <w:r>
-        <w:continuationSeparator/>
-      </w:r>
-    </w:p>
-  </w:footnote>
-</w:footnotes>
 </file>
 
 <file path=word/header1.xml><?xml version="1.0" encoding="utf-8"?>
@@ -19512,29 +14159,178 @@
   <w:docDefaults>
     <w:rPrDefault>
       <w:rPr>
-        <w:rFonts w:ascii="Times New Roman" w:eastAsia="Times New Roman" w:hAnsi="Times New Roman" w:cs="Times New Roman"/>
-        <w:lang w:val="fr-FR" w:eastAsia="fr-FR" w:bidi="ar-SA"/>
+        <w:rFonts w:asciiTheme="minorHAnsi" w:eastAsiaTheme="minorHAnsi" w:hAnsiTheme="minorHAnsi" w:cstheme="minorBidi"/>
+        <w:kern w:val="2"/>
+        <w:sz w:val="24"/>
+        <w:szCs w:val="24"/>
+        <w:lang w:val="fr-FR" w:eastAsia="en-US" w:bidi="ar-SA"/>
+        <w14:ligatures w14:val="standardContextual"/>
       </w:rPr>
     </w:rPrDefault>
-    <w:pPrDefault/>
+    <w:pPrDefault>
+      <w:pPr>
+        <w:spacing w:after="160" w:line="278" w:lineRule="auto"/>
+      </w:pPr>
+    </w:pPrDefault>
   </w:docDefaults>
-  <w:latentStyles w:defLockedState="0" w:defUIPriority="0" w:defSemiHidden="0" w:defUnhideWhenUsed="0" w:defQFormat="0" w:count="376">
-    <w:lsdException w:name="Normal" w:qFormat="1"/>
-    <w:lsdException w:name="heading 1" w:qFormat="1"/>
-    <w:lsdException w:name="heading 2" w:qFormat="1"/>
-    <w:lsdException w:name="heading 3" w:qFormat="1"/>
-    <w:lsdException w:name="heading 4" w:semiHidden="1" w:unhideWhenUsed="1" w:qFormat="1"/>
-    <w:lsdException w:name="heading 5" w:semiHidden="1" w:unhideWhenUsed="1" w:qFormat="1"/>
-    <w:lsdException w:name="heading 6" w:semiHidden="1" w:unhideWhenUsed="1" w:qFormat="1"/>
-    <w:lsdException w:name="heading 7" w:semiHidden="1" w:unhideWhenUsed="1" w:qFormat="1"/>
-    <w:lsdException w:name="heading 8" w:semiHidden="1" w:unhideWhenUsed="1" w:qFormat="1"/>
-    <w:lsdException w:name="heading 9" w:semiHidden="1" w:unhideWhenUsed="1" w:qFormat="1"/>
-    <w:lsdException w:name="caption" w:semiHidden="1" w:unhideWhenUsed="1" w:qFormat="1"/>
-    <w:lsdException w:name="Title" w:qFormat="1"/>
-    <w:lsdException w:name="Subtitle" w:qFormat="1"/>
-    <w:lsdException w:name="Strong" w:qFormat="1"/>
-    <w:lsdException w:name="Emphasis" w:qFormat="1"/>
-    <w:lsdException w:name="Placeholder Text" w:semiHidden="1" w:uiPriority="99"/>
+  <w:latentStyles w:defLockedState="0" w:defUIPriority="99" w:defSemiHidden="0" w:defUnhideWhenUsed="0" w:defQFormat="0" w:count="376">
+    <w:lsdException w:name="Normal" w:uiPriority="0" w:qFormat="1"/>
+    <w:lsdException w:name="heading 1" w:uiPriority="0" w:qFormat="1"/>
+    <w:lsdException w:name="heading 2" w:semiHidden="1" w:uiPriority="0" w:unhideWhenUsed="1" w:qFormat="1"/>
+    <w:lsdException w:name="heading 3" w:semiHidden="1" w:uiPriority="0" w:unhideWhenUsed="1" w:qFormat="1"/>
+    <w:lsdException w:name="heading 4" w:semiHidden="1" w:uiPriority="9" w:unhideWhenUsed="1" w:qFormat="1"/>
+    <w:lsdException w:name="heading 5" w:semiHidden="1" w:uiPriority="9" w:unhideWhenUsed="1" w:qFormat="1"/>
+    <w:lsdException w:name="heading 6" w:semiHidden="1" w:uiPriority="9" w:unhideWhenUsed="1" w:qFormat="1"/>
+    <w:lsdException w:name="heading 7" w:semiHidden="1" w:uiPriority="9" w:unhideWhenUsed="1" w:qFormat="1"/>
+    <w:lsdException w:name="heading 8" w:semiHidden="1" w:uiPriority="9" w:unhideWhenUsed="1" w:qFormat="1"/>
+    <w:lsdException w:name="heading 9" w:semiHidden="1" w:uiPriority="9" w:unhideWhenUsed="1" w:qFormat="1"/>
+    <w:lsdException w:name="index 1" w:semiHidden="1" w:unhideWhenUsed="1"/>
+    <w:lsdException w:name="index 2" w:semiHidden="1" w:unhideWhenUsed="1"/>
+    <w:lsdException w:name="index 3" w:semiHidden="1" w:unhideWhenUsed="1"/>
+    <w:lsdException w:name="index 4" w:semiHidden="1" w:unhideWhenUsed="1"/>
+    <w:lsdException w:name="index 5" w:semiHidden="1" w:unhideWhenUsed="1"/>
+    <w:lsdException w:name="index 6" w:semiHidden="1" w:unhideWhenUsed="1"/>
+    <w:lsdException w:name="index 7" w:semiHidden="1" w:unhideWhenUsed="1"/>
+    <w:lsdException w:name="index 8" w:semiHidden="1" w:unhideWhenUsed="1"/>
+    <w:lsdException w:name="index 9" w:semiHidden="1" w:unhideWhenUsed="1"/>
+    <w:lsdException w:name="toc 1" w:semiHidden="1" w:uiPriority="0" w:unhideWhenUsed="1"/>
+    <w:lsdException w:name="toc 2" w:semiHidden="1" w:uiPriority="0" w:unhideWhenUsed="1"/>
+    <w:lsdException w:name="toc 3" w:semiHidden="1" w:uiPriority="0" w:unhideWhenUsed="1"/>
+    <w:lsdException w:name="toc 4" w:semiHidden="1" w:uiPriority="39" w:unhideWhenUsed="1"/>
+    <w:lsdException w:name="toc 5" w:semiHidden="1" w:uiPriority="39" w:unhideWhenUsed="1"/>
+    <w:lsdException w:name="toc 6" w:semiHidden="1" w:uiPriority="39" w:unhideWhenUsed="1"/>
+    <w:lsdException w:name="toc 7" w:semiHidden="1" w:uiPriority="39" w:unhideWhenUsed="1"/>
+    <w:lsdException w:name="toc 8" w:semiHidden="1" w:uiPriority="39" w:unhideWhenUsed="1"/>
+    <w:lsdException w:name="toc 9" w:semiHidden="1" w:uiPriority="39" w:unhideWhenUsed="1"/>
+    <w:lsdException w:name="Normal Indent" w:semiHidden="1" w:unhideWhenUsed="1"/>
+    <w:lsdException w:name="footnote text" w:semiHidden="1" w:unhideWhenUsed="1"/>
+    <w:lsdException w:name="annotation text" w:semiHidden="1" w:unhideWhenUsed="1"/>
+    <w:lsdException w:name="header" w:semiHidden="1" w:uiPriority="0" w:unhideWhenUsed="1"/>
+    <w:lsdException w:name="footer" w:semiHidden="1" w:uiPriority="0" w:unhideWhenUsed="1"/>
+    <w:lsdException w:name="index heading" w:semiHidden="1" w:unhideWhenUsed="1"/>
+    <w:lsdException w:name="caption" w:semiHidden="1" w:uiPriority="35" w:unhideWhenUsed="1" w:qFormat="1"/>
+    <w:lsdException w:name="table of figures" w:semiHidden="1" w:unhideWhenUsed="1"/>
+    <w:lsdException w:name="envelope address" w:semiHidden="1" w:unhideWhenUsed="1"/>
+    <w:lsdException w:name="envelope return" w:semiHidden="1" w:unhideWhenUsed="1"/>
+    <w:lsdException w:name="footnote reference" w:semiHidden="1" w:unhideWhenUsed="1"/>
+    <w:lsdException w:name="annotation reference" w:semiHidden="1" w:unhideWhenUsed="1"/>
+    <w:lsdException w:name="line number" w:semiHidden="1" w:unhideWhenUsed="1"/>
+    <w:lsdException w:name="page number" w:semiHidden="1" w:uiPriority="0" w:unhideWhenUsed="1"/>
+    <w:lsdException w:name="endnote reference" w:semiHidden="1" w:unhideWhenUsed="1"/>
+    <w:lsdException w:name="endnote text" w:semiHidden="1" w:unhideWhenUsed="1"/>
+    <w:lsdException w:name="table of authorities" w:semiHidden="1" w:unhideWhenUsed="1"/>
+    <w:lsdException w:name="macro" w:semiHidden="1" w:unhideWhenUsed="1"/>
+    <w:lsdException w:name="toa heading" w:semiHidden="1" w:unhideWhenUsed="1"/>
+    <w:lsdException w:name="List" w:semiHidden="1" w:unhideWhenUsed="1"/>
+    <w:lsdException w:name="List Bullet" w:semiHidden="1" w:unhideWhenUsed="1"/>
+    <w:lsdException w:name="List Number" w:semiHidden="1" w:unhideWhenUsed="1"/>
+    <w:lsdException w:name="List 2" w:semiHidden="1" w:unhideWhenUsed="1"/>
+    <w:lsdException w:name="List 3" w:semiHidden="1" w:unhideWhenUsed="1"/>
+    <w:lsdException w:name="List 4" w:semiHidden="1" w:unhideWhenUsed="1"/>
+    <w:lsdException w:name="List 5" w:semiHidden="1" w:unhideWhenUsed="1"/>
+    <w:lsdException w:name="List Bullet 2" w:semiHidden="1" w:unhideWhenUsed="1"/>
+    <w:lsdException w:name="List Bullet 3" w:semiHidden="1" w:unhideWhenUsed="1"/>
+    <w:lsdException w:name="List Bullet 4" w:semiHidden="1" w:unhideWhenUsed="1"/>
+    <w:lsdException w:name="List Bullet 5" w:semiHidden="1" w:unhideWhenUsed="1"/>
+    <w:lsdException w:name="List Number 2" w:semiHidden="1" w:unhideWhenUsed="1"/>
+    <w:lsdException w:name="List Number 3" w:semiHidden="1" w:unhideWhenUsed="1"/>
+    <w:lsdException w:name="List Number 4" w:semiHidden="1" w:unhideWhenUsed="1"/>
+    <w:lsdException w:name="List Number 5" w:semiHidden="1" w:unhideWhenUsed="1"/>
+    <w:lsdException w:name="Title" w:uiPriority="0" w:qFormat="1"/>
+    <w:lsdException w:name="Closing" w:semiHidden="1" w:unhideWhenUsed="1"/>
+    <w:lsdException w:name="Signature" w:semiHidden="1" w:unhideWhenUsed="1"/>
+    <w:lsdException w:name="Default Paragraph Font" w:semiHidden="1" w:uiPriority="1" w:unhideWhenUsed="1"/>
+    <w:lsdException w:name="Body Text" w:semiHidden="1" w:unhideWhenUsed="1"/>
+    <w:lsdException w:name="Body Text Indent" w:semiHidden="1" w:unhideWhenUsed="1"/>
+    <w:lsdException w:name="List Continue" w:semiHidden="1" w:unhideWhenUsed="1"/>
+    <w:lsdException w:name="List Continue 2" w:semiHidden="1" w:unhideWhenUsed="1"/>
+    <w:lsdException w:name="List Continue 3" w:semiHidden="1" w:unhideWhenUsed="1"/>
+    <w:lsdException w:name="List Continue 4" w:semiHidden="1" w:unhideWhenUsed="1"/>
+    <w:lsdException w:name="List Continue 5" w:semiHidden="1" w:unhideWhenUsed="1"/>
+    <w:lsdException w:name="Message Header" w:semiHidden="1" w:unhideWhenUsed="1"/>
+    <w:lsdException w:name="Subtitle" w:uiPriority="11" w:qFormat="1"/>
+    <w:lsdException w:name="Salutation" w:semiHidden="1" w:unhideWhenUsed="1"/>
+    <w:lsdException w:name="Date" w:semiHidden="1" w:unhideWhenUsed="1"/>
+    <w:lsdException w:name="Body Text First Indent" w:semiHidden="1" w:unhideWhenUsed="1"/>
+    <w:lsdException w:name="Body Text First Indent 2" w:semiHidden="1" w:unhideWhenUsed="1"/>
+    <w:lsdException w:name="Note Heading" w:semiHidden="1" w:unhideWhenUsed="1"/>
+    <w:lsdException w:name="Body Text 2" w:semiHidden="1" w:unhideWhenUsed="1"/>
+    <w:lsdException w:name="Body Text 3" w:semiHidden="1" w:unhideWhenUsed="1"/>
+    <w:lsdException w:name="Body Text Indent 2" w:semiHidden="1" w:unhideWhenUsed="1"/>
+    <w:lsdException w:name="Body Text Indent 3" w:semiHidden="1" w:unhideWhenUsed="1"/>
+    <w:lsdException w:name="Block Text" w:semiHidden="1" w:unhideWhenUsed="1"/>
+    <w:lsdException w:name="Hyperlink" w:semiHidden="1" w:unhideWhenUsed="1"/>
+    <w:lsdException w:name="FollowedHyperlink" w:semiHidden="1" w:unhideWhenUsed="1"/>
+    <w:lsdException w:name="Strong" w:uiPriority="22" w:qFormat="1"/>
+    <w:lsdException w:name="Emphasis" w:uiPriority="20" w:qFormat="1"/>
+    <w:lsdException w:name="Document Map" w:semiHidden="1" w:uiPriority="0" w:unhideWhenUsed="1"/>
+    <w:lsdException w:name="Plain Text" w:semiHidden="1" w:unhideWhenUsed="1"/>
+    <w:lsdException w:name="E-mail Signature" w:semiHidden="1" w:unhideWhenUsed="1"/>
+    <w:lsdException w:name="HTML Top of Form" w:semiHidden="1" w:unhideWhenUsed="1"/>
+    <w:lsdException w:name="HTML Bottom of Form" w:semiHidden="1" w:unhideWhenUsed="1"/>
+    <w:lsdException w:name="Normal (Web)" w:semiHidden="1" w:unhideWhenUsed="1"/>
+    <w:lsdException w:name="HTML Acronym" w:semiHidden="1" w:unhideWhenUsed="1"/>
+    <w:lsdException w:name="HTML Address" w:semiHidden="1" w:unhideWhenUsed="1"/>
+    <w:lsdException w:name="HTML Cite" w:semiHidden="1" w:unhideWhenUsed="1"/>
+    <w:lsdException w:name="HTML Code" w:semiHidden="1" w:unhideWhenUsed="1"/>
+    <w:lsdException w:name="HTML Definition" w:semiHidden="1" w:unhideWhenUsed="1"/>
+    <w:lsdException w:name="HTML Keyboard" w:semiHidden="1" w:unhideWhenUsed="1"/>
+    <w:lsdException w:name="HTML Preformatted" w:semiHidden="1" w:unhideWhenUsed="1"/>
+    <w:lsdException w:name="HTML Sample" w:semiHidden="1" w:unhideWhenUsed="1"/>
+    <w:lsdException w:name="HTML Typewriter" w:semiHidden="1" w:unhideWhenUsed="1"/>
+    <w:lsdException w:name="HTML Variable" w:semiHidden="1" w:unhideWhenUsed="1"/>
+    <w:lsdException w:name="Normal Table" w:semiHidden="1" w:unhideWhenUsed="1"/>
+    <w:lsdException w:name="annotation subject" w:semiHidden="1" w:unhideWhenUsed="1"/>
+    <w:lsdException w:name="No List" w:semiHidden="1" w:unhideWhenUsed="1"/>
+    <w:lsdException w:name="Outline List 1" w:semiHidden="1" w:unhideWhenUsed="1"/>
+    <w:lsdException w:name="Outline List 2" w:semiHidden="1" w:unhideWhenUsed="1"/>
+    <w:lsdException w:name="Outline List 3" w:semiHidden="1" w:unhideWhenUsed="1"/>
+    <w:lsdException w:name="Table Simple 1" w:semiHidden="1" w:unhideWhenUsed="1"/>
+    <w:lsdException w:name="Table Simple 2" w:semiHidden="1" w:unhideWhenUsed="1"/>
+    <w:lsdException w:name="Table Simple 3" w:semiHidden="1" w:unhideWhenUsed="1"/>
+    <w:lsdException w:name="Table Classic 1" w:semiHidden="1" w:unhideWhenUsed="1"/>
+    <w:lsdException w:name="Table Classic 2" w:semiHidden="1" w:unhideWhenUsed="1"/>
+    <w:lsdException w:name="Table Classic 3" w:semiHidden="1" w:unhideWhenUsed="1"/>
+    <w:lsdException w:name="Table Classic 4" w:semiHidden="1" w:unhideWhenUsed="1"/>
+    <w:lsdException w:name="Table Colorful 1" w:semiHidden="1" w:unhideWhenUsed="1"/>
+    <w:lsdException w:name="Table Colorful 2" w:semiHidden="1" w:unhideWhenUsed="1"/>
+    <w:lsdException w:name="Table Colorful 3" w:semiHidden="1" w:unhideWhenUsed="1"/>
+    <w:lsdException w:name="Table Columns 1" w:semiHidden="1" w:unhideWhenUsed="1"/>
+    <w:lsdException w:name="Table Columns 2" w:semiHidden="1" w:unhideWhenUsed="1"/>
+    <w:lsdException w:name="Table Columns 3" w:semiHidden="1" w:unhideWhenUsed="1"/>
+    <w:lsdException w:name="Table Columns 4" w:semiHidden="1" w:unhideWhenUsed="1"/>
+    <w:lsdException w:name="Table Columns 5" w:semiHidden="1" w:unhideWhenUsed="1"/>
+    <w:lsdException w:name="Table Grid 1" w:semiHidden="1" w:unhideWhenUsed="1"/>
+    <w:lsdException w:name="Table Grid 2" w:semiHidden="1" w:unhideWhenUsed="1"/>
+    <w:lsdException w:name="Table Grid 3" w:semiHidden="1" w:unhideWhenUsed="1"/>
+    <w:lsdException w:name="Table Grid 4" w:semiHidden="1" w:unhideWhenUsed="1"/>
+    <w:lsdException w:name="Table Grid 5" w:semiHidden="1" w:unhideWhenUsed="1"/>
+    <w:lsdException w:name="Table Grid 6" w:semiHidden="1" w:unhideWhenUsed="1"/>
+    <w:lsdException w:name="Table Grid 7" w:semiHidden="1" w:unhideWhenUsed="1"/>
+    <w:lsdException w:name="Table Grid 8" w:semiHidden="1" w:unhideWhenUsed="1"/>
+    <w:lsdException w:name="Table List 1" w:semiHidden="1" w:unhideWhenUsed="1"/>
+    <w:lsdException w:name="Table List 2" w:semiHidden="1" w:unhideWhenUsed="1"/>
+    <w:lsdException w:name="Table List 3" w:semiHidden="1" w:unhideWhenUsed="1"/>
+    <w:lsdException w:name="Table List 4" w:semiHidden="1" w:unhideWhenUsed="1"/>
+    <w:lsdException w:name="Table List 5" w:semiHidden="1" w:unhideWhenUsed="1"/>
+    <w:lsdException w:name="Table List 6" w:semiHidden="1" w:unhideWhenUsed="1"/>
+    <w:lsdException w:name="Table List 7" w:semiHidden="1" w:unhideWhenUsed="1"/>
+    <w:lsdException w:name="Table List 8" w:semiHidden="1" w:unhideWhenUsed="1"/>
+    <w:lsdException w:name="Table 3D effects 1" w:semiHidden="1" w:unhideWhenUsed="1"/>
+    <w:lsdException w:name="Table 3D effects 2" w:semiHidden="1" w:unhideWhenUsed="1"/>
+    <w:lsdException w:name="Table 3D effects 3" w:semiHidden="1" w:unhideWhenUsed="1"/>
+    <w:lsdException w:name="Table Contemporary" w:semiHidden="1" w:unhideWhenUsed="1"/>
+    <w:lsdException w:name="Table Elegant" w:semiHidden="1" w:unhideWhenUsed="1"/>
+    <w:lsdException w:name="Table Professional" w:semiHidden="1" w:unhideWhenUsed="1"/>
+    <w:lsdException w:name="Table Subtle 1" w:semiHidden="1" w:unhideWhenUsed="1"/>
+    <w:lsdException w:name="Table Subtle 2" w:semiHidden="1" w:unhideWhenUsed="1"/>
+    <w:lsdException w:name="Table Web 1" w:semiHidden="1" w:unhideWhenUsed="1"/>
+    <w:lsdException w:name="Table Web 2" w:semiHidden="1" w:unhideWhenUsed="1"/>
+    <w:lsdException w:name="Table Web 3" w:semiHidden="1" w:unhideWhenUsed="1"/>
+    <w:lsdException w:name="Balloon Text" w:semiHidden="1" w:unhideWhenUsed="1"/>
+    <w:lsdException w:name="Table Grid" w:uiPriority="39"/>
+    <w:lsdException w:name="Table Theme" w:semiHidden="1" w:unhideWhenUsed="1"/>
+    <w:lsdException w:name="Placeholder Text" w:semiHidden="1"/>
     <w:lsdException w:name="No Spacing" w:uiPriority="1" w:qFormat="1"/>
     <w:lsdException w:name="Light Shading" w:uiPriority="60"/>
     <w:lsdException w:name="Light List" w:uiPriority="61"/>
@@ -19556,7 +14352,7 @@
     <w:lsdException w:name="Medium Shading 1 Accent 1" w:uiPriority="63"/>
     <w:lsdException w:name="Medium Shading 2 Accent 1" w:uiPriority="64"/>
     <w:lsdException w:name="Medium List 1 Accent 1" w:uiPriority="65"/>
-    <w:lsdException w:name="Revision" w:semiHidden="1" w:uiPriority="99"/>
+    <w:lsdException w:name="Revision" w:semiHidden="1"/>
     <w:lsdException w:name="List Paragraph" w:uiPriority="34" w:qFormat="1"/>
     <w:lsdException w:name="Quote" w:uiPriority="29" w:qFormat="1"/>
     <w:lsdException w:name="Intense Quote" w:uiPriority="30" w:qFormat="1"/>
@@ -19749,78 +14545,221 @@
     <w:lsdException w:name="List Table 5 Dark Accent 6" w:uiPriority="50"/>
     <w:lsdException w:name="List Table 6 Colorful Accent 6" w:uiPriority="51"/>
     <w:lsdException w:name="List Table 7 Colorful Accent 6" w:uiPriority="52"/>
-    <w:lsdException w:name="Mention" w:semiHidden="1" w:uiPriority="99" w:unhideWhenUsed="1"/>
-    <w:lsdException w:name="Smart Hyperlink" w:semiHidden="1" w:uiPriority="99" w:unhideWhenUsed="1"/>
-    <w:lsdException w:name="Hashtag" w:semiHidden="1" w:uiPriority="99" w:unhideWhenUsed="1"/>
-    <w:lsdException w:name="Unresolved Mention" w:semiHidden="1" w:uiPriority="99" w:unhideWhenUsed="1"/>
-    <w:lsdException w:name="Smart Link" w:semiHidden="1" w:uiPriority="99" w:unhideWhenUsed="1"/>
+    <w:lsdException w:name="Mention" w:semiHidden="1" w:unhideWhenUsed="1"/>
+    <w:lsdException w:name="Smart Hyperlink" w:semiHidden="1" w:unhideWhenUsed="1"/>
+    <w:lsdException w:name="Hashtag" w:semiHidden="1" w:unhideWhenUsed="1"/>
+    <w:lsdException w:name="Unresolved Mention" w:semiHidden="1" w:unhideWhenUsed="1"/>
+    <w:lsdException w:name="Smart Link" w:semiHidden="1" w:unhideWhenUsed="1"/>
   </w:latentStyles>
   <w:style w:type="paragraph" w:default="1" w:styleId="Normal">
     <w:name w:val="Normal"/>
     <w:qFormat/>
-    <w:rPr>
-      <w:lang w:eastAsia="ru-RU"/>
-    </w:rPr>
   </w:style>
   <w:style w:type="paragraph" w:styleId="Titre1">
     <w:name w:val="heading 1"/>
     <w:basedOn w:val="Normal"/>
     <w:next w:val="Normal"/>
+    <w:link w:val="Titre1Car"/>
     <w:qFormat/>
+    <w:rsid w:val="008B40B3"/>
     <w:pPr>
       <w:keepNext/>
-      <w:spacing w:before="240" w:after="60"/>
+      <w:keepLines/>
+      <w:spacing w:before="360" w:after="80"/>
       <w:outlineLvl w:val="0"/>
     </w:pPr>
     <w:rPr>
-      <w:rFonts w:ascii="Arial" w:hAnsi="Arial" w:cs="Arial"/>
-      <w:b/>
-      <w:bCs/>
-      <w:kern w:val="28"/>
-      <w:sz w:val="28"/>
-      <w:szCs w:val="28"/>
+      <w:rFonts w:asciiTheme="majorHAnsi" w:eastAsiaTheme="majorEastAsia" w:hAnsiTheme="majorHAnsi" w:cstheme="majorBidi"/>
+      <w:color w:val="0F4761" w:themeColor="accent1" w:themeShade="BF"/>
+      <w:sz w:val="40"/>
+      <w:szCs w:val="40"/>
     </w:rPr>
   </w:style>
   <w:style w:type="paragraph" w:styleId="Titre2">
     <w:name w:val="heading 2"/>
     <w:basedOn w:val="Normal"/>
     <w:next w:val="Normal"/>
+    <w:link w:val="Titre2Car"/>
+    <w:unhideWhenUsed/>
     <w:qFormat/>
+    <w:rsid w:val="008B40B3"/>
     <w:pPr>
       <w:keepNext/>
+      <w:keepLines/>
+      <w:spacing w:before="160" w:after="80"/>
       <w:outlineLvl w:val="1"/>
     </w:pPr>
     <w:rPr>
-      <w:rFonts w:ascii="Arial" w:hAnsi="Arial" w:cs="Arial"/>
-      <w:b/>
-      <w:bCs/>
-      <w:sz w:val="24"/>
-      <w:szCs w:val="24"/>
-      <w:u w:val="single"/>
+      <w:rFonts w:asciiTheme="majorHAnsi" w:eastAsiaTheme="majorEastAsia" w:hAnsiTheme="majorHAnsi" w:cstheme="majorBidi"/>
+      <w:color w:val="0F4761" w:themeColor="accent1" w:themeShade="BF"/>
+      <w:sz w:val="32"/>
+      <w:szCs w:val="32"/>
     </w:rPr>
   </w:style>
   <w:style w:type="paragraph" w:styleId="Titre3">
     <w:name w:val="heading 3"/>
     <w:basedOn w:val="Normal"/>
     <w:next w:val="Normal"/>
+    <w:link w:val="Titre3Car"/>
+    <w:unhideWhenUsed/>
     <w:qFormat/>
+    <w:rsid w:val="008B40B3"/>
     <w:pPr>
       <w:keepNext/>
+      <w:keepLines/>
+      <w:spacing w:before="160" w:after="80"/>
       <w:outlineLvl w:val="2"/>
     </w:pPr>
     <w:rPr>
-      <w:rFonts w:ascii="Arial" w:hAnsi="Arial" w:cs="Arial"/>
-      <w:b/>
-      <w:bCs/>
+      <w:rFonts w:eastAsiaTheme="majorEastAsia" w:cstheme="majorBidi"/>
+      <w:color w:val="0F4761" w:themeColor="accent1" w:themeShade="BF"/>
+      <w:sz w:val="28"/>
+      <w:szCs w:val="28"/>
+    </w:rPr>
+  </w:style>
+  <w:style w:type="paragraph" w:styleId="Titre4">
+    <w:name w:val="heading 4"/>
+    <w:basedOn w:val="Normal"/>
+    <w:next w:val="Normal"/>
+    <w:link w:val="Titre4Car"/>
+    <w:uiPriority w:val="9"/>
+    <w:semiHidden/>
+    <w:unhideWhenUsed/>
+    <w:qFormat/>
+    <w:rsid w:val="008B40B3"/>
+    <w:pPr>
+      <w:keepNext/>
+      <w:keepLines/>
+      <w:spacing w:before="80" w:after="40"/>
+      <w:outlineLvl w:val="3"/>
+    </w:pPr>
+    <w:rPr>
+      <w:rFonts w:eastAsiaTheme="majorEastAsia" w:cstheme="majorBidi"/>
+      <w:i/>
+      <w:iCs/>
+      <w:color w:val="0F4761" w:themeColor="accent1" w:themeShade="BF"/>
+    </w:rPr>
+  </w:style>
+  <w:style w:type="paragraph" w:styleId="Titre5">
+    <w:name w:val="heading 5"/>
+    <w:basedOn w:val="Normal"/>
+    <w:next w:val="Normal"/>
+    <w:link w:val="Titre5Car"/>
+    <w:uiPriority w:val="9"/>
+    <w:semiHidden/>
+    <w:unhideWhenUsed/>
+    <w:qFormat/>
+    <w:rsid w:val="008B40B3"/>
+    <w:pPr>
+      <w:keepNext/>
+      <w:keepLines/>
+      <w:spacing w:before="80" w:after="40"/>
+      <w:outlineLvl w:val="4"/>
+    </w:pPr>
+    <w:rPr>
+      <w:rFonts w:eastAsiaTheme="majorEastAsia" w:cstheme="majorBidi"/>
+      <w:color w:val="0F4761" w:themeColor="accent1" w:themeShade="BF"/>
+    </w:rPr>
+  </w:style>
+  <w:style w:type="paragraph" w:styleId="Titre6">
+    <w:name w:val="heading 6"/>
+    <w:basedOn w:val="Normal"/>
+    <w:next w:val="Normal"/>
+    <w:link w:val="Titre6Car"/>
+    <w:uiPriority w:val="9"/>
+    <w:semiHidden/>
+    <w:unhideWhenUsed/>
+    <w:qFormat/>
+    <w:rsid w:val="008B40B3"/>
+    <w:pPr>
+      <w:keepNext/>
+      <w:keepLines/>
+      <w:spacing w:before="40" w:after="0"/>
+      <w:outlineLvl w:val="5"/>
+    </w:pPr>
+    <w:rPr>
+      <w:rFonts w:eastAsiaTheme="majorEastAsia" w:cstheme="majorBidi"/>
+      <w:i/>
+      <w:iCs/>
+      <w:color w:val="595959" w:themeColor="text1" w:themeTint="A6"/>
+    </w:rPr>
+  </w:style>
+  <w:style w:type="paragraph" w:styleId="Titre7">
+    <w:name w:val="heading 7"/>
+    <w:basedOn w:val="Normal"/>
+    <w:next w:val="Normal"/>
+    <w:link w:val="Titre7Car"/>
+    <w:uiPriority w:val="9"/>
+    <w:semiHidden/>
+    <w:unhideWhenUsed/>
+    <w:qFormat/>
+    <w:rsid w:val="008B40B3"/>
+    <w:pPr>
+      <w:keepNext/>
+      <w:keepLines/>
+      <w:spacing w:before="40" w:after="0"/>
+      <w:outlineLvl w:val="6"/>
+    </w:pPr>
+    <w:rPr>
+      <w:rFonts w:eastAsiaTheme="majorEastAsia" w:cstheme="majorBidi"/>
+      <w:color w:val="595959" w:themeColor="text1" w:themeTint="A6"/>
+    </w:rPr>
+  </w:style>
+  <w:style w:type="paragraph" w:styleId="Titre8">
+    <w:name w:val="heading 8"/>
+    <w:basedOn w:val="Normal"/>
+    <w:next w:val="Normal"/>
+    <w:link w:val="Titre8Car"/>
+    <w:uiPriority w:val="9"/>
+    <w:semiHidden/>
+    <w:unhideWhenUsed/>
+    <w:qFormat/>
+    <w:rsid w:val="008B40B3"/>
+    <w:pPr>
+      <w:keepNext/>
+      <w:keepLines/>
+      <w:spacing w:after="0"/>
+      <w:outlineLvl w:val="7"/>
+    </w:pPr>
+    <w:rPr>
+      <w:rFonts w:eastAsiaTheme="majorEastAsia" w:cstheme="majorBidi"/>
+      <w:i/>
+      <w:iCs/>
+      <w:color w:val="272727" w:themeColor="text1" w:themeTint="D8"/>
+    </w:rPr>
+  </w:style>
+  <w:style w:type="paragraph" w:styleId="Titre9">
+    <w:name w:val="heading 9"/>
+    <w:basedOn w:val="Normal"/>
+    <w:next w:val="Normal"/>
+    <w:link w:val="Titre9Car"/>
+    <w:uiPriority w:val="9"/>
+    <w:semiHidden/>
+    <w:unhideWhenUsed/>
+    <w:qFormat/>
+    <w:rsid w:val="008B40B3"/>
+    <w:pPr>
+      <w:keepNext/>
+      <w:keepLines/>
+      <w:spacing w:after="0"/>
+      <w:outlineLvl w:val="8"/>
+    </w:pPr>
+    <w:rPr>
+      <w:rFonts w:eastAsiaTheme="majorEastAsia" w:cstheme="majorBidi"/>
+      <w:color w:val="272727" w:themeColor="text1" w:themeTint="D8"/>
     </w:rPr>
   </w:style>
   <w:style w:type="character" w:default="1" w:styleId="Policepardfaut">
     <w:name w:val="Default Paragraph Font"/>
+    <w:uiPriority w:val="1"/>
     <w:semiHidden/>
+    <w:unhideWhenUsed/>
   </w:style>
   <w:style w:type="table" w:default="1" w:styleId="TableauNormal">
     <w:name w:val="Normal Table"/>
+    <w:uiPriority w:val="99"/>
     <w:semiHidden/>
+    <w:unhideWhenUsed/>
     <w:tblPr>
       <w:tblInd w:w="0" w:type="dxa"/>
       <w:tblCellMar>
@@ -19833,57 +14772,337 @@
   </w:style>
   <w:style w:type="numbering" w:default="1" w:styleId="Aucuneliste">
     <w:name w:val="No List"/>
+    <w:uiPriority w:val="99"/>
     <w:semiHidden/>
+    <w:unhideWhenUsed/>
   </w:style>
-  <w:style w:type="paragraph" w:customStyle="1" w:styleId="Textecourant">
-    <w:name w:val="Texte courant"/>
-    <w:pPr>
-      <w:widowControl w:val="0"/>
-      <w:spacing w:after="20"/>
-      <w:ind w:firstLine="284"/>
-      <w:jc w:val="both"/>
-    </w:pPr>
+  <w:style w:type="character" w:customStyle="1" w:styleId="Titre1Car">
+    <w:name w:val="Titre 1 Car"/>
+    <w:basedOn w:val="Policepardfaut"/>
+    <w:link w:val="Titre1"/>
+    <w:uiPriority w:val="9"/>
+    <w:rsid w:val="008B40B3"/>
     <w:rPr>
-      <w:rFonts w:ascii="ITC Mendoza Roman Book" w:hAnsi="ITC Mendoza Roman Book"/>
-      <w:sz w:val="19"/>
-      <w:szCs w:val="19"/>
-      <w:lang w:eastAsia="ru-RU"/>
+      <w:rFonts w:asciiTheme="majorHAnsi" w:eastAsiaTheme="majorEastAsia" w:hAnsiTheme="majorHAnsi" w:cstheme="majorBidi"/>
+      <w:color w:val="0F4761" w:themeColor="accent1" w:themeShade="BF"/>
+      <w:sz w:val="40"/>
+      <w:szCs w:val="40"/>
+    </w:rPr>
+  </w:style>
+  <w:style w:type="character" w:customStyle="1" w:styleId="Titre2Car">
+    <w:name w:val="Titre 2 Car"/>
+    <w:basedOn w:val="Policepardfaut"/>
+    <w:link w:val="Titre2"/>
+    <w:uiPriority w:val="9"/>
+    <w:semiHidden/>
+    <w:rsid w:val="008B40B3"/>
+    <w:rPr>
+      <w:rFonts w:asciiTheme="majorHAnsi" w:eastAsiaTheme="majorEastAsia" w:hAnsiTheme="majorHAnsi" w:cstheme="majorBidi"/>
+      <w:color w:val="0F4761" w:themeColor="accent1" w:themeShade="BF"/>
+      <w:sz w:val="32"/>
+      <w:szCs w:val="32"/>
+    </w:rPr>
+  </w:style>
+  <w:style w:type="character" w:customStyle="1" w:styleId="Titre3Car">
+    <w:name w:val="Titre 3 Car"/>
+    <w:basedOn w:val="Policepardfaut"/>
+    <w:link w:val="Titre3"/>
+    <w:uiPriority w:val="9"/>
+    <w:semiHidden/>
+    <w:rsid w:val="008B40B3"/>
+    <w:rPr>
+      <w:rFonts w:eastAsiaTheme="majorEastAsia" w:cstheme="majorBidi"/>
+      <w:color w:val="0F4761" w:themeColor="accent1" w:themeShade="BF"/>
+      <w:sz w:val="28"/>
+      <w:szCs w:val="28"/>
+    </w:rPr>
+  </w:style>
+  <w:style w:type="character" w:customStyle="1" w:styleId="Titre4Car">
+    <w:name w:val="Titre 4 Car"/>
+    <w:basedOn w:val="Policepardfaut"/>
+    <w:link w:val="Titre4"/>
+    <w:uiPriority w:val="9"/>
+    <w:semiHidden/>
+    <w:rsid w:val="008B40B3"/>
+    <w:rPr>
+      <w:rFonts w:eastAsiaTheme="majorEastAsia" w:cstheme="majorBidi"/>
+      <w:i/>
+      <w:iCs/>
+      <w:color w:val="0F4761" w:themeColor="accent1" w:themeShade="BF"/>
+    </w:rPr>
+  </w:style>
+  <w:style w:type="character" w:customStyle="1" w:styleId="Titre5Car">
+    <w:name w:val="Titre 5 Car"/>
+    <w:basedOn w:val="Policepardfaut"/>
+    <w:link w:val="Titre5"/>
+    <w:uiPriority w:val="9"/>
+    <w:semiHidden/>
+    <w:rsid w:val="008B40B3"/>
+    <w:rPr>
+      <w:rFonts w:eastAsiaTheme="majorEastAsia" w:cstheme="majorBidi"/>
+      <w:color w:val="0F4761" w:themeColor="accent1" w:themeShade="BF"/>
+    </w:rPr>
+  </w:style>
+  <w:style w:type="character" w:customStyle="1" w:styleId="Titre6Car">
+    <w:name w:val="Titre 6 Car"/>
+    <w:basedOn w:val="Policepardfaut"/>
+    <w:link w:val="Titre6"/>
+    <w:uiPriority w:val="9"/>
+    <w:semiHidden/>
+    <w:rsid w:val="008B40B3"/>
+    <w:rPr>
+      <w:rFonts w:eastAsiaTheme="majorEastAsia" w:cstheme="majorBidi"/>
+      <w:i/>
+      <w:iCs/>
+      <w:color w:val="595959" w:themeColor="text1" w:themeTint="A6"/>
+    </w:rPr>
+  </w:style>
+  <w:style w:type="character" w:customStyle="1" w:styleId="Titre7Car">
+    <w:name w:val="Titre 7 Car"/>
+    <w:basedOn w:val="Policepardfaut"/>
+    <w:link w:val="Titre7"/>
+    <w:uiPriority w:val="9"/>
+    <w:semiHidden/>
+    <w:rsid w:val="008B40B3"/>
+    <w:rPr>
+      <w:rFonts w:eastAsiaTheme="majorEastAsia" w:cstheme="majorBidi"/>
+      <w:color w:val="595959" w:themeColor="text1" w:themeTint="A6"/>
+    </w:rPr>
+  </w:style>
+  <w:style w:type="character" w:customStyle="1" w:styleId="Titre8Car">
+    <w:name w:val="Titre 8 Car"/>
+    <w:basedOn w:val="Policepardfaut"/>
+    <w:link w:val="Titre8"/>
+    <w:uiPriority w:val="9"/>
+    <w:semiHidden/>
+    <w:rsid w:val="008B40B3"/>
+    <w:rPr>
+      <w:rFonts w:eastAsiaTheme="majorEastAsia" w:cstheme="majorBidi"/>
+      <w:i/>
+      <w:iCs/>
+      <w:color w:val="272727" w:themeColor="text1" w:themeTint="D8"/>
+    </w:rPr>
+  </w:style>
+  <w:style w:type="character" w:customStyle="1" w:styleId="Titre9Car">
+    <w:name w:val="Titre 9 Car"/>
+    <w:basedOn w:val="Policepardfaut"/>
+    <w:link w:val="Titre9"/>
+    <w:uiPriority w:val="9"/>
+    <w:semiHidden/>
+    <w:rsid w:val="008B40B3"/>
+    <w:rPr>
+      <w:rFonts w:eastAsiaTheme="majorEastAsia" w:cstheme="majorBidi"/>
+      <w:color w:val="272727" w:themeColor="text1" w:themeTint="D8"/>
     </w:rPr>
   </w:style>
   <w:style w:type="paragraph" w:styleId="Titre">
     <w:name w:val="Title"/>
     <w:basedOn w:val="Normal"/>
+    <w:next w:val="Normal"/>
+    <w:link w:val="TitreCar"/>
     <w:qFormat/>
+    <w:rsid w:val="008B40B3"/>
     <w:pPr>
-      <w:tabs>
-        <w:tab w:val="left" w:pos="3960"/>
-      </w:tabs>
-      <w:ind w:right="-311"/>
+      <w:spacing w:after="80" w:line="240" w:lineRule="auto"/>
+      <w:contextualSpacing/>
+    </w:pPr>
+    <w:rPr>
+      <w:rFonts w:asciiTheme="majorHAnsi" w:eastAsiaTheme="majorEastAsia" w:hAnsiTheme="majorHAnsi" w:cstheme="majorBidi"/>
+      <w:spacing w:val="-10"/>
+      <w:kern w:val="28"/>
+      <w:sz w:val="56"/>
+      <w:szCs w:val="56"/>
+    </w:rPr>
+  </w:style>
+  <w:style w:type="character" w:customStyle="1" w:styleId="TitreCar">
+    <w:name w:val="Titre Car"/>
+    <w:basedOn w:val="Policepardfaut"/>
+    <w:link w:val="Titre"/>
+    <w:uiPriority w:val="10"/>
+    <w:rsid w:val="008B40B3"/>
+    <w:rPr>
+      <w:rFonts w:asciiTheme="majorHAnsi" w:eastAsiaTheme="majorEastAsia" w:hAnsiTheme="majorHAnsi" w:cstheme="majorBidi"/>
+      <w:spacing w:val="-10"/>
+      <w:kern w:val="28"/>
+      <w:sz w:val="56"/>
+      <w:szCs w:val="56"/>
+    </w:rPr>
+  </w:style>
+  <w:style w:type="paragraph" w:styleId="Sous-titre">
+    <w:name w:val="Subtitle"/>
+    <w:basedOn w:val="Normal"/>
+    <w:next w:val="Normal"/>
+    <w:link w:val="Sous-titreCar"/>
+    <w:uiPriority w:val="11"/>
+    <w:qFormat/>
+    <w:rsid w:val="008B40B3"/>
+    <w:pPr>
+      <w:numPr>
+        <w:ilvl w:val="1"/>
+      </w:numPr>
+    </w:pPr>
+    <w:rPr>
+      <w:rFonts w:eastAsiaTheme="majorEastAsia" w:cstheme="majorBidi"/>
+      <w:color w:val="595959" w:themeColor="text1" w:themeTint="A6"/>
+      <w:spacing w:val="15"/>
+      <w:sz w:val="28"/>
+      <w:szCs w:val="28"/>
+    </w:rPr>
+  </w:style>
+  <w:style w:type="character" w:customStyle="1" w:styleId="Sous-titreCar">
+    <w:name w:val="Sous-titre Car"/>
+    <w:basedOn w:val="Policepardfaut"/>
+    <w:link w:val="Sous-titre"/>
+    <w:uiPriority w:val="11"/>
+    <w:rsid w:val="008B40B3"/>
+    <w:rPr>
+      <w:rFonts w:eastAsiaTheme="majorEastAsia" w:cstheme="majorBidi"/>
+      <w:color w:val="595959" w:themeColor="text1" w:themeTint="A6"/>
+      <w:spacing w:val="15"/>
+      <w:sz w:val="28"/>
+      <w:szCs w:val="28"/>
+    </w:rPr>
+  </w:style>
+  <w:style w:type="paragraph" w:styleId="Citation">
+    <w:name w:val="Quote"/>
+    <w:basedOn w:val="Normal"/>
+    <w:next w:val="Normal"/>
+    <w:link w:val="CitationCar"/>
+    <w:uiPriority w:val="29"/>
+    <w:qFormat/>
+    <w:rsid w:val="008B40B3"/>
+    <w:pPr>
+      <w:spacing w:before="160"/>
       <w:jc w:val="center"/>
     </w:pPr>
     <w:rPr>
-      <w:rFonts w:ascii="Times" w:hAnsi="Times" w:cs="Times"/>
+      <w:i/>
+      <w:iCs/>
+      <w:color w:val="404040" w:themeColor="text1" w:themeTint="BF"/>
+    </w:rPr>
+  </w:style>
+  <w:style w:type="character" w:customStyle="1" w:styleId="CitationCar">
+    <w:name w:val="Citation Car"/>
+    <w:basedOn w:val="Policepardfaut"/>
+    <w:link w:val="Citation"/>
+    <w:uiPriority w:val="29"/>
+    <w:rsid w:val="008B40B3"/>
+    <w:rPr>
+      <w:i/>
+      <w:iCs/>
+      <w:color w:val="404040" w:themeColor="text1" w:themeTint="BF"/>
+    </w:rPr>
+  </w:style>
+  <w:style w:type="paragraph" w:styleId="Paragraphedeliste">
+    <w:name w:val="List Paragraph"/>
+    <w:basedOn w:val="Normal"/>
+    <w:uiPriority w:val="34"/>
+    <w:qFormat/>
+    <w:rsid w:val="008B40B3"/>
+    <w:pPr>
+      <w:ind w:left="720"/>
+      <w:contextualSpacing/>
+    </w:pPr>
+  </w:style>
+  <w:style w:type="character" w:styleId="Accentuationintense">
+    <w:name w:val="Intense Emphasis"/>
+    <w:basedOn w:val="Policepardfaut"/>
+    <w:uiPriority w:val="21"/>
+    <w:qFormat/>
+    <w:rsid w:val="008B40B3"/>
+    <w:rPr>
+      <w:i/>
+      <w:iCs/>
+      <w:color w:val="0F4761" w:themeColor="accent1" w:themeShade="BF"/>
+    </w:rPr>
+  </w:style>
+  <w:style w:type="paragraph" w:styleId="Citationintense">
+    <w:name w:val="Intense Quote"/>
+    <w:basedOn w:val="Normal"/>
+    <w:next w:val="Normal"/>
+    <w:link w:val="CitationintenseCar"/>
+    <w:uiPriority w:val="30"/>
+    <w:qFormat/>
+    <w:rsid w:val="008B40B3"/>
+    <w:pPr>
+      <w:pBdr>
+        <w:top w:val="single" w:sz="4" w:space="10" w:color="0F4761" w:themeColor="accent1" w:themeShade="BF"/>
+        <w:bottom w:val="single" w:sz="4" w:space="10" w:color="0F4761" w:themeColor="accent1" w:themeShade="BF"/>
+      </w:pBdr>
+      <w:spacing w:before="360" w:after="360"/>
+      <w:ind w:left="864" w:right="864"/>
+      <w:jc w:val="center"/>
+    </w:pPr>
+    <w:rPr>
+      <w:i/>
+      <w:iCs/>
+      <w:color w:val="0F4761" w:themeColor="accent1" w:themeShade="BF"/>
+    </w:rPr>
+  </w:style>
+  <w:style w:type="character" w:customStyle="1" w:styleId="CitationintenseCar">
+    <w:name w:val="Citation intense Car"/>
+    <w:basedOn w:val="Policepardfaut"/>
+    <w:link w:val="Citationintense"/>
+    <w:uiPriority w:val="30"/>
+    <w:rsid w:val="008B40B3"/>
+    <w:rPr>
+      <w:i/>
+      <w:iCs/>
+      <w:color w:val="0F4761" w:themeColor="accent1" w:themeShade="BF"/>
+    </w:rPr>
+  </w:style>
+  <w:style w:type="character" w:styleId="Rfrenceintense">
+    <w:name w:val="Intense Reference"/>
+    <w:basedOn w:val="Policepardfaut"/>
+    <w:uiPriority w:val="32"/>
+    <w:qFormat/>
+    <w:rsid w:val="008B40B3"/>
+    <w:rPr>
       <w:b/>
       <w:bCs/>
-      <w:sz w:val="24"/>
-      <w:szCs w:val="24"/>
+      <w:smallCaps/>
+      <w:color w:val="0F4761" w:themeColor="accent1" w:themeShade="BF"/>
+      <w:spacing w:val="5"/>
+    </w:rPr>
+  </w:style>
+  <w:style w:type="paragraph" w:customStyle="1" w:styleId="Textecourant">
+    <w:name w:val="Texte courant"/>
+    <w:rsid w:val="008B40B3"/>
+    <w:pPr>
+      <w:widowControl w:val="0"/>
+      <w:spacing w:after="20" w:line="240" w:lineRule="auto"/>
+      <w:ind w:firstLine="284"/>
+      <w:jc w:val="both"/>
+    </w:pPr>
+    <w:rPr>
+      <w:rFonts w:ascii="ITC Mendoza Roman Book" w:eastAsia="Times New Roman" w:hAnsi="ITC Mendoza Roman Book" w:cs="Times New Roman"/>
+      <w:kern w:val="0"/>
+      <w:sz w:val="19"/>
+      <w:szCs w:val="19"/>
+      <w:lang w:eastAsia="ru-RU"/>
+      <w14:ligatures w14:val="none"/>
     </w:rPr>
   </w:style>
   <w:style w:type="paragraph" w:customStyle="1" w:styleId="H3">
     <w:name w:val="H3"/>
     <w:basedOn w:val="Normal"/>
     <w:next w:val="Normal"/>
+    <w:rsid w:val="008B40B3"/>
     <w:pPr>
       <w:keepNext/>
-      <w:spacing w:before="100" w:after="100"/>
+      <w:spacing w:before="100" w:after="100" w:line="240" w:lineRule="auto"/>
       <w:outlineLvl w:val="3"/>
     </w:pPr>
     <w:rPr>
+      <w:rFonts w:ascii="Times New Roman" w:eastAsia="Times New Roman" w:hAnsi="Times New Roman" w:cs="Times New Roman"/>
       <w:b/>
       <w:bCs/>
       <w:snapToGrid w:val="0"/>
+      <w:kern w:val="0"/>
       <w:sz w:val="28"/>
       <w:szCs w:val="28"/>
+      <w:lang w:eastAsia="ru-RU"/>
+      <w14:ligatures w14:val="none"/>
     </w:rPr>
   </w:style>
   <w:style w:type="paragraph" w:styleId="TM1">
@@ -19892,6 +15111,18 @@
     <w:next w:val="Normal"/>
     <w:autoRedefine/>
     <w:semiHidden/>
+    <w:rsid w:val="008B40B3"/>
+    <w:pPr>
+      <w:spacing w:after="0" w:line="240" w:lineRule="auto"/>
+    </w:pPr>
+    <w:rPr>
+      <w:rFonts w:ascii="Times New Roman" w:eastAsia="Times New Roman" w:hAnsi="Times New Roman" w:cs="Times New Roman"/>
+      <w:kern w:val="0"/>
+      <w:sz w:val="20"/>
+      <w:szCs w:val="20"/>
+      <w:lang w:eastAsia="ru-RU"/>
+      <w14:ligatures w14:val="none"/>
+    </w:rPr>
   </w:style>
   <w:style w:type="paragraph" w:styleId="TM2">
     <w:name w:val="toc 2"/>
@@ -19899,9 +15130,19 @@
     <w:next w:val="Normal"/>
     <w:autoRedefine/>
     <w:semiHidden/>
+    <w:rsid w:val="008B40B3"/>
     <w:pPr>
+      <w:spacing w:after="0" w:line="240" w:lineRule="auto"/>
       <w:ind w:left="200"/>
     </w:pPr>
+    <w:rPr>
+      <w:rFonts w:ascii="Times New Roman" w:eastAsia="Times New Roman" w:hAnsi="Times New Roman" w:cs="Times New Roman"/>
+      <w:kern w:val="0"/>
+      <w:sz w:val="20"/>
+      <w:szCs w:val="20"/>
+      <w:lang w:eastAsia="ru-RU"/>
+      <w14:ligatures w14:val="none"/>
+    </w:rPr>
   </w:style>
   <w:style w:type="paragraph" w:styleId="TM3">
     <w:name w:val="toc 3"/>
@@ -19909,51 +15150,120 @@
     <w:next w:val="Normal"/>
     <w:autoRedefine/>
     <w:semiHidden/>
+    <w:rsid w:val="008B40B3"/>
     <w:pPr>
+      <w:spacing w:after="0" w:line="240" w:lineRule="auto"/>
       <w:ind w:left="400"/>
     </w:pPr>
+    <w:rPr>
+      <w:rFonts w:ascii="Times New Roman" w:eastAsia="Times New Roman" w:hAnsi="Times New Roman" w:cs="Times New Roman"/>
+      <w:kern w:val="0"/>
+      <w:sz w:val="20"/>
+      <w:szCs w:val="20"/>
+      <w:lang w:eastAsia="ru-RU"/>
+      <w14:ligatures w14:val="none"/>
+    </w:rPr>
   </w:style>
   <w:style w:type="paragraph" w:styleId="En-tte">
     <w:name w:val="header"/>
     <w:basedOn w:val="Normal"/>
+    <w:link w:val="En-tteCar"/>
+    <w:rsid w:val="008B40B3"/>
     <w:pPr>
       <w:tabs>
         <w:tab w:val="center" w:pos="4536"/>
         <w:tab w:val="right" w:pos="9072"/>
       </w:tabs>
+      <w:spacing w:after="0" w:line="240" w:lineRule="auto"/>
     </w:pPr>
     <w:rPr>
-      <w:sz w:val="24"/>
-      <w:szCs w:val="24"/>
+      <w:rFonts w:ascii="Times New Roman" w:eastAsia="Times New Roman" w:hAnsi="Times New Roman" w:cs="Times New Roman"/>
+      <w:kern w:val="0"/>
+      <w:lang w:eastAsia="ru-RU"/>
+      <w14:ligatures w14:val="none"/>
+    </w:rPr>
+  </w:style>
+  <w:style w:type="character" w:customStyle="1" w:styleId="En-tteCar">
+    <w:name w:val="En-tête Car"/>
+    <w:basedOn w:val="Policepardfaut"/>
+    <w:link w:val="En-tte"/>
+    <w:rsid w:val="008B40B3"/>
+    <w:rPr>
+      <w:rFonts w:ascii="Times New Roman" w:eastAsia="Times New Roman" w:hAnsi="Times New Roman" w:cs="Times New Roman"/>
+      <w:kern w:val="0"/>
+      <w:lang w:eastAsia="ru-RU"/>
+      <w14:ligatures w14:val="none"/>
     </w:rPr>
   </w:style>
   <w:style w:type="character" w:styleId="Numrodepage">
     <w:name w:val="page number"/>
     <w:basedOn w:val="Policepardfaut"/>
+    <w:rsid w:val="008B40B3"/>
   </w:style>
   <w:style w:type="paragraph" w:styleId="Pieddepage">
     <w:name w:val="footer"/>
     <w:basedOn w:val="Normal"/>
+    <w:link w:val="PieddepageCar"/>
+    <w:rsid w:val="008B40B3"/>
     <w:pPr>
       <w:tabs>
         <w:tab w:val="center" w:pos="4536"/>
         <w:tab w:val="right" w:pos="9072"/>
       </w:tabs>
+      <w:spacing w:after="0" w:line="240" w:lineRule="auto"/>
     </w:pPr>
     <w:rPr>
-      <w:sz w:val="24"/>
-      <w:szCs w:val="24"/>
+      <w:rFonts w:ascii="Times New Roman" w:eastAsia="Times New Roman" w:hAnsi="Times New Roman" w:cs="Times New Roman"/>
+      <w:kern w:val="0"/>
+      <w:lang w:eastAsia="ru-RU"/>
+      <w14:ligatures w14:val="none"/>
+    </w:rPr>
+  </w:style>
+  <w:style w:type="character" w:customStyle="1" w:styleId="PieddepageCar">
+    <w:name w:val="Pied de page Car"/>
+    <w:basedOn w:val="Policepardfaut"/>
+    <w:link w:val="Pieddepage"/>
+    <w:rsid w:val="008B40B3"/>
+    <w:rPr>
+      <w:rFonts w:ascii="Times New Roman" w:eastAsia="Times New Roman" w:hAnsi="Times New Roman" w:cs="Times New Roman"/>
+      <w:kern w:val="0"/>
+      <w:lang w:eastAsia="ru-RU"/>
+      <w14:ligatures w14:val="none"/>
     </w:rPr>
   </w:style>
   <w:style w:type="paragraph" w:styleId="Explorateurdedocuments">
     <w:name w:val="Document Map"/>
     <w:basedOn w:val="Normal"/>
+    <w:link w:val="ExplorateurdedocumentsCar"/>
     <w:semiHidden/>
+    <w:rsid w:val="008B40B3"/>
     <w:pPr>
       <w:shd w:val="clear" w:color="auto" w:fill="000080"/>
+      <w:spacing w:after="0" w:line="240" w:lineRule="auto"/>
     </w:pPr>
     <w:rPr>
-      <w:rFonts w:ascii="Tahoma" w:hAnsi="Tahoma"/>
+      <w:rFonts w:ascii="Tahoma" w:eastAsia="Times New Roman" w:hAnsi="Tahoma" w:cs="Times New Roman"/>
+      <w:kern w:val="0"/>
+      <w:sz w:val="20"/>
+      <w:szCs w:val="20"/>
+      <w:lang w:eastAsia="ru-RU"/>
+      <w14:ligatures w14:val="none"/>
+    </w:rPr>
+  </w:style>
+  <w:style w:type="character" w:customStyle="1" w:styleId="ExplorateurdedocumentsCar">
+    <w:name w:val="Explorateur de documents Car"/>
+    <w:basedOn w:val="Policepardfaut"/>
+    <w:link w:val="Explorateurdedocuments"/>
+    <w:semiHidden/>
+    <w:rsid w:val="008B40B3"/>
+    <w:rPr>
+      <w:rFonts w:ascii="Tahoma" w:eastAsia="Times New Roman" w:hAnsi="Tahoma" w:cs="Times New Roman"/>
+      <w:kern w:val="0"/>
+      <w:sz w:val="20"/>
+      <w:szCs w:val="20"/>
+      <w:shd w:val="clear" w:color="auto" w:fill="000080"/>
+      <w:lang w:eastAsia="ru-RU"/>
+      <w14:ligatures w14:val="none"/>
     </w:rPr>
   </w:style>
 </w:styles>
